--- a/docs/files/f90_AI面试备考资料.docx
+++ b/docs/files/f90_AI面试备考资料.docx
@@ -13,11 +13,11 @@
       <w:r>
         <w:rPr>
           <w:rFonts w:ascii="Calibri" w:hAnsi="Calibri" w:eastAsia="微软雅黑"/>
-          <w:b w:val="0"/>
-          <w:color w:val="6B5B7A"/>
+          <w:b/>
+          <w:color w:val="3D2A4A"/>
           <w:sz w:val="64"/>
         </w:rPr>
-        <w:t>联合利华UFLP AI面试备考资料</w:t>
+        <w:t>联合利华 UFLP</w:t>
       </w:r>
     </w:p>
     <w:p>
@@ -28,7 +28,7 @@
         <w:rPr>
           <w:rFonts w:ascii="Calibri" w:hAnsi="Calibri" w:eastAsia="微软雅黑"/>
           <w:b w:val="0"/>
-          <w:color w:val="E8D8D0"/>
+          <w:color w:val="C9A88E"/>
           <w:sz w:val="28"/>
         </w:rPr>
         <w:t>— ✿ —</w:t>
@@ -42,7 +42,7 @@
         <w:rPr>
           <w:rFonts w:ascii="Calibri" w:hAnsi="Calibri" w:eastAsia="微软雅黑"/>
           <w:b w:val="0"/>
-          <w:color w:val="A88B9A"/>
+          <w:color w:val="2B4F6B"/>
           <w:sz w:val="36"/>
         </w:rPr>
         <w:t>面试备考资料</w:t>
@@ -57,7 +57,7 @@
         <w:rPr>
           <w:rFonts w:ascii="Calibri" w:hAnsi="Calibri" w:eastAsia="微软雅黑"/>
           <w:b w:val="0"/>
-          <w:color w:val="4A4A4A"/>
+          <w:color w:val="2B2B2B"/>
           <w:sz w:val="30"/>
         </w:rPr>
         <w:t>联合利华</w:t>
@@ -71,7 +71,7 @@
         <w:rPr>
           <w:rFonts w:ascii="Calibri" w:hAnsi="Calibri" w:eastAsia="微软雅黑"/>
           <w:b w:val="0"/>
-          <w:color w:val="D4A89A"/>
+          <w:color w:val="A8574F"/>
           <w:sz w:val="26"/>
         </w:rPr>
         <w:t>UFLP管理培训生（供应链与采购方向）</w:t>
@@ -86,7 +86,7 @@
         <w:rPr>
           <w:rFonts w:ascii="Calibri" w:hAnsi="Calibri" w:eastAsia="微软雅黑"/>
           <w:b w:val="0"/>
-          <w:color w:val="999999"/>
+          <w:color w:val="5A5A5A"/>
           <w:sz w:val="22"/>
         </w:rPr>
         <w:t>文雪 · 山东大学 · 供应链管理 · 2027届</w:t>
@@ -100,7 +100,7 @@
         <w:rPr>
           <w:rFonts w:ascii="Calibri" w:hAnsi="Calibri" w:eastAsia="微软雅黑"/>
           <w:b w:val="0"/>
-          <w:color w:val="999999"/>
+          <w:color w:val="5A5A5A"/>
           <w:sz w:val="20"/>
         </w:rPr>
         <w:t>生成日期：2026-09-21</w:t>
@@ -118,8 +118,8 @@
       <w:r>
         <w:rPr>
           <w:rFonts w:ascii="Calibri" w:hAnsi="Calibri" w:eastAsia="微软雅黑"/>
-          <w:b w:val="0"/>
-          <w:color w:val="6B5B7A"/>
+          <w:b/>
+          <w:color w:val="3D2A4A"/>
           <w:sz w:val="48"/>
         </w:rPr>
         <w:t>目  录</w:t>
@@ -133,29 +133,13 @@
         <w:rPr>
           <w:rFonts w:ascii="Calibri" w:hAnsi="Calibri" w:eastAsia="微软雅黑"/>
           <w:b w:val="0"/>
-          <w:color w:val="E8D8D0"/>
+          <w:color w:val="C9A88E"/>
           <w:sz w:val="24"/>
         </w:rPr>
         <w:t>— ✿ —</w:t>
       </w:r>
     </w:p>
     <w:p/>
-    <w:p>
-      <w:pPr>
-        <w:spacing w:after="80"/>
-      </w:pPr>
-      <w:hyperlink w:anchor="toc_heading_1" w:history="1">
-        <w:r>
-          <w:rPr>
-            <w:rFonts w:ascii="Times New Roman" w:hAnsi="Times New Roman" w:eastAsia="宋体"/>
-            <w:sz w:val="24"/>
-            <w:szCs w:val="24"/>
-            <w:color w:val="6B5B7A"/>
-          </w:rPr>
-          <w:t xml:space="preserve">目录</w:t>
-        </w:r>
-      </w:hyperlink>
-    </w:p>
     <w:p>
       <w:pPr>
         <w:spacing w:after="80"/>
@@ -164,9 +148,11 @@
         <w:r>
           <w:rPr>
             <w:rFonts w:ascii="Times New Roman" w:hAnsi="Times New Roman" w:eastAsia="宋体"/>
+            <w:b/>
+            <w:bCs/>
             <w:sz w:val="24"/>
             <w:szCs w:val="24"/>
-            <w:color w:val="6B5B7A"/>
+            <w:color w:val="3D2A4A"/>
           </w:rPr>
           <w:t xml:space="preserve">一、AI 面试真实机制（基于真实面经修正）</w:t>
         </w:r>
@@ -183,7 +169,7 @@
             <w:rFonts w:ascii="Times New Roman" w:hAnsi="Times New Roman" w:eastAsia="宋体"/>
             <w:sz w:val="22"/>
             <w:szCs w:val="22"/>
-            <w:color w:val="A88B9A"/>
+            <w:color w:val="2B4F6B"/>
           </w:rPr>
           <w:t xml:space="preserve">1.1 题量与时长</w:t>
         </w:r>
@@ -200,7 +186,7 @@
             <w:rFonts w:ascii="Times New Roman" w:hAnsi="Times New Roman" w:eastAsia="宋体"/>
             <w:sz w:val="22"/>
             <w:szCs w:val="22"/>
-            <w:color w:val="A88B9A"/>
+            <w:color w:val="2B4F6B"/>
           </w:rPr>
           <w:t xml:space="preserve">1.2 追问机制（最关键！之前完全没准备）</w:t>
         </w:r>
@@ -217,7 +203,7 @@
             <w:rFonts w:ascii="Times New Roman" w:hAnsi="Times New Roman" w:eastAsia="宋体"/>
             <w:sz w:val="22"/>
             <w:szCs w:val="22"/>
-            <w:color w:val="A88B9A"/>
+            <w:color w:val="2B4F6B"/>
           </w:rPr>
           <w:t xml:space="preserve">1.3 16秒准备时间怎么应对</w:t>
         </w:r>
@@ -234,7 +220,7 @@
             <w:rFonts w:ascii="Times New Roman" w:hAnsi="Times New Roman" w:eastAsia="宋体"/>
             <w:sz w:val="22"/>
             <w:szCs w:val="22"/>
-            <w:color w:val="A88B9A"/>
+            <w:color w:val="2B4F6B"/>
           </w:rPr>
           <w:t xml:space="preserve">1.4 你这场的硬性约束（文雪专属）</w:t>
         </w:r>
@@ -248,9 +234,11 @@
         <w:r>
           <w:rPr>
             <w:rFonts w:ascii="Times New Roman" w:hAnsi="Times New Roman" w:eastAsia="宋体"/>
+            <w:b/>
+            <w:bCs/>
             <w:sz w:val="24"/>
             <w:szCs w:val="24"/>
-            <w:color w:val="6B5B7A"/>
+            <w:color w:val="3D2A4A"/>
           </w:rPr>
           <w:t xml:space="preserve">二、技术准备与现场执行</w:t>
         </w:r>
@@ -267,7 +255,7 @@
             <w:rFonts w:ascii="Times New Roman" w:hAnsi="Times New Roman" w:eastAsia="宋体"/>
             <w:sz w:val="22"/>
             <w:szCs w:val="22"/>
-            <w:color w:val="A88B9A"/>
+            <w:color w:val="2B4F6B"/>
           </w:rPr>
           <w:t xml:space="preserve">2.1 设备与环境</w:t>
         </w:r>
@@ -284,7 +272,7 @@
             <w:rFonts w:ascii="Times New Roman" w:hAnsi="Times New Roman" w:eastAsia="宋体"/>
             <w:sz w:val="22"/>
             <w:szCs w:val="22"/>
-            <w:color w:val="A88B9A"/>
+            <w:color w:val="2B4F6B"/>
           </w:rPr>
           <w:t xml:space="preserve">2.2 录制当天铁律</w:t>
         </w:r>
@@ -301,7 +289,7 @@
             <w:rFonts w:ascii="Times New Roman" w:hAnsi="Times New Roman" w:eastAsia="宋体"/>
             <w:sz w:val="22"/>
             <w:szCs w:val="22"/>
-            <w:color w:val="A88B9A"/>
+            <w:color w:val="2B4F6B"/>
           </w:rPr>
           <w:t xml:space="preserve">2.3 必须做的测试录制</w:t>
         </w:r>
@@ -315,9 +303,11 @@
         <w:r>
           <w:rPr>
             <w:rFonts w:ascii="Times New Roman" w:hAnsi="Times New Roman" w:eastAsia="宋体"/>
+            <w:b/>
+            <w:bCs/>
             <w:sz w:val="24"/>
             <w:szCs w:val="24"/>
-            <w:color w:val="6B5B7A"/>
+            <w:color w:val="3D2A4A"/>
           </w:rPr>
           <w:t xml:space="preserve">三、答题底层策略</w:t>
         </w:r>
@@ -334,7 +324,7 @@
             <w:rFonts w:ascii="Times New Roman" w:hAnsi="Times New Roman" w:eastAsia="宋体"/>
             <w:sz w:val="22"/>
             <w:szCs w:val="22"/>
-            <w:color w:val="A88B9A"/>
+            <w:color w:val="2B4F6B"/>
           </w:rPr>
           <w:t xml:space="preserve">3.1 3分钟STAR结构（不是60-90秒版！）</w:t>
         </w:r>
@@ -351,7 +341,7 @@
             <w:rFonts w:ascii="Times New Roman" w:hAnsi="Times New Roman" w:eastAsia="宋体"/>
             <w:sz w:val="22"/>
             <w:szCs w:val="22"/>
-            <w:color w:val="A88B9A"/>
+            <w:color w:val="2B4F6B"/>
           </w:rPr>
           <w:t xml:space="preserve">3.2 追问应对策略</w:t>
         </w:r>
@@ -368,7 +358,7 @@
             <w:rFonts w:ascii="Times New Roman" w:hAnsi="Times New Roman" w:eastAsia="宋体"/>
             <w:sz w:val="22"/>
             <w:szCs w:val="22"/>
-            <w:color w:val="A88B9A"/>
+            <w:color w:val="2B4F6B"/>
           </w:rPr>
           <w:t xml:space="preserve">3.3 故事复用策略（一套故事打7大类）</w:t>
         </w:r>
@@ -382,9 +372,11 @@
         <w:r>
           <w:rPr>
             <w:rFonts w:ascii="Times New Roman" w:hAnsi="Times New Roman" w:eastAsia="宋体"/>
+            <w:b/>
+            <w:bCs/>
             <w:sz w:val="24"/>
             <w:szCs w:val="24"/>
-            <w:color w:val="6B5B7A"/>
+            <w:color w:val="3D2A4A"/>
           </w:rPr>
           <w:t xml:space="preserve">四、7大类题型 + 文雪定制回答</w:t>
         </w:r>
@@ -401,7 +393,7 @@
             <w:rFonts w:ascii="Times New Roman" w:hAnsi="Times New Roman" w:eastAsia="宋体"/>
             <w:sz w:val="22"/>
             <w:szCs w:val="22"/>
-            <w:color w:val="A88B9A"/>
+            <w:color w:val="2B4F6B"/>
           </w:rPr>
           <w:t xml:space="preserve">4.0 毕业时间确认（第1题·必考题）</w:t>
         </w:r>
@@ -418,7 +410,7 @@
             <w:rFonts w:ascii="Times New Roman" w:hAnsi="Times New Roman" w:eastAsia="宋体"/>
             <w:sz w:val="21"/>
             <w:szCs w:val="21"/>
-            <w:color w:val="999999"/>
+            <w:color w:val="5A5A5A"/>
           </w:rPr>
           <w:t xml:space="preserve">Q：你是否已经毕业？你实际预计的毕业日期是什么时候？</w:t>
         </w:r>
@@ -435,7 +427,7 @@
             <w:rFonts w:ascii="Times New Roman" w:hAnsi="Times New Roman" w:eastAsia="宋体"/>
             <w:sz w:val="22"/>
             <w:szCs w:val="22"/>
-            <w:color w:val="A88B9A"/>
+            <w:color w:val="2B4F6B"/>
           </w:rPr>
           <w:t xml:space="preserve">4.1 动机类（必考题：为什么选联合利华/岗位）</w:t>
         </w:r>
@@ -452,7 +444,7 @@
             <w:rFonts w:ascii="Times New Roman" w:hAnsi="Times New Roman" w:eastAsia="宋体"/>
             <w:sz w:val="21"/>
             <w:szCs w:val="21"/>
-            <w:color w:val="999999"/>
+            <w:color w:val="5A5A5A"/>
           </w:rPr>
           <w:t xml:space="preserve">Q：为什么选择投递联合利华以及这个岗位？请谈谈你对这个岗位的理解。</w:t>
         </w:r>
@@ -469,7 +461,7 @@
             <w:rFonts w:ascii="Times New Roman" w:hAnsi="Times New Roman" w:eastAsia="宋体"/>
             <w:sz w:val="22"/>
             <w:szCs w:val="22"/>
-            <w:color w:val="A88B9A"/>
+            <w:color w:val="2B4F6B"/>
           </w:rPr>
           <w:t xml:space="preserve">4.2 需求管理类（挖掘真实诉求、需求变更）</w:t>
         </w:r>
@@ -486,7 +478,7 @@
             <w:rFonts w:ascii="Times New Roman" w:hAnsi="Times New Roman" w:eastAsia="宋体"/>
             <w:sz w:val="21"/>
             <w:szCs w:val="21"/>
-            <w:color w:val="999999"/>
+            <w:color w:val="5A5A5A"/>
           </w:rPr>
           <w:t xml:space="preserve">Q：当你曾在服务客户、老师、同事等时，你是如何发现并理解对方隐藏的需求，最后交付结果如何？</w:t>
         </w:r>
@@ -503,7 +495,7 @@
             <w:rFonts w:ascii="Times New Roman" w:hAnsi="Times New Roman" w:eastAsia="宋体"/>
             <w:sz w:val="22"/>
             <w:szCs w:val="22"/>
-            <w:color w:val="A88B9A"/>
+            <w:color w:val="2B4F6B"/>
           </w:rPr>
           <w:t xml:space="preserve">4.3 说服&amp;共识推动类</w:t>
         </w:r>
@@ -520,7 +512,7 @@
             <w:rFonts w:ascii="Times New Roman" w:hAnsi="Times New Roman" w:eastAsia="宋体"/>
             <w:sz w:val="21"/>
             <w:szCs w:val="21"/>
-            <w:color w:val="999999"/>
+            <w:color w:val="5A5A5A"/>
           </w:rPr>
           <w:t xml:space="preserve">Q：举一个例子，你是如何在学习/工作中为团队提出一个创新的解决方法或是没有人想到过的方式，你是如何让团队接受你的提议，最终结果如何？</w:t>
         </w:r>
@@ -537,7 +529,7 @@
             <w:rFonts w:ascii="Times New Roman" w:hAnsi="Times New Roman" w:eastAsia="宋体"/>
             <w:sz w:val="22"/>
             <w:szCs w:val="22"/>
-            <w:color w:val="A88B9A"/>
+            <w:color w:val="2B4F6B"/>
           </w:rPr>
           <w:t xml:space="preserve">4.4 主动发现&amp;优化类</w:t>
         </w:r>
@@ -554,7 +546,7 @@
             <w:rFonts w:ascii="Times New Roman" w:hAnsi="Times New Roman" w:eastAsia="宋体"/>
             <w:sz w:val="21"/>
             <w:szCs w:val="21"/>
-            <w:color w:val="999999"/>
+            <w:color w:val="5A5A5A"/>
           </w:rPr>
           <w:t xml:space="preserve">Q：说说你接受的一个进展不顺的任务时你如何主动推动他好转的经历。当时是什么状况？你用了什么方法？有什么转变？</w:t>
         </w:r>
@@ -571,7 +563,7 @@
             <w:rFonts w:ascii="Times New Roman" w:hAnsi="Times New Roman" w:eastAsia="宋体"/>
             <w:sz w:val="22"/>
             <w:szCs w:val="22"/>
-            <w:color w:val="A88B9A"/>
+            <w:color w:val="2B4F6B"/>
           </w:rPr>
           <w:t xml:space="preserve">4.5 挑战/能力边界类</w:t>
         </w:r>
@@ -588,7 +580,7 @@
             <w:rFonts w:ascii="Times New Roman" w:hAnsi="Times New Roman" w:eastAsia="宋体"/>
             <w:sz w:val="21"/>
             <w:szCs w:val="21"/>
-            <w:color w:val="999999"/>
+            <w:color w:val="5A5A5A"/>
           </w:rPr>
           <w:t xml:space="preserve">Q：超出你能力的任务？你怎么解决，结果如何？</w:t>
         </w:r>
@@ -605,7 +597,7 @@
             <w:rFonts w:ascii="Times New Roman" w:hAnsi="Times New Roman" w:eastAsia="宋体"/>
             <w:sz w:val="22"/>
             <w:szCs w:val="22"/>
-            <w:color w:val="A88B9A"/>
+            <w:color w:val="2B4F6B"/>
           </w:rPr>
           <w:t xml:space="preserve">4.6 团队协作&amp;冲突类</w:t>
         </w:r>
@@ -622,7 +614,7 @@
             <w:rFonts w:ascii="Times New Roman" w:hAnsi="Times New Roman" w:eastAsia="宋体"/>
             <w:sz w:val="21"/>
             <w:szCs w:val="21"/>
-            <w:color w:val="999999"/>
+            <w:color w:val="5A5A5A"/>
           </w:rPr>
           <w:t xml:space="preserve">Q：当团队合作时你遇到因某位成员理解或执行的偏差，影响整体进展或氛围的情况，当时你是什么角色？你做了些什么解决这个问题？后续如何？</w:t>
         </w:r>
@@ -639,7 +631,7 @@
             <w:rFonts w:ascii="Times New Roman" w:hAnsi="Times New Roman" w:eastAsia="宋体"/>
             <w:sz w:val="22"/>
             <w:szCs w:val="22"/>
-            <w:color w:val="A88B9A"/>
+            <w:color w:val="2B4F6B"/>
           </w:rPr>
           <w:t xml:space="preserve">4.7 英文专项题（greatest strength方向）</w:t>
         </w:r>
@@ -656,7 +648,7 @@
             <w:rFonts w:ascii="Times New Roman" w:hAnsi="Times New Roman" w:eastAsia="宋体"/>
             <w:sz w:val="21"/>
             <w:szCs w:val="21"/>
-            <w:color w:val="999999"/>
+            <w:color w:val="5A5A5A"/>
           </w:rPr>
           <w:t xml:space="preserve">Q：Please share your greatest strength, and how it affect your work?（你最大的优势是什么，以及它如何影响你的工作？）</w:t>
         </w:r>
@@ -670,9 +662,11 @@
         <w:r>
           <w:rPr>
             <w:rFonts w:ascii="Times New Roman" w:hAnsi="Times New Roman" w:eastAsia="宋体"/>
+            <w:b/>
+            <w:bCs/>
             <w:sz w:val="24"/>
             <w:szCs w:val="24"/>
-            <w:color w:val="6B5B7A"/>
+            <w:color w:val="3D2A4A"/>
           </w:rPr>
           <w:t xml:space="preserve">五、你的6个核心故事库（一套故事打7大类）</w:t>
         </w:r>
@@ -689,7 +683,7 @@
             <w:rFonts w:ascii="Times New Roman" w:hAnsi="Times New Roman" w:eastAsia="宋体"/>
             <w:sz w:val="22"/>
             <w:szCs w:val="22"/>
-            <w:color w:val="A88B9A"/>
+            <w:color w:val="2B4F6B"/>
           </w:rPr>
           <w:t xml:space="preserve">故事1：社区团购末端网络优化（选址-路径模型）</w:t>
         </w:r>
@@ -706,7 +700,7 @@
             <w:rFonts w:ascii="Times New Roman" w:hAnsi="Times New Roman" w:eastAsia="宋体"/>
             <w:sz w:val="22"/>
             <w:szCs w:val="22"/>
-            <w:color w:val="A88B9A"/>
+            <w:color w:val="2B4F6B"/>
           </w:rPr>
           <w:t xml:space="preserve">故事2：个人AI工作台（从零搭系统）</w:t>
         </w:r>
@@ -723,7 +717,7 @@
             <w:rFonts w:ascii="Times New Roman" w:hAnsi="Times New Roman" w:eastAsia="宋体"/>
             <w:sz w:val="22"/>
             <w:szCs w:val="22"/>
-            <w:color w:val="A88B9A"/>
+            <w:color w:val="2B4F6B"/>
           </w:rPr>
           <w:t xml:space="preserve">故事3：ERP全流程模拟（用友U8+）</w:t>
         </w:r>
@@ -740,7 +734,7 @@
             <w:rFonts w:ascii="Times New Roman" w:hAnsi="Times New Roman" w:eastAsia="宋体"/>
             <w:sz w:val="22"/>
             <w:szCs w:val="22"/>
-            <w:color w:val="A88B9A"/>
+            <w:color w:val="2B4F6B"/>
           </w:rPr>
           <w:t xml:space="preserve">故事4：鱼跃尚成项目助理（200+材料零差错）</w:t>
         </w:r>
@@ -757,7 +751,7 @@
             <w:rFonts w:ascii="Times New Roman" w:hAnsi="Times New Roman" w:eastAsia="宋体"/>
             <w:sz w:val="22"/>
             <w:szCs w:val="22"/>
-            <w:color w:val="A88B9A"/>
+            <w:color w:val="2B4F6B"/>
           </w:rPr>
           <w:t xml:space="preserve">故事5：瑞幸咖啡师（库存管理）</w:t>
         </w:r>
@@ -774,7 +768,7 @@
             <w:rFonts w:ascii="Times New Roman" w:hAnsi="Times New Roman" w:eastAsia="宋体"/>
             <w:sz w:val="22"/>
             <w:szCs w:val="22"/>
-            <w:color w:val="A88B9A"/>
+            <w:color w:val="2B4F6B"/>
           </w:rPr>
           <w:t xml:space="preserve">故事6：宣传部干事（物资统筹）</w:t>
         </w:r>
@@ -788,9 +782,11 @@
         <w:r>
           <w:rPr>
             <w:rFonts w:ascii="Times New Roman" w:hAnsi="Times New Roman" w:eastAsia="宋体"/>
+            <w:b/>
+            <w:bCs/>
             <w:sz w:val="24"/>
             <w:szCs w:val="24"/>
-            <w:color w:val="6B5B7A"/>
+            <w:color w:val="3D2A4A"/>
           </w:rPr>
           <w:t xml:space="preserve">六、死亡回答 &amp; 雷区清单</w:t>
         </w:r>
@@ -807,7 +803,7 @@
             <w:rFonts w:ascii="Times New Roman" w:hAnsi="Times New Roman" w:eastAsia="宋体"/>
             <w:sz w:val="22"/>
             <w:szCs w:val="22"/>
-            <w:color w:val="A88B9A"/>
+            <w:color w:val="2B4F6B"/>
           </w:rPr>
           <w:t xml:space="preserve">死亡回答对照表</w:t>
         </w:r>
@@ -824,7 +820,7 @@
             <w:rFonts w:ascii="Times New Roman" w:hAnsi="Times New Roman" w:eastAsia="宋体"/>
             <w:sz w:val="22"/>
             <w:szCs w:val="22"/>
-            <w:color w:val="A88B9A"/>
+            <w:color w:val="2B4F6B"/>
           </w:rPr>
           <w:t xml:space="preserve">绝对不能暴露的雷区</w:t>
         </w:r>
@@ -838,9 +834,11 @@
         <w:r>
           <w:rPr>
             <w:rFonts w:ascii="Times New Roman" w:hAnsi="Times New Roman" w:eastAsia="宋体"/>
+            <w:b/>
+            <w:bCs/>
             <w:sz w:val="24"/>
             <w:szCs w:val="24"/>
-            <w:color w:val="6B5B7A"/>
+            <w:color w:val="3D2A4A"/>
           </w:rPr>
           <w:t xml:space="preserve">七、48小时冲刺 + 7天模拟计划</w:t>
         </w:r>
@@ -857,7 +855,7 @@
             <w:rFonts w:ascii="Times New Roman" w:hAnsi="Times New Roman" w:eastAsia="宋体"/>
             <w:sz w:val="22"/>
             <w:szCs w:val="22"/>
-            <w:color w:val="A88B9A"/>
+            <w:color w:val="2B4F6B"/>
           </w:rPr>
           <w:t xml:space="preserve">录制前48小时</w:t>
         </w:r>
@@ -874,7 +872,7 @@
             <w:rFonts w:ascii="Times New Roman" w:hAnsi="Times New Roman" w:eastAsia="宋体"/>
             <w:sz w:val="22"/>
             <w:szCs w:val="22"/>
-            <w:color w:val="A88B9A"/>
+            <w:color w:val="2B4F6B"/>
           </w:rPr>
           <w:t xml:space="preserve">7天计划</w:t>
         </w:r>
@@ -895,8 +893,8 @@
         <w:rPr>
           <w:rFonts w:ascii="Calibri" w:hAnsi="Calibri" w:eastAsia="微软雅黑"/>
           <w:b/>
-          <w:color w:val="6B5B7A"/>
-          <w:sz w:val="32"/>
+          <w:color w:val="3D2A4A"/>
+          <w:sz w:val="36"/>
         </w:rPr>
         <w:t>目录</w:t>
       </w:r>
@@ -910,7 +908,7 @@
         <w:rPr>
           <w:rFonts w:ascii="Calibri" w:hAnsi="Calibri" w:eastAsia="微软雅黑"/>
           <w:b w:val="0"/>
-          <w:color w:val="4A4A4A"/>
+          <w:color w:val="2B2B2B"/>
           <w:sz w:val="22"/>
         </w:rPr>
         <w:t xml:space="preserve">• </w:t>
@@ -919,7 +917,7 @@
         <w:rPr>
           <w:rFonts w:ascii="Calibri" w:hAnsi="Calibri" w:eastAsia="微软雅黑"/>
           <w:b/>
-          <w:color w:val="4A4A4A"/>
+          <w:color w:val="2B2B2B"/>
           <w:sz w:val="22"/>
         </w:rPr>
         <w:t>一、AI 面试真实机制</w:t>
@@ -928,7 +926,7 @@
         <w:rPr>
           <w:rFonts w:ascii="Calibri" w:hAnsi="Calibri" w:eastAsia="微软雅黑"/>
           <w:b w:val="0"/>
-          <w:color w:val="4A4A4A"/>
+          <w:color w:val="2B2B2B"/>
           <w:sz w:val="22"/>
         </w:rPr>
         <w:t>（基于真实面经修正）</w:t>
@@ -942,7 +940,7 @@
         <w:rPr>
           <w:rFonts w:ascii="Calibri" w:hAnsi="Calibri" w:eastAsia="微软雅黑"/>
           <w:b w:val="0"/>
-          <w:color w:val="4A4A4A"/>
+          <w:color w:val="2B2B2B"/>
           <w:sz w:val="22"/>
         </w:rPr>
         <w:t>- 1.1 题量与时长</w:t>
@@ -956,7 +954,7 @@
         <w:rPr>
           <w:rFonts w:ascii="Calibri" w:hAnsi="Calibri" w:eastAsia="微软雅黑"/>
           <w:b w:val="0"/>
-          <w:color w:val="4A4A4A"/>
+          <w:color w:val="2B2B2B"/>
           <w:sz w:val="22"/>
         </w:rPr>
         <w:t>- 1.2 追问机制（关键！每道题都有2次追问）</w:t>
@@ -970,7 +968,7 @@
         <w:rPr>
           <w:rFonts w:ascii="Calibri" w:hAnsi="Calibri" w:eastAsia="微软雅黑"/>
           <w:b w:val="0"/>
-          <w:color w:val="4A4A4A"/>
+          <w:color w:val="2B2B2B"/>
           <w:sz w:val="22"/>
         </w:rPr>
         <w:t>- 1.3 16秒准备时间怎么应对</w:t>
@@ -984,7 +982,7 @@
         <w:rPr>
           <w:rFonts w:ascii="Calibri" w:hAnsi="Calibri" w:eastAsia="微软雅黑"/>
           <w:b w:val="0"/>
-          <w:color w:val="4A4A4A"/>
+          <w:color w:val="2B2B2B"/>
           <w:sz w:val="22"/>
         </w:rPr>
         <w:t>- 1.4 你这场的硬性约束</w:t>
@@ -999,7 +997,7 @@
         <w:rPr>
           <w:rFonts w:ascii="Calibri" w:hAnsi="Calibri" w:eastAsia="微软雅黑"/>
           <w:b w:val="0"/>
-          <w:color w:val="4A4A4A"/>
+          <w:color w:val="2B2B2B"/>
           <w:sz w:val="22"/>
         </w:rPr>
         <w:t xml:space="preserve">• </w:t>
@@ -1008,7 +1006,7 @@
         <w:rPr>
           <w:rFonts w:ascii="Calibri" w:hAnsi="Calibri" w:eastAsia="微软雅黑"/>
           <w:b/>
-          <w:color w:val="4A4A4A"/>
+          <w:color w:val="2B2B2B"/>
           <w:sz w:val="22"/>
         </w:rPr>
         <w:t>二、技术准备与现场执行</w:t>
@@ -1017,7 +1015,7 @@
         <w:rPr>
           <w:rFonts w:ascii="Calibri" w:hAnsi="Calibri" w:eastAsia="微软雅黑"/>
           <w:b w:val="0"/>
-          <w:color w:val="4A4A4A"/>
+          <w:color w:val="2B2B2B"/>
           <w:sz w:val="22"/>
         </w:rPr>
       </w:r>
@@ -1031,7 +1029,7 @@
         <w:rPr>
           <w:rFonts w:ascii="Calibri" w:hAnsi="Calibri" w:eastAsia="微软雅黑"/>
           <w:b w:val="0"/>
-          <w:color w:val="4A4A4A"/>
+          <w:color w:val="2B2B2B"/>
           <w:sz w:val="22"/>
         </w:rPr>
         <w:t xml:space="preserve">• </w:t>
@@ -1040,7 +1038,7 @@
         <w:rPr>
           <w:rFonts w:ascii="Calibri" w:hAnsi="Calibri" w:eastAsia="微软雅黑"/>
           <w:b/>
-          <w:color w:val="4A4A4A"/>
+          <w:color w:val="2B2B2B"/>
           <w:sz w:val="22"/>
         </w:rPr>
         <w:t>三、答题底层策略</w:t>
@@ -1049,7 +1047,7 @@
         <w:rPr>
           <w:rFonts w:ascii="Calibri" w:hAnsi="Calibri" w:eastAsia="微软雅黑"/>
           <w:b w:val="0"/>
-          <w:color w:val="4A4A4A"/>
+          <w:color w:val="2B2B2B"/>
           <w:sz w:val="22"/>
         </w:rPr>
         <w:t>（3分钟版）</w:t>
@@ -1063,7 +1061,7 @@
         <w:rPr>
           <w:rFonts w:ascii="Calibri" w:hAnsi="Calibri" w:eastAsia="微软雅黑"/>
           <w:b w:val="0"/>
-          <w:color w:val="4A4A4A"/>
+          <w:color w:val="2B2B2B"/>
           <w:sz w:val="22"/>
         </w:rPr>
         <w:t>- 3.1 3分钟STAR结构</w:t>
@@ -1077,7 +1075,7 @@
         <w:rPr>
           <w:rFonts w:ascii="Calibri" w:hAnsi="Calibri" w:eastAsia="微软雅黑"/>
           <w:b w:val="0"/>
-          <w:color w:val="4A4A4A"/>
+          <w:color w:val="2B2B2B"/>
           <w:sz w:val="22"/>
         </w:rPr>
         <w:t>- 3.2 追问应对策略</w:t>
@@ -1091,7 +1089,7 @@
         <w:rPr>
           <w:rFonts w:ascii="Calibri" w:hAnsi="Calibri" w:eastAsia="微软雅黑"/>
           <w:b w:val="0"/>
-          <w:color w:val="4A4A4A"/>
+          <w:color w:val="2B2B2B"/>
           <w:sz w:val="22"/>
         </w:rPr>
         <w:t>- 3.3 故事复用策略（一套故事适配多个问题）</w:t>
@@ -1106,7 +1104,7 @@
         <w:rPr>
           <w:rFonts w:ascii="Calibri" w:hAnsi="Calibri" w:eastAsia="微软雅黑"/>
           <w:b w:val="0"/>
-          <w:color w:val="4A4A4A"/>
+          <w:color w:val="2B2B2B"/>
           <w:sz w:val="22"/>
         </w:rPr>
         <w:t xml:space="preserve">• </w:t>
@@ -1115,7 +1113,7 @@
         <w:rPr>
           <w:rFonts w:ascii="Calibri" w:hAnsi="Calibri" w:eastAsia="微软雅黑"/>
           <w:b/>
-          <w:color w:val="4A4A4A"/>
+          <w:color w:val="2B2B2B"/>
           <w:sz w:val="22"/>
         </w:rPr>
         <w:t>四、7大类题型 + 文雪定制回答</w:t>
@@ -1124,7 +1122,7 @@
         <w:rPr>
           <w:rFonts w:ascii="Calibri" w:hAnsi="Calibri" w:eastAsia="微软雅黑"/>
           <w:b w:val="0"/>
-          <w:color w:val="4A4A4A"/>
+          <w:color w:val="2B2B2B"/>
           <w:sz w:val="22"/>
         </w:rPr>
       </w:r>
@@ -1137,7 +1135,7 @@
         <w:rPr>
           <w:rFonts w:ascii="Calibri" w:hAnsi="Calibri" w:eastAsia="微软雅黑"/>
           <w:b w:val="0"/>
-          <w:color w:val="4A4A4A"/>
+          <w:color w:val="2B2B2B"/>
           <w:sz w:val="22"/>
         </w:rPr>
         <w:t>- 4.1 动机类（必考题）</w:t>
@@ -1151,7 +1149,7 @@
         <w:rPr>
           <w:rFonts w:ascii="Calibri" w:hAnsi="Calibri" w:eastAsia="微软雅黑"/>
           <w:b w:val="0"/>
-          <w:color w:val="4A4A4A"/>
+          <w:color w:val="2B2B2B"/>
           <w:sz w:val="22"/>
         </w:rPr>
         <w:t>- 4.2 需求管理类（挖掘真实诉求）</w:t>
@@ -1165,7 +1163,7 @@
         <w:rPr>
           <w:rFonts w:ascii="Calibri" w:hAnsi="Calibri" w:eastAsia="微软雅黑"/>
           <w:b w:val="0"/>
-          <w:color w:val="4A4A4A"/>
+          <w:color w:val="2B2B2B"/>
           <w:sz w:val="22"/>
         </w:rPr>
         <w:t>- 4.3 说服&amp;共识推动类</w:t>
@@ -1179,7 +1177,7 @@
         <w:rPr>
           <w:rFonts w:ascii="Calibri" w:hAnsi="Calibri" w:eastAsia="微软雅黑"/>
           <w:b w:val="0"/>
-          <w:color w:val="4A4A4A"/>
+          <w:color w:val="2B2B2B"/>
           <w:sz w:val="22"/>
         </w:rPr>
         <w:t>- 4.4 主动发现&amp;优化类</w:t>
@@ -1193,7 +1191,7 @@
         <w:rPr>
           <w:rFonts w:ascii="Calibri" w:hAnsi="Calibri" w:eastAsia="微软雅黑"/>
           <w:b w:val="0"/>
-          <w:color w:val="4A4A4A"/>
+          <w:color w:val="2B2B2B"/>
           <w:sz w:val="22"/>
         </w:rPr>
         <w:t>- 4.5 挑战/能力边界类</w:t>
@@ -1207,7 +1205,7 @@
         <w:rPr>
           <w:rFonts w:ascii="Calibri" w:hAnsi="Calibri" w:eastAsia="微软雅黑"/>
           <w:b w:val="0"/>
-          <w:color w:val="4A4A4A"/>
+          <w:color w:val="2B2B2B"/>
           <w:sz w:val="22"/>
         </w:rPr>
         <w:t>- 4.6 团队协作&amp;冲突类</w:t>
@@ -1221,7 +1219,7 @@
         <w:rPr>
           <w:rFonts w:ascii="Calibri" w:hAnsi="Calibri" w:eastAsia="微软雅黑"/>
           <w:b w:val="0"/>
-          <w:color w:val="4A4A4A"/>
+          <w:color w:val="2B2B2B"/>
           <w:sz w:val="22"/>
         </w:rPr>
         <w:t>- 4.7 英文专项题（多方向准备）</w:t>
@@ -1236,7 +1234,7 @@
         <w:rPr>
           <w:rFonts w:ascii="Calibri" w:hAnsi="Calibri" w:eastAsia="微软雅黑"/>
           <w:b w:val="0"/>
-          <w:color w:val="4A4A4A"/>
+          <w:color w:val="2B2B2B"/>
           <w:sz w:val="22"/>
         </w:rPr>
         <w:t xml:space="preserve">• </w:t>
@@ -1245,7 +1243,7 @@
         <w:rPr>
           <w:rFonts w:ascii="Calibri" w:hAnsi="Calibri" w:eastAsia="微软雅黑"/>
           <w:b/>
-          <w:color w:val="4A4A4A"/>
+          <w:color w:val="2B2B2B"/>
           <w:sz w:val="22"/>
         </w:rPr>
         <w:t>五、你的6个核心故事库</w:t>
@@ -1254,7 +1252,7 @@
         <w:rPr>
           <w:rFonts w:ascii="Calibri" w:hAnsi="Calibri" w:eastAsia="微软雅黑"/>
           <w:b w:val="0"/>
-          <w:color w:val="4A4A4A"/>
+          <w:color w:val="2B2B2B"/>
           <w:sz w:val="22"/>
         </w:rPr>
         <w:t>（一套故事打7大类）</w:t>
@@ -1269,7 +1267,7 @@
         <w:rPr>
           <w:rFonts w:ascii="Calibri" w:hAnsi="Calibri" w:eastAsia="微软雅黑"/>
           <w:b w:val="0"/>
-          <w:color w:val="4A4A4A"/>
+          <w:color w:val="2B2B2B"/>
           <w:sz w:val="22"/>
         </w:rPr>
         <w:t xml:space="preserve">• </w:t>
@@ -1278,7 +1276,7 @@
         <w:rPr>
           <w:rFonts w:ascii="Calibri" w:hAnsi="Calibri" w:eastAsia="微软雅黑"/>
           <w:b/>
-          <w:color w:val="4A4A4A"/>
+          <w:color w:val="2B2B2B"/>
           <w:sz w:val="22"/>
         </w:rPr>
         <w:t>六、死亡回答 &amp; 雷区清单</w:t>
@@ -1287,7 +1285,7 @@
         <w:rPr>
           <w:rFonts w:ascii="Calibri" w:hAnsi="Calibri" w:eastAsia="微软雅黑"/>
           <w:b w:val="0"/>
-          <w:color w:val="4A4A4A"/>
+          <w:color w:val="2B2B2B"/>
           <w:sz w:val="22"/>
         </w:rPr>
       </w:r>
@@ -1301,7 +1299,7 @@
         <w:rPr>
           <w:rFonts w:ascii="Calibri" w:hAnsi="Calibri" w:eastAsia="微软雅黑"/>
           <w:b w:val="0"/>
-          <w:color w:val="4A4A4A"/>
+          <w:color w:val="2B2B2B"/>
           <w:sz w:val="22"/>
         </w:rPr>
         <w:t xml:space="preserve">• </w:t>
@@ -1310,7 +1308,7 @@
         <w:rPr>
           <w:rFonts w:ascii="Calibri" w:hAnsi="Calibri" w:eastAsia="微软雅黑"/>
           <w:b/>
-          <w:color w:val="4A4A4A"/>
+          <w:color w:val="2B2B2B"/>
           <w:sz w:val="22"/>
         </w:rPr>
         <w:t>七、48小时冲刺 + 7天模拟计划</w:t>
@@ -1319,7 +1317,7 @@
         <w:rPr>
           <w:rFonts w:ascii="Calibri" w:hAnsi="Calibri" w:eastAsia="微软雅黑"/>
           <w:b w:val="0"/>
-          <w:color w:val="4A4A4A"/>
+          <w:color w:val="2B2B2B"/>
           <w:sz w:val="22"/>
         </w:rPr>
       </w:r>
@@ -1332,7 +1330,7 @@
         <w:rPr>
           <w:rFonts w:ascii="Calibri" w:hAnsi="Calibri" w:eastAsia="微软雅黑"/>
           <w:b w:val="0"/>
-          <w:color w:val="4A4A4A"/>
+          <w:color w:val="2B2B2B"/>
           <w:sz w:val="22"/>
         </w:rPr>
         <w:t>📋 数据来源说明</w:t>
@@ -1347,7 +1345,7 @@
         <w:rPr>
           <w:rFonts w:ascii="Calibri" w:hAnsi="Calibri" w:eastAsia="微软雅黑"/>
           <w:b w:val="0"/>
-          <w:color w:val="4A4A4A"/>
+          <w:color w:val="2B2B2B"/>
           <w:sz w:val="22"/>
         </w:rPr>
         <w:t>• 企业及岗位信息：定制简历 + 背调报告 + 评分笔记（79 稳妥档）</w:t>
@@ -1362,7 +1360,7 @@
         <w:rPr>
           <w:rFonts w:ascii="Calibri" w:hAnsi="Calibri" w:eastAsia="微软雅黑"/>
           <w:b w:val="0"/>
-          <w:color w:val="4A4A4A"/>
+          <w:color w:val="2B2B2B"/>
           <w:sz w:val="22"/>
         </w:rPr>
         <w:t xml:space="preserve">• </w:t>
@@ -1371,7 +1369,7 @@
         <w:rPr>
           <w:rFonts w:ascii="Calibri" w:hAnsi="Calibri" w:eastAsia="微软雅黑"/>
           <w:b/>
-          <w:color w:val="4A4A4A"/>
+          <w:color w:val="2B2B2B"/>
           <w:sz w:val="22"/>
         </w:rPr>
         <w:t>AI面试机制（2026-09-21重构）</w:t>
@@ -1380,7 +1378,7 @@
         <w:rPr>
           <w:rFonts w:ascii="Calibri" w:hAnsi="Calibri" w:eastAsia="微软雅黑"/>
           <w:b w:val="0"/>
-          <w:color w:val="4A4A4A"/>
+          <w:color w:val="2B2B2B"/>
           <w:sz w:val="22"/>
         </w:rPr>
         <w:t>：基于真实面经（6中文+1英文、每题3分钟、每道题2次追问、16秒准备时间）+ 48道高频题手册</w:t>
@@ -1395,7 +1393,7 @@
         <w:rPr>
           <w:rFonts w:ascii="Calibri" w:hAnsi="Calibri" w:eastAsia="微软雅黑"/>
           <w:b w:val="0"/>
-          <w:color w:val="4A4A4A"/>
+          <w:color w:val="2B2B2B"/>
           <w:sz w:val="22"/>
         </w:rPr>
         <w:t>• 所有回答预案均基于你的真实简历经历，未编造数据</w:t>
@@ -1406,15 +1404,14 @@
         <w:spacing w:line="360" w:lineRule="auto" w:after="60"/>
         <w:ind w:left="567"/>
         <w:pBdr>
-          <w:left w:val="single" w:sz="12" w:space="8" w:color="E8D8D0"/>
+          <w:left w:val="single" w:sz="12" w:space="8" w:color="A8574F"/>
         </w:pBdr>
       </w:pPr>
       <w:r>
         <w:rPr>
           <w:rFonts w:ascii="Calibri" w:hAnsi="Calibri" w:eastAsia="微软雅黑"/>
           <w:b w:val="0"/>
-          <w:i/>
-          <w:color w:val="999999"/>
+          <w:color w:val="5A5A5A"/>
           <w:sz w:val="21"/>
         </w:rPr>
         <w:t>本资料聚焦联合利华 UFLP 的 **AI 面试（异步视频轮）**。</w:t>
@@ -1430,8 +1427,8 @@
         <w:rPr>
           <w:rFonts w:ascii="Calibri" w:hAnsi="Calibri" w:eastAsia="微软雅黑"/>
           <w:b/>
-          <w:color w:val="6B5B7A"/>
-          <w:sz w:val="32"/>
+          <w:color w:val="3D2A4A"/>
+          <w:sz w:val="36"/>
         </w:rPr>
         <w:t>一、AI 面试真实机制（基于真实面经修正）</w:t>
       </w:r>
@@ -1445,9 +1442,9 @@
       <w:r>
         <w:rPr>
           <w:rFonts w:ascii="Calibri" w:hAnsi="Calibri" w:eastAsia="微软雅黑"/>
-          <w:b w:val="0"/>
-          <w:color w:val="A88B9A"/>
-          <w:sz w:val="30"/>
+          <w:b/>
+          <w:color w:val="2B4F6B"/>
+          <w:sz w:val="29"/>
         </w:rPr>
         <w:t>1.1 题量与时长</w:t>
       </w:r>
@@ -1460,7 +1457,7 @@
         <w:rPr>
           <w:rFonts w:ascii="Calibri" w:hAnsi="Calibri" w:eastAsia="微软雅黑"/>
           <w:b w:val="0"/>
-          <w:color w:val="4A4A4A"/>
+          <w:color w:val="2B2B2B"/>
           <w:sz w:val="22"/>
         </w:rPr>
       </w:r>
@@ -1468,7 +1465,7 @@
         <w:rPr>
           <w:rFonts w:ascii="Calibri" w:hAnsi="Calibri" w:eastAsia="微软雅黑"/>
           <w:b/>
-          <w:color w:val="4A4A4A"/>
+          <w:color w:val="2B2B2B"/>
           <w:sz w:val="22"/>
         </w:rPr>
         <w:t>真实情况（来自面经作者）</w:t>
@@ -1477,7 +1474,7 @@
         <w:rPr>
           <w:rFonts w:ascii="Calibri" w:hAnsi="Calibri" w:eastAsia="微软雅黑"/>
           <w:b w:val="0"/>
-          <w:color w:val="4A4A4A"/>
+          <w:color w:val="2B2B2B"/>
           <w:sz w:val="22"/>
         </w:rPr>
         <w:t>：</w:t>
@@ -1492,7 +1489,7 @@
         <w:rPr>
           <w:rFonts w:ascii="Calibri" w:hAnsi="Calibri" w:eastAsia="微软雅黑"/>
           <w:b w:val="0"/>
-          <w:color w:val="4A4A4A"/>
+          <w:color w:val="2B2B2B"/>
           <w:sz w:val="22"/>
         </w:rPr>
         <w:t xml:space="preserve">• </w:t>
@@ -1501,7 +1498,7 @@
         <w:rPr>
           <w:rFonts w:ascii="Calibri" w:hAnsi="Calibri" w:eastAsia="微软雅黑"/>
           <w:b/>
-          <w:color w:val="4A4A4A"/>
+          <w:color w:val="2B2B2B"/>
           <w:sz w:val="22"/>
         </w:rPr>
         <w:t>题量</w:t>
@@ -1510,7 +1507,7 @@
         <w:rPr>
           <w:rFonts w:ascii="Calibri" w:hAnsi="Calibri" w:eastAsia="微软雅黑"/>
           <w:b w:val="0"/>
-          <w:color w:val="4A4A4A"/>
+          <w:color w:val="2B2B2B"/>
           <w:sz w:val="22"/>
         </w:rPr>
         <w:t>：6道中文题 + 1道英文题 = 7道主问题</w:t>
@@ -1525,7 +1522,7 @@
         <w:rPr>
           <w:rFonts w:ascii="Calibri" w:hAnsi="Calibri" w:eastAsia="微软雅黑"/>
           <w:b w:val="0"/>
-          <w:color w:val="4A4A4A"/>
+          <w:color w:val="2B2B2B"/>
           <w:sz w:val="22"/>
         </w:rPr>
         <w:t xml:space="preserve">• </w:t>
@@ -1534,7 +1531,7 @@
         <w:rPr>
           <w:rFonts w:ascii="Calibri" w:hAnsi="Calibri" w:eastAsia="微软雅黑"/>
           <w:b/>
-          <w:color w:val="4A4A4A"/>
+          <w:color w:val="2B2B2B"/>
           <w:sz w:val="22"/>
         </w:rPr>
         <w:t>每题回答时间</w:t>
@@ -1543,7 +1540,7 @@
         <w:rPr>
           <w:rFonts w:ascii="Calibri" w:hAnsi="Calibri" w:eastAsia="微软雅黑"/>
           <w:b w:val="0"/>
-          <w:color w:val="4A4A4A"/>
+          <w:color w:val="2B2B2B"/>
           <w:sz w:val="22"/>
         </w:rPr>
         <w:t>：3分钟（不是之前猜的60-90秒！）</w:t>
@@ -1558,7 +1555,7 @@
         <w:rPr>
           <w:rFonts w:ascii="Calibri" w:hAnsi="Calibri" w:eastAsia="微软雅黑"/>
           <w:b w:val="0"/>
-          <w:color w:val="4A4A4A"/>
+          <w:color w:val="2B2B2B"/>
           <w:sz w:val="22"/>
         </w:rPr>
         <w:t xml:space="preserve">• </w:t>
@@ -1567,7 +1564,7 @@
         <w:rPr>
           <w:rFonts w:ascii="Calibri" w:hAnsi="Calibri" w:eastAsia="微软雅黑"/>
           <w:b/>
-          <w:color w:val="4A4A4A"/>
+          <w:color w:val="2B2B2B"/>
           <w:sz w:val="22"/>
         </w:rPr>
         <w:t>总时长</w:t>
@@ -1576,7 +1573,7 @@
         <w:rPr>
           <w:rFonts w:ascii="Calibri" w:hAnsi="Calibri" w:eastAsia="微软雅黑"/>
           <w:b w:val="0"/>
-          <w:color w:val="4A4A4A"/>
+          <w:color w:val="2B2B2B"/>
           <w:sz w:val="22"/>
         </w:rPr>
         <w:t>：面经作者答了超过60分钟（因为每道题都有追问）</w:t>
@@ -1591,7 +1588,7 @@
         <w:rPr>
           <w:rFonts w:ascii="Calibri" w:hAnsi="Calibri" w:eastAsia="微软雅黑"/>
           <w:b w:val="0"/>
-          <w:color w:val="4A4A4A"/>
+          <w:color w:val="2B2B2B"/>
           <w:sz w:val="22"/>
         </w:rPr>
         <w:t xml:space="preserve">• </w:t>
@@ -1600,7 +1597,7 @@
         <w:rPr>
           <w:rFonts w:ascii="Calibri" w:hAnsi="Calibri" w:eastAsia="微软雅黑"/>
           <w:b/>
-          <w:color w:val="4A4A4A"/>
+          <w:color w:val="2B2B2B"/>
           <w:sz w:val="22"/>
         </w:rPr>
         <w:t>录制次数</w:t>
@@ -1609,7 +1606,7 @@
         <w:rPr>
           <w:rFonts w:ascii="Calibri" w:hAnsi="Calibri" w:eastAsia="微软雅黑"/>
           <w:b w:val="0"/>
-          <w:color w:val="4A4A4A"/>
+          <w:color w:val="2B2B2B"/>
           <w:sz w:val="22"/>
         </w:rPr>
         <w:t>：通常每题只有1次录制机会</w:t>
@@ -1624,9 +1621,9 @@
       <w:r>
         <w:rPr>
           <w:rFonts w:ascii="Calibri" w:hAnsi="Calibri" w:eastAsia="微软雅黑"/>
-          <w:b w:val="0"/>
-          <w:color w:val="A88B9A"/>
-          <w:sz w:val="30"/>
+          <w:b/>
+          <w:color w:val="2B4F6B"/>
+          <w:sz w:val="29"/>
         </w:rPr>
         <w:t>1.2 追问机制（最关键！之前完全没准备）</w:t>
       </w:r>
@@ -1639,7 +1636,7 @@
         <w:rPr>
           <w:rFonts w:ascii="Calibri" w:hAnsi="Calibri" w:eastAsia="微软雅黑"/>
           <w:b w:val="0"/>
-          <w:color w:val="4A4A4A"/>
+          <w:color w:val="2B2B2B"/>
           <w:sz w:val="22"/>
         </w:rPr>
       </w:r>
@@ -1647,7 +1644,7 @@
         <w:rPr>
           <w:rFonts w:ascii="Calibri" w:hAnsi="Calibri" w:eastAsia="微软雅黑"/>
           <w:b/>
-          <w:color w:val="4A4A4A"/>
+          <w:color w:val="2B2B2B"/>
           <w:sz w:val="22"/>
         </w:rPr>
         <w:t>每道主问题都有2次追问</w:t>
@@ -1656,7 +1653,7 @@
         <w:rPr>
           <w:rFonts w:ascii="Calibri" w:hAnsi="Calibri" w:eastAsia="微软雅黑"/>
           <w:b w:val="0"/>
-          <w:color w:val="4A4A4A"/>
+          <w:color w:val="2B2B2B"/>
           <w:sz w:val="22"/>
         </w:rPr>
         <w:t>（面经作者是全部2次追问）：</w:t>
@@ -1671,7 +1668,7 @@
         <w:rPr>
           <w:rFonts w:ascii="Calibri" w:hAnsi="Calibri" w:eastAsia="微软雅黑"/>
           <w:b w:val="0"/>
-          <w:color w:val="4A4A4A"/>
+          <w:color w:val="2B2B2B"/>
           <w:sz w:val="22"/>
         </w:rPr>
         <w:t xml:space="preserve">• </w:t>
@@ -1680,7 +1677,7 @@
         <w:rPr>
           <w:rFonts w:ascii="Calibri" w:hAnsi="Calibri" w:eastAsia="微软雅黑"/>
           <w:b/>
-          <w:color w:val="4A4A4A"/>
+          <w:color w:val="2B2B2B"/>
           <w:sz w:val="22"/>
         </w:rPr>
         <w:t>主问题</w:t>
@@ -1689,7 +1686,7 @@
         <w:rPr>
           <w:rFonts w:ascii="Calibri" w:hAnsi="Calibri" w:eastAsia="微软雅黑"/>
           <w:b w:val="0"/>
-          <w:color w:val="4A4A4A"/>
+          <w:color w:val="2B2B2B"/>
           <w:sz w:val="22"/>
         </w:rPr>
         <w:t>：3分钟回答</w:t>
@@ -1704,7 +1701,7 @@
         <w:rPr>
           <w:rFonts w:ascii="Calibri" w:hAnsi="Calibri" w:eastAsia="微软雅黑"/>
           <w:b w:val="0"/>
-          <w:color w:val="4A4A4A"/>
+          <w:color w:val="2B2B2B"/>
           <w:sz w:val="22"/>
         </w:rPr>
         <w:t xml:space="preserve">• </w:t>
@@ -1713,7 +1710,7 @@
         <w:rPr>
           <w:rFonts w:ascii="Calibri" w:hAnsi="Calibri" w:eastAsia="微软雅黑"/>
           <w:b/>
-          <w:color w:val="4A4A4A"/>
+          <w:color w:val="2B2B2B"/>
           <w:sz w:val="22"/>
         </w:rPr>
         <w:t>追问1</w:t>
@@ -1722,7 +1719,7 @@
         <w:rPr>
           <w:rFonts w:ascii="Calibri" w:hAnsi="Calibri" w:eastAsia="微软雅黑"/>
           <w:b w:val="0"/>
-          <w:color w:val="4A4A4A"/>
+          <w:color w:val="2B2B2B"/>
           <w:sz w:val="22"/>
         </w:rPr>
         <w:t>：3分钟回答</w:t>
@@ -1737,7 +1734,7 @@
         <w:rPr>
           <w:rFonts w:ascii="Calibri" w:hAnsi="Calibri" w:eastAsia="微软雅黑"/>
           <w:b w:val="0"/>
-          <w:color w:val="4A4A4A"/>
+          <w:color w:val="2B2B2B"/>
           <w:sz w:val="22"/>
         </w:rPr>
         <w:t xml:space="preserve">• </w:t>
@@ -1746,7 +1743,7 @@
         <w:rPr>
           <w:rFonts w:ascii="Calibri" w:hAnsi="Calibri" w:eastAsia="微软雅黑"/>
           <w:b/>
-          <w:color w:val="4A4A4A"/>
+          <w:color w:val="2B2B2B"/>
           <w:sz w:val="22"/>
         </w:rPr>
         <w:t>追问2</w:t>
@@ -1755,7 +1752,7 @@
         <w:rPr>
           <w:rFonts w:ascii="Calibri" w:hAnsi="Calibri" w:eastAsia="微软雅黑"/>
           <w:b w:val="0"/>
-          <w:color w:val="4A4A4A"/>
+          <w:color w:val="2B2B2B"/>
           <w:sz w:val="22"/>
         </w:rPr>
         <w:t>：3分钟回答</w:t>
@@ -1769,7 +1766,7 @@
         <w:rPr>
           <w:rFonts w:ascii="Calibri" w:hAnsi="Calibri" w:eastAsia="微软雅黑"/>
           <w:b w:val="0"/>
-          <w:color w:val="4A4A4A"/>
+          <w:color w:val="2B2B2B"/>
           <w:sz w:val="22"/>
         </w:rPr>
       </w:r>
@@ -1777,7 +1774,7 @@
         <w:rPr>
           <w:rFonts w:ascii="Calibri" w:hAnsi="Calibri" w:eastAsia="微软雅黑"/>
           <w:b/>
-          <w:color w:val="4A4A4A"/>
+          <w:color w:val="2B2B2B"/>
           <w:sz w:val="22"/>
         </w:rPr>
         <w:t>追问特点</w:t>
@@ -1786,7 +1783,7 @@
         <w:rPr>
           <w:rFonts w:ascii="Calibri" w:hAnsi="Calibri" w:eastAsia="微软雅黑"/>
           <w:b w:val="0"/>
-          <w:color w:val="4A4A4A"/>
+          <w:color w:val="2B2B2B"/>
           <w:sz w:val="22"/>
         </w:rPr>
         <w:t>：</w:t>
@@ -1801,7 +1798,7 @@
         <w:rPr>
           <w:rFonts w:ascii="Calibri" w:hAnsi="Calibri" w:eastAsia="微软雅黑"/>
           <w:b w:val="0"/>
-          <w:color w:val="4A4A4A"/>
+          <w:color w:val="2B2B2B"/>
           <w:sz w:val="22"/>
         </w:rPr>
         <w:t>• 追问会</w:t>
@@ -1810,7 +1807,7 @@
         <w:rPr>
           <w:rFonts w:ascii="Calibri" w:hAnsi="Calibri" w:eastAsia="微软雅黑"/>
           <w:b/>
-          <w:color w:val="4A4A4A"/>
+          <w:color w:val="2B2B2B"/>
           <w:sz w:val="22"/>
         </w:rPr>
         <w:t>深挖你回答里的细节</w:t>
@@ -1819,7 +1816,7 @@
         <w:rPr>
           <w:rFonts w:ascii="Calibri" w:hAnsi="Calibri" w:eastAsia="微软雅黑"/>
           <w:b w:val="0"/>
-          <w:color w:val="4A4A4A"/>
+          <w:color w:val="2B2B2B"/>
           <w:sz w:val="22"/>
         </w:rPr>
         <w:t>——你提到的某个数字、某个方法、某个转折</w:t>
@@ -1834,7 +1831,7 @@
         <w:rPr>
           <w:rFonts w:ascii="Calibri" w:hAnsi="Calibri" w:eastAsia="微软雅黑"/>
           <w:b w:val="0"/>
-          <w:color w:val="4A4A4A"/>
+          <w:color w:val="2B2B2B"/>
           <w:sz w:val="22"/>
         </w:rPr>
         <w:t xml:space="preserve">• </w:t>
@@ -1843,7 +1840,7 @@
         <w:rPr>
           <w:rFonts w:ascii="Calibri" w:hAnsi="Calibri" w:eastAsia="微软雅黑"/>
           <w:b/>
-          <w:color w:val="4A4A4A"/>
+          <w:color w:val="2B2B2B"/>
           <w:sz w:val="22"/>
         </w:rPr>
         <w:t>追问是链式的</w:t>
@@ -1852,7 +1849,7 @@
         <w:rPr>
           <w:rFonts w:ascii="Calibri" w:hAnsi="Calibri" w:eastAsia="微软雅黑"/>
           <w:b w:val="0"/>
-          <w:color w:val="4A4A4A"/>
+          <w:color w:val="2B2B2B"/>
           <w:sz w:val="22"/>
         </w:rPr>
         <w:t>：第二个追问不是固定的，而是</w:t>
@@ -1861,7 +1858,7 @@
         <w:rPr>
           <w:rFonts w:ascii="Calibri" w:hAnsi="Calibri" w:eastAsia="微软雅黑"/>
           <w:b/>
-          <w:color w:val="4A4A4A"/>
+          <w:color w:val="2B2B2B"/>
           <w:sz w:val="22"/>
         </w:rPr>
         <w:t>基于你第一个追问的回答继续深挖</w:t>
@@ -1870,7 +1867,7 @@
         <w:rPr>
           <w:rFonts w:ascii="Calibri" w:hAnsi="Calibri" w:eastAsia="微软雅黑"/>
           <w:b w:val="0"/>
-          <w:color w:val="4A4A4A"/>
+          <w:color w:val="2B2B2B"/>
           <w:sz w:val="22"/>
         </w:rPr>
         <w:t>（面经原文："针对我追问一回答里的细节的深挖"）</w:t>
@@ -1885,7 +1882,7 @@
         <w:rPr>
           <w:rFonts w:ascii="Calibri" w:hAnsi="Calibri" w:eastAsia="微软雅黑"/>
           <w:b w:val="0"/>
-          <w:color w:val="4A4A4A"/>
+          <w:color w:val="2B2B2B"/>
           <w:sz w:val="22"/>
         </w:rPr>
         <w:t>• 英文题的追问</w:t>
@@ -1894,7 +1891,7 @@
         <w:rPr>
           <w:rFonts w:ascii="Calibri" w:hAnsi="Calibri" w:eastAsia="微软雅黑"/>
           <w:b/>
-          <w:color w:val="4A4A4A"/>
+          <w:color w:val="2B2B2B"/>
           <w:sz w:val="22"/>
         </w:rPr>
         <w:t>特别长难句</w:t>
@@ -1903,7 +1900,7 @@
         <w:rPr>
           <w:rFonts w:ascii="Calibri" w:hAnsi="Calibri" w:eastAsia="微软雅黑"/>
           <w:b w:val="0"/>
-          <w:color w:val="4A4A4A"/>
+          <w:color w:val="2B2B2B"/>
           <w:sz w:val="22"/>
         </w:rPr>
         <w:t>，15秒读题时间来不及</w:t>
@@ -1918,7 +1915,7 @@
         <w:rPr>
           <w:rFonts w:ascii="Calibri" w:hAnsi="Calibri" w:eastAsia="微软雅黑"/>
           <w:b w:val="0"/>
-          <w:color w:val="4A4A4A"/>
+          <w:color w:val="2B2B2B"/>
           <w:sz w:val="22"/>
         </w:rPr>
         <w:t>• 问题会</w:t>
@@ -1927,7 +1924,7 @@
         <w:rPr>
           <w:rFonts w:ascii="Calibri" w:hAnsi="Calibri" w:eastAsia="微软雅黑"/>
           <w:b/>
-          <w:color w:val="4A4A4A"/>
+          <w:color w:val="2B2B2B"/>
           <w:sz w:val="22"/>
         </w:rPr>
         <w:t>结合你的简历</w:t>
@@ -1936,7 +1933,7 @@
         <w:rPr>
           <w:rFonts w:ascii="Calibri" w:hAnsi="Calibri" w:eastAsia="微软雅黑"/>
           <w:b w:val="0"/>
-          <w:color w:val="4A4A4A"/>
+          <w:color w:val="2B2B2B"/>
           <w:sz w:val="22"/>
         </w:rPr>
         <w:t>提问——你简历里写了什么，AI就往哪挖</w:t>
@@ -1950,7 +1947,7 @@
         <w:rPr>
           <w:rFonts w:ascii="Calibri" w:hAnsi="Calibri" w:eastAsia="微软雅黑"/>
           <w:b w:val="0"/>
-          <w:color w:val="4A4A4A"/>
+          <w:color w:val="2B2B2B"/>
           <w:sz w:val="22"/>
         </w:rPr>
       </w:r>
@@ -1958,7 +1955,7 @@
         <w:rPr>
           <w:rFonts w:ascii="Calibri" w:hAnsi="Calibri" w:eastAsia="微软雅黑"/>
           <w:b/>
-          <w:color w:val="4A4A4A"/>
+          <w:color w:val="2B2B2B"/>
           <w:sz w:val="22"/>
         </w:rPr>
         <w:t>应对策略</w:t>
@@ -1967,7 +1964,7 @@
         <w:rPr>
           <w:rFonts w:ascii="Calibri" w:hAnsi="Calibri" w:eastAsia="微软雅黑"/>
           <w:b w:val="0"/>
-          <w:color w:val="4A4A4A"/>
+          <w:color w:val="2B2B2B"/>
           <w:sz w:val="22"/>
         </w:rPr>
         <w:t>：</w:t>
@@ -1982,7 +1979,7 @@
         <w:rPr>
           <w:rFonts w:ascii="Calibri" w:hAnsi="Calibri" w:eastAsia="微软雅黑"/>
           <w:b w:val="0"/>
-          <w:color w:val="4A4A4A"/>
+          <w:color w:val="2B2B2B"/>
           <w:sz w:val="22"/>
         </w:rPr>
         <w:t>• 主问题回答里</w:t>
@@ -1991,7 +1988,7 @@
         <w:rPr>
           <w:rFonts w:ascii="Calibri" w:hAnsi="Calibri" w:eastAsia="微软雅黑"/>
           <w:b/>
-          <w:color w:val="4A4A4A"/>
+          <w:color w:val="2B2B2B"/>
           <w:sz w:val="22"/>
         </w:rPr>
         <w:t>主动埋3个细节点</w:t>
@@ -2000,7 +1997,7 @@
         <w:rPr>
           <w:rFonts w:ascii="Calibri" w:hAnsi="Calibri" w:eastAsia="微软雅黑"/>
           <w:b w:val="0"/>
-          <w:color w:val="4A4A4A"/>
+          <w:color w:val="2B2B2B"/>
           <w:sz w:val="22"/>
         </w:rPr>
         <w:t>（具体数字、具体方法、具体转折），每个细节点都准备好被追问</w:t>
@@ -2015,7 +2012,7 @@
         <w:rPr>
           <w:rFonts w:ascii="Calibri" w:hAnsi="Calibri" w:eastAsia="微软雅黑"/>
           <w:b w:val="0"/>
-          <w:color w:val="4A4A4A"/>
+          <w:color w:val="2B2B2B"/>
           <w:sz w:val="22"/>
         </w:rPr>
         <w:t>• 不要把所有细节都在主问题里说完，留着被追问时展开</w:t>
@@ -2030,7 +2027,7 @@
         <w:rPr>
           <w:rFonts w:ascii="Calibri" w:hAnsi="Calibri" w:eastAsia="微软雅黑"/>
           <w:b w:val="0"/>
-          <w:color w:val="4A4A4A"/>
+          <w:color w:val="2B2B2B"/>
           <w:sz w:val="22"/>
         </w:rPr>
         <w:t>• 追问不是"刁难"，是给你机会展示更多细节，</w:t>
@@ -2039,7 +2036,7 @@
         <w:rPr>
           <w:rFonts w:ascii="Calibri" w:hAnsi="Calibri" w:eastAsia="微软雅黑"/>
           <w:b/>
-          <w:color w:val="4A4A4A"/>
+          <w:color w:val="2B2B2B"/>
           <w:sz w:val="22"/>
         </w:rPr>
         <w:t>往STAR的A（行动）和R（结果）上靠</w:t>
@@ -2048,7 +2045,7 @@
         <w:rPr>
           <w:rFonts w:ascii="Calibri" w:hAnsi="Calibri" w:eastAsia="微软雅黑"/>
           <w:b w:val="0"/>
-          <w:color w:val="4A4A4A"/>
+          <w:color w:val="2B2B2B"/>
           <w:sz w:val="22"/>
         </w:rPr>
       </w:r>
@@ -2062,7 +2059,7 @@
         <w:rPr>
           <w:rFonts w:ascii="Calibri" w:hAnsi="Calibri" w:eastAsia="微软雅黑"/>
           <w:b w:val="0"/>
-          <w:color w:val="4A4A4A"/>
+          <w:color w:val="2B2B2B"/>
           <w:sz w:val="22"/>
         </w:rPr>
         <w:t xml:space="preserve">• </w:t>
@@ -2071,7 +2068,7 @@
         <w:rPr>
           <w:rFonts w:ascii="Calibri" w:hAnsi="Calibri" w:eastAsia="微软雅黑"/>
           <w:b/>
-          <w:color w:val="4A4A4A"/>
+          <w:color w:val="2B2B2B"/>
           <w:sz w:val="22"/>
         </w:rPr>
         <w:t>链式追问应对</w:t>
@@ -2080,7 +2077,7 @@
         <w:rPr>
           <w:rFonts w:ascii="Calibri" w:hAnsi="Calibri" w:eastAsia="微软雅黑"/>
           <w:b w:val="0"/>
-          <w:color w:val="4A4A4A"/>
+          <w:color w:val="2B2B2B"/>
           <w:sz w:val="22"/>
         </w:rPr>
         <w:t>：回答追问1的时候，也要埋细节点，因为追问2会从你追问1的回答里继续挖</w:t>
@@ -2095,9 +2092,9 @@
       <w:r>
         <w:rPr>
           <w:rFonts w:ascii="Calibri" w:hAnsi="Calibri" w:eastAsia="微软雅黑"/>
-          <w:b w:val="0"/>
-          <w:color w:val="A88B9A"/>
-          <w:sz w:val="30"/>
+          <w:b/>
+          <w:color w:val="2B4F6B"/>
+          <w:sz w:val="29"/>
         </w:rPr>
         <w:t>1.3 16秒准备时间怎么应对</w:t>
       </w:r>
@@ -2110,7 +2107,7 @@
         <w:rPr>
           <w:rFonts w:ascii="Calibri" w:hAnsi="Calibri" w:eastAsia="微软雅黑"/>
           <w:b w:val="0"/>
-          <w:color w:val="4A4A4A"/>
+          <w:color w:val="2B2B2B"/>
           <w:sz w:val="22"/>
         </w:rPr>
       </w:r>
@@ -2118,7 +2115,7 @@
         <w:rPr>
           <w:rFonts w:ascii="Calibri" w:hAnsi="Calibri" w:eastAsia="微软雅黑"/>
           <w:b/>
-          <w:color w:val="4A4A4A"/>
+          <w:color w:val="2B2B2B"/>
           <w:sz w:val="22"/>
         </w:rPr>
         <w:t>真实情况</w:t>
@@ -2127,7 +2124,7 @@
         <w:rPr>
           <w:rFonts w:ascii="Calibri" w:hAnsi="Calibri" w:eastAsia="微软雅黑"/>
           <w:b w:val="0"/>
-          <w:color w:val="4A4A4A"/>
+          <w:color w:val="2B2B2B"/>
           <w:sz w:val="22"/>
         </w:rPr>
         <w:t>：准备时间只有</w:t>
@@ -2136,7 +2133,7 @@
         <w:rPr>
           <w:rFonts w:ascii="Calibri" w:hAnsi="Calibri" w:eastAsia="微软雅黑"/>
           <w:b/>
-          <w:color w:val="4A4A4A"/>
+          <w:color w:val="2B2B2B"/>
           <w:sz w:val="22"/>
         </w:rPr>
         <w:t>16秒</w:t>
@@ -2145,7 +2142,7 @@
         <w:rPr>
           <w:rFonts w:ascii="Calibri" w:hAnsi="Calibri" w:eastAsia="微软雅黑"/>
           <w:b w:val="0"/>
-          <w:color w:val="4A4A4A"/>
+          <w:color w:val="2B2B2B"/>
           <w:sz w:val="22"/>
         </w:rPr>
         <w:t>，非常短。</w:t>
@@ -2159,7 +2156,7 @@
         <w:rPr>
           <w:rFonts w:ascii="Calibri" w:hAnsi="Calibri" w:eastAsia="微软雅黑"/>
           <w:b w:val="0"/>
-          <w:color w:val="4A4A4A"/>
+          <w:color w:val="2B2B2B"/>
           <w:sz w:val="22"/>
         </w:rPr>
       </w:r>
@@ -2167,7 +2164,7 @@
         <w:rPr>
           <w:rFonts w:ascii="Calibri" w:hAnsi="Calibri" w:eastAsia="微软雅黑"/>
           <w:b/>
-          <w:color w:val="4A4A4A"/>
+          <w:color w:val="2B2B2B"/>
           <w:sz w:val="22"/>
         </w:rPr>
         <w:t>应对方法</w:t>
@@ -2176,7 +2173,7 @@
         <w:rPr>
           <w:rFonts w:ascii="Calibri" w:hAnsi="Calibri" w:eastAsia="微软雅黑"/>
           <w:b w:val="0"/>
-          <w:color w:val="4A4A4A"/>
+          <w:color w:val="2B2B2B"/>
           <w:sz w:val="22"/>
         </w:rPr>
         <w:t>：</w:t>
@@ -2191,7 +2188,7 @@
         <w:rPr>
           <w:rFonts w:ascii="Calibri" w:hAnsi="Calibri" w:eastAsia="微软雅黑"/>
           <w:b w:val="0"/>
-          <w:color w:val="4A4A4A"/>
+          <w:color w:val="2B2B2B"/>
           <w:sz w:val="22"/>
         </w:rPr>
         <w:t>• 不要试图在16秒里想完整答案，</w:t>
@@ -2200,7 +2197,7 @@
         <w:rPr>
           <w:rFonts w:ascii="Calibri" w:hAnsi="Calibri" w:eastAsia="微软雅黑"/>
           <w:b/>
-          <w:color w:val="4A4A4A"/>
+          <w:color w:val="2B2B2B"/>
           <w:sz w:val="22"/>
         </w:rPr>
         <w:t>只做一件事：选故事</w:t>
@@ -2209,7 +2206,7 @@
         <w:rPr>
           <w:rFonts w:ascii="Calibri" w:hAnsi="Calibri" w:eastAsia="微软雅黑"/>
           <w:b w:val="0"/>
-          <w:color w:val="4A4A4A"/>
+          <w:color w:val="2B2B2B"/>
           <w:sz w:val="22"/>
         </w:rPr>
       </w:r>
@@ -2223,7 +2220,7 @@
         <w:rPr>
           <w:rFonts w:ascii="Calibri" w:hAnsi="Calibri" w:eastAsia="微软雅黑"/>
           <w:b w:val="0"/>
-          <w:color w:val="4A4A4A"/>
+          <w:color w:val="2B2B2B"/>
           <w:sz w:val="22"/>
         </w:rPr>
         <w:t>• 看到题目后，16秒内快速判断：这道题用哪个故事？</w:t>
@@ -2238,7 +2235,7 @@
         <w:rPr>
           <w:rFonts w:ascii="Calibri" w:hAnsi="Calibri" w:eastAsia="微软雅黑"/>
           <w:b w:val="0"/>
-          <w:color w:val="4A4A4A"/>
+          <w:color w:val="2B2B2B"/>
           <w:sz w:val="22"/>
         </w:rPr>
         <w:t>• 选完故事后直接开口，不要想细节，细节在练的时候已经背熟了</w:t>
@@ -2253,7 +2250,7 @@
         <w:rPr>
           <w:rFonts w:ascii="Calibri" w:hAnsi="Calibri" w:eastAsia="微软雅黑"/>
           <w:b w:val="0"/>
-          <w:color w:val="4A4A4A"/>
+          <w:color w:val="2B2B2B"/>
           <w:sz w:val="22"/>
         </w:rPr>
         <w:t xml:space="preserve">• </w:t>
@@ -2262,7 +2259,7 @@
         <w:rPr>
           <w:rFonts w:ascii="Calibri" w:hAnsi="Calibri" w:eastAsia="微软雅黑"/>
           <w:b/>
-          <w:color w:val="4A4A4A"/>
+          <w:color w:val="2B2B2B"/>
           <w:sz w:val="22"/>
         </w:rPr>
         <w:t>前提</w:t>
@@ -2271,7 +2268,7 @@
         <w:rPr>
           <w:rFonts w:ascii="Calibri" w:hAnsi="Calibri" w:eastAsia="微软雅黑"/>
           <w:b w:val="0"/>
-          <w:color w:val="4A4A4A"/>
+          <w:color w:val="2B2B2B"/>
           <w:sz w:val="22"/>
         </w:rPr>
         <w:t>：7大类题型，每类至少练过3个故事，做到"看到题就知道用哪个故事"</w:t>
@@ -2286,9 +2283,9 @@
       <w:r>
         <w:rPr>
           <w:rFonts w:ascii="Calibri" w:hAnsi="Calibri" w:eastAsia="微软雅黑"/>
-          <w:b w:val="0"/>
-          <w:color w:val="A88B9A"/>
-          <w:sz w:val="30"/>
+          <w:b/>
+          <w:color w:val="2B4F6B"/>
+          <w:sz w:val="29"/>
         </w:rPr>
         <w:t>1.4 你这场的硬性约束（文雪专属）</w:t>
       </w:r>
@@ -2302,7 +2299,7 @@
         <w:rPr>
           <w:rFonts w:ascii="Calibri" w:hAnsi="Calibri" w:eastAsia="微软雅黑"/>
           <w:b w:val="0"/>
-          <w:color w:val="4A4A4A"/>
+          <w:color w:val="2B2B2B"/>
           <w:sz w:val="22"/>
         </w:rPr>
         <w:t>• 英文题是最后一道，</w:t>
@@ -2311,7 +2308,7 @@
         <w:rPr>
           <w:rFonts w:ascii="Calibri" w:hAnsi="Calibri" w:eastAsia="微软雅黑"/>
           <w:b/>
-          <w:color w:val="4A4A4A"/>
+          <w:color w:val="2B2B2B"/>
           <w:sz w:val="22"/>
         </w:rPr>
         <w:t>体力和精力已经消耗很多了</w:t>
@@ -2320,7 +2317,7 @@
         <w:rPr>
           <w:rFonts w:ascii="Calibri" w:hAnsi="Calibri" w:eastAsia="微软雅黑"/>
           <w:b w:val="0"/>
-          <w:color w:val="4A4A4A"/>
+          <w:color w:val="2B2B2B"/>
           <w:sz w:val="22"/>
         </w:rPr>
         <w:t xml:space="preserve"> → 英文必须练到肌肉记忆，不用动脑就能说</w:t>
@@ -2335,7 +2332,7 @@
         <w:rPr>
           <w:rFonts w:ascii="Calibri" w:hAnsi="Calibri" w:eastAsia="微软雅黑"/>
           <w:b w:val="0"/>
-          <w:color w:val="4A4A4A"/>
+          <w:color w:val="2B2B2B"/>
           <w:sz w:val="22"/>
         </w:rPr>
         <w:t>• CET-4：英文用简单句、短句，保证"能当场说出来"，不追求高级词汇</w:t>
@@ -2350,7 +2347,7 @@
         <w:rPr>
           <w:rFonts w:ascii="Calibri" w:hAnsi="Calibri" w:eastAsia="微软雅黑"/>
           <w:b w:val="0"/>
-          <w:color w:val="4A4A4A"/>
+          <w:color w:val="2B2B2B"/>
           <w:sz w:val="22"/>
         </w:rPr>
         <w:t xml:space="preserve">• 内向易紧张 → </w:t>
@@ -2359,7 +2356,7 @@
         <w:rPr>
           <w:rFonts w:ascii="Calibri" w:hAnsi="Calibri" w:eastAsia="微软雅黑"/>
           <w:b/>
-          <w:color w:val="4A4A4A"/>
+          <w:color w:val="2B2B2B"/>
           <w:sz w:val="22"/>
         </w:rPr>
         <w:t>模拟录制≥3次</w:t>
@@ -2368,7 +2365,7 @@
         <w:rPr>
           <w:rFonts w:ascii="Calibri" w:hAnsi="Calibri" w:eastAsia="微软雅黑"/>
           <w:b w:val="0"/>
-          <w:color w:val="4A4A4A"/>
+          <w:color w:val="2B2B2B"/>
           <w:sz w:val="22"/>
         </w:rPr>
         <w:t>，把"面对镜头"练成肌肉记忆</w:t>
@@ -2383,7 +2380,7 @@
         <w:rPr>
           <w:rFonts w:ascii="Calibri" w:hAnsi="Calibri" w:eastAsia="微软雅黑"/>
           <w:b w:val="0"/>
-          <w:color w:val="4A4A4A"/>
+          <w:color w:val="2B2B2B"/>
           <w:sz w:val="22"/>
         </w:rPr>
         <w:t>• 只有1次录制 → 每题准备</w:t>
@@ -2392,7 +2389,7 @@
         <w:rPr>
           <w:rFonts w:ascii="Calibri" w:hAnsi="Calibri" w:eastAsia="微软雅黑"/>
           <w:b/>
-          <w:color w:val="4A4A4A"/>
+          <w:color w:val="2B2B2B"/>
           <w:sz w:val="22"/>
         </w:rPr>
         <w:t>关键词卡片</w:t>
@@ -2401,7 +2398,7 @@
         <w:rPr>
           <w:rFonts w:ascii="Calibri" w:hAnsi="Calibri" w:eastAsia="微软雅黑"/>
           <w:b w:val="0"/>
-          <w:color w:val="4A4A4A"/>
+          <w:color w:val="2B2B2B"/>
           <w:sz w:val="22"/>
         </w:rPr>
         <w:t>，不写全文稿（读稿一眼可辨）</w:t>
@@ -2417,8 +2414,8 @@
         <w:rPr>
           <w:rFonts w:ascii="Calibri" w:hAnsi="Calibri" w:eastAsia="微软雅黑"/>
           <w:b/>
-          <w:color w:val="6B5B7A"/>
-          <w:sz w:val="32"/>
+          <w:color w:val="3D2A4A"/>
+          <w:sz w:val="36"/>
         </w:rPr>
         <w:t>二、技术准备与现场执行</w:t>
       </w:r>
@@ -2432,9 +2429,9 @@
       <w:r>
         <w:rPr>
           <w:rFonts w:ascii="Calibri" w:hAnsi="Calibri" w:eastAsia="微软雅黑"/>
-          <w:b w:val="0"/>
-          <w:color w:val="A88B9A"/>
-          <w:sz w:val="30"/>
+          <w:b/>
+          <w:color w:val="2B4F6B"/>
+          <w:sz w:val="29"/>
         </w:rPr>
         <w:t>2.1 设备与环境</w:t>
       </w:r>
@@ -2448,7 +2445,7 @@
         <w:rPr>
           <w:rFonts w:ascii="Calibri" w:hAnsi="Calibri" w:eastAsia="微软雅黑"/>
           <w:b w:val="0"/>
-          <w:color w:val="4A4A4A"/>
+          <w:color w:val="2B2B2B"/>
           <w:sz w:val="22"/>
         </w:rPr>
         <w:t>• 摄像头与眼睛齐平：笔记本垫书，别低头看屏幕</w:t>
@@ -2463,7 +2460,7 @@
         <w:rPr>
           <w:rFonts w:ascii="Calibri" w:hAnsi="Calibri" w:eastAsia="微软雅黑"/>
           <w:b w:val="0"/>
-          <w:color w:val="4A4A4A"/>
+          <w:color w:val="2B2B2B"/>
           <w:sz w:val="22"/>
         </w:rPr>
         <w:t>• 光源在</w:t>
@@ -2472,7 +2469,7 @@
         <w:rPr>
           <w:rFonts w:ascii="Calibri" w:hAnsi="Calibri" w:eastAsia="微软雅黑"/>
           <w:b/>
-          <w:color w:val="4A4A4A"/>
+          <w:color w:val="2B2B2B"/>
           <w:sz w:val="22"/>
         </w:rPr>
         <w:t>脸前方</w:t>
@@ -2481,7 +2478,7 @@
         <w:rPr>
           <w:rFonts w:ascii="Calibri" w:hAnsi="Calibri" w:eastAsia="微软雅黑"/>
           <w:b w:val="0"/>
-          <w:color w:val="4A4A4A"/>
+          <w:color w:val="2B2B2B"/>
           <w:sz w:val="22"/>
         </w:rPr>
         <w:t>（窗/灯在相机后侧），别背光</w:t>
@@ -2496,7 +2493,7 @@
         <w:rPr>
           <w:rFonts w:ascii="Calibri" w:hAnsi="Calibri" w:eastAsia="微软雅黑"/>
           <w:b w:val="0"/>
-          <w:color w:val="4A4A4A"/>
+          <w:color w:val="2B2B2B"/>
           <w:sz w:val="22"/>
         </w:rPr>
         <w:t>• 背景：干净中性；桌面只留</w:t>
@@ -2505,7 +2502,7 @@
         <w:rPr>
           <w:rFonts w:ascii="Calibri" w:hAnsi="Calibri" w:eastAsia="微软雅黑"/>
           <w:b/>
-          <w:color w:val="4A4A4A"/>
+          <w:color w:val="2B2B2B"/>
           <w:sz w:val="22"/>
         </w:rPr>
         <w:t>关键词卡片</w:t>
@@ -2514,7 +2511,7 @@
         <w:rPr>
           <w:rFonts w:ascii="Calibri" w:hAnsi="Calibri" w:eastAsia="微软雅黑"/>
           <w:b w:val="0"/>
-          <w:color w:val="4A4A4A"/>
+          <w:color w:val="2B2B2B"/>
           <w:sz w:val="22"/>
         </w:rPr>
       </w:r>
@@ -2528,7 +2525,7 @@
         <w:rPr>
           <w:rFonts w:ascii="Calibri" w:hAnsi="Calibri" w:eastAsia="微软雅黑"/>
           <w:b w:val="0"/>
-          <w:color w:val="4A4A4A"/>
+          <w:color w:val="2B2B2B"/>
           <w:sz w:val="22"/>
         </w:rPr>
         <w:t>• 安静房间、手机静音、关通知</w:t>
@@ -2543,7 +2540,7 @@
         <w:rPr>
           <w:rFonts w:ascii="Calibri" w:hAnsi="Calibri" w:eastAsia="微软雅黑"/>
           <w:b w:val="0"/>
-          <w:color w:val="4A4A4A"/>
+          <w:color w:val="2B2B2B"/>
           <w:sz w:val="22"/>
         </w:rPr>
         <w:t>• 网络：优先有线或稳定Wi-Fi</w:t>
@@ -2558,7 +2555,7 @@
         <w:rPr>
           <w:rFonts w:ascii="Calibri" w:hAnsi="Calibri" w:eastAsia="微软雅黑"/>
           <w:b w:val="0"/>
-          <w:color w:val="4A4A4A"/>
+          <w:color w:val="2B2B2B"/>
           <w:sz w:val="22"/>
         </w:rPr>
         <w:t>• 着装：商务休闲，比日常正式一档</w:t>
@@ -2573,9 +2570,9 @@
       <w:r>
         <w:rPr>
           <w:rFonts w:ascii="Calibri" w:hAnsi="Calibri" w:eastAsia="微软雅黑"/>
-          <w:b w:val="0"/>
-          <w:color w:val="A88B9A"/>
-          <w:sz w:val="30"/>
+          <w:b/>
+          <w:color w:val="2B4F6B"/>
+          <w:sz w:val="29"/>
         </w:rPr>
         <w:t>2.2 录制当天铁律</w:t>
       </w:r>
@@ -2589,7 +2586,7 @@
         <w:rPr>
           <w:rFonts w:ascii="Calibri" w:hAnsi="Calibri" w:eastAsia="微软雅黑"/>
           <w:b w:val="0"/>
-          <w:color w:val="4A4A4A"/>
+          <w:color w:val="2B2B2B"/>
           <w:sz w:val="22"/>
         </w:rPr>
         <w:t>1. 看</w:t>
@@ -2598,7 +2595,7 @@
         <w:rPr>
           <w:rFonts w:ascii="Calibri" w:hAnsi="Calibri" w:eastAsia="微软雅黑"/>
           <w:b/>
-          <w:color w:val="4A4A4A"/>
+          <w:color w:val="2B2B2B"/>
           <w:sz w:val="22"/>
         </w:rPr>
         <w:t>摄像头镜头</w:t>
@@ -2607,7 +2604,7 @@
         <w:rPr>
           <w:rFonts w:ascii="Calibri" w:hAnsi="Calibri" w:eastAsia="微软雅黑"/>
           <w:b w:val="0"/>
-          <w:color w:val="4A4A4A"/>
+          <w:color w:val="2B2B2B"/>
           <w:sz w:val="22"/>
         </w:rPr>
         <w:t>，不是屏幕里的自己</w:t>
@@ -2622,7 +2619,7 @@
         <w:rPr>
           <w:rFonts w:ascii="Calibri" w:hAnsi="Calibri" w:eastAsia="微软雅黑"/>
           <w:b w:val="0"/>
-          <w:color w:val="4A4A4A"/>
+          <w:color w:val="2B2B2B"/>
           <w:sz w:val="22"/>
         </w:rPr>
         <w:t>2. 16秒准备时间只做一件事：</w:t>
@@ -2631,7 +2628,7 @@
         <w:rPr>
           <w:rFonts w:ascii="Calibri" w:hAnsi="Calibri" w:eastAsia="微软雅黑"/>
           <w:b/>
-          <w:color w:val="4A4A4A"/>
+          <w:color w:val="2B2B2B"/>
           <w:sz w:val="22"/>
         </w:rPr>
         <w:t>选故事</w:t>
@@ -2640,7 +2637,7 @@
         <w:rPr>
           <w:rFonts w:ascii="Calibri" w:hAnsi="Calibri" w:eastAsia="微软雅黑"/>
           <w:b w:val="0"/>
-          <w:color w:val="4A4A4A"/>
+          <w:color w:val="2B2B2B"/>
           <w:sz w:val="22"/>
         </w:rPr>
       </w:r>
@@ -2654,7 +2651,7 @@
         <w:rPr>
           <w:rFonts w:ascii="Calibri" w:hAnsi="Calibri" w:eastAsia="微软雅黑"/>
           <w:b w:val="0"/>
-          <w:color w:val="4A4A4A"/>
+          <w:color w:val="2B2B2B"/>
           <w:sz w:val="22"/>
         </w:rPr>
         <w:t>3. 第一句直接给结论，再展开</w:t>
@@ -2669,7 +2666,7 @@
         <w:rPr>
           <w:rFonts w:ascii="Calibri" w:hAnsi="Calibri" w:eastAsia="微软雅黑"/>
           <w:b w:val="0"/>
-          <w:color w:val="4A4A4A"/>
+          <w:color w:val="2B2B2B"/>
           <w:sz w:val="22"/>
         </w:rPr>
         <w:t>4. 每题3分钟：</w:t>
@@ -2678,7 +2675,7 @@
         <w:rPr>
           <w:rFonts w:ascii="Calibri" w:hAnsi="Calibri" w:eastAsia="微软雅黑"/>
           <w:b/>
-          <w:color w:val="4A4A4A"/>
+          <w:color w:val="2B2B2B"/>
           <w:sz w:val="22"/>
         </w:rPr>
         <w:t>开场30秒给STAR框架，中间2分钟展开细节，结尾30秒收结果</w:t>
@@ -2687,7 +2684,7 @@
         <w:rPr>
           <w:rFonts w:ascii="Calibri" w:hAnsi="Calibri" w:eastAsia="微软雅黑"/>
           <w:b w:val="0"/>
-          <w:color w:val="4A4A4A"/>
+          <w:color w:val="2B2B2B"/>
           <w:sz w:val="22"/>
         </w:rPr>
       </w:r>
@@ -2701,7 +2698,7 @@
         <w:rPr>
           <w:rFonts w:ascii="Calibri" w:hAnsi="Calibri" w:eastAsia="微软雅黑"/>
           <w:b w:val="0"/>
-          <w:color w:val="4A4A4A"/>
+          <w:color w:val="2B2B2B"/>
           <w:sz w:val="22"/>
         </w:rPr>
         <w:t>5. 语速比平时慢10%（紧张会加速）</w:t>
@@ -2716,7 +2713,7 @@
         <w:rPr>
           <w:rFonts w:ascii="Calibri" w:hAnsi="Calibri" w:eastAsia="微软雅黑"/>
           <w:b w:val="0"/>
-          <w:color w:val="4A4A4A"/>
+          <w:color w:val="2B2B2B"/>
           <w:sz w:val="22"/>
         </w:rPr>
         <w:t>6. 能量比日常对话高半档（镜头压扁表情）</w:t>
@@ -2731,7 +2728,7 @@
         <w:rPr>
           <w:rFonts w:ascii="Calibri" w:hAnsi="Calibri" w:eastAsia="微软雅黑"/>
           <w:b w:val="0"/>
-          <w:color w:val="4A4A4A"/>
+          <w:color w:val="2B2B2B"/>
           <w:sz w:val="22"/>
         </w:rPr>
         <w:t>7. 结尾利落一句收，别拖尾</w:t>
@@ -2746,9 +2743,9 @@
       <w:r>
         <w:rPr>
           <w:rFonts w:ascii="Calibri" w:hAnsi="Calibri" w:eastAsia="微软雅黑"/>
-          <w:b w:val="0"/>
-          <w:color w:val="A88B9A"/>
-          <w:sz w:val="30"/>
+          <w:b/>
+          <w:color w:val="2B4F6B"/>
+          <w:sz w:val="29"/>
         </w:rPr>
         <w:t>2.3 必须做的测试录制</w:t>
       </w:r>
@@ -2761,7 +2758,7 @@
         <w:rPr>
           <w:rFonts w:ascii="Calibri" w:hAnsi="Calibri" w:eastAsia="微软雅黑"/>
           <w:b w:val="0"/>
-          <w:color w:val="4A4A4A"/>
+          <w:color w:val="2B2B2B"/>
           <w:sz w:val="22"/>
         </w:rPr>
         <w:t>用练习题或手机自录1段自我介绍→回看1遍，几乎人人能发现1个可改点：语速快、眼神飘、构图歪、填充词多。</w:t>
@@ -2770,7 +2767,7 @@
         <w:rPr>
           <w:rFonts w:ascii="Calibri" w:hAnsi="Calibri" w:eastAsia="微软雅黑"/>
           <w:b/>
-          <w:color w:val="4A4A4A"/>
+          <w:color w:val="2B2B2B"/>
           <w:sz w:val="22"/>
         </w:rPr>
         <w:t>改完再正式录</w:t>
@@ -2779,7 +2776,7 @@
         <w:rPr>
           <w:rFonts w:ascii="Calibri" w:hAnsi="Calibri" w:eastAsia="微软雅黑"/>
           <w:b w:val="0"/>
-          <w:color w:val="4A4A4A"/>
+          <w:color w:val="2B2B2B"/>
           <w:sz w:val="22"/>
         </w:rPr>
         <w:t>。</w:t>
@@ -2795,8 +2792,8 @@
         <w:rPr>
           <w:rFonts w:ascii="Calibri" w:hAnsi="Calibri" w:eastAsia="微软雅黑"/>
           <w:b/>
-          <w:color w:val="6B5B7A"/>
-          <w:sz w:val="32"/>
+          <w:color w:val="3D2A4A"/>
+          <w:sz w:val="36"/>
         </w:rPr>
         <w:t>三、答题底层策略</w:t>
       </w:r>
@@ -2810,9 +2807,9 @@
       <w:r>
         <w:rPr>
           <w:rFonts w:ascii="Calibri" w:hAnsi="Calibri" w:eastAsia="微软雅黑"/>
-          <w:b w:val="0"/>
-          <w:color w:val="A88B9A"/>
-          <w:sz w:val="30"/>
+          <w:b/>
+          <w:color w:val="2B4F6B"/>
+          <w:sz w:val="29"/>
         </w:rPr>
         <w:t>3.1 3分钟STAR结构（不是60-90秒版！）</w:t>
       </w:r>
@@ -2825,7 +2822,7 @@
         <w:rPr>
           <w:rFonts w:ascii="Calibri" w:hAnsi="Calibri" w:eastAsia="微软雅黑"/>
           <w:b w:val="0"/>
-          <w:color w:val="4A4A4A"/>
+          <w:color w:val="2B2B2B"/>
           <w:sz w:val="22"/>
         </w:rPr>
       </w:r>
@@ -2833,7 +2830,7 @@
         <w:rPr>
           <w:rFonts w:ascii="Calibri" w:hAnsi="Calibri" w:eastAsia="微软雅黑"/>
           <w:b/>
-          <w:color w:val="4A4A4A"/>
+          <w:color w:val="2B2B2B"/>
           <w:sz w:val="22"/>
         </w:rPr>
         <w:t>主问题3分钟分配</w:t>
@@ -2842,7 +2839,7 @@
         <w:rPr>
           <w:rFonts w:ascii="Calibri" w:hAnsi="Calibri" w:eastAsia="微软雅黑"/>
           <w:b w:val="0"/>
-          <w:color w:val="4A4A4A"/>
+          <w:color w:val="2B2B2B"/>
           <w:sz w:val="22"/>
         </w:rPr>
         <w:t>：</w:t>
@@ -2857,7 +2854,7 @@
         <w:rPr>
           <w:rFonts w:ascii="Calibri" w:hAnsi="Calibri" w:eastAsia="微软雅黑"/>
           <w:b w:val="0"/>
-          <w:color w:val="4A4A4A"/>
+          <w:color w:val="2B2B2B"/>
           <w:sz w:val="22"/>
         </w:rPr>
         <w:t xml:space="preserve">• </w:t>
@@ -2866,7 +2863,7 @@
         <w:rPr>
           <w:rFonts w:ascii="Calibri" w:hAnsi="Calibri" w:eastAsia="微软雅黑"/>
           <w:b/>
-          <w:color w:val="4A4A4A"/>
+          <w:color w:val="2B2B2B"/>
           <w:sz w:val="22"/>
         </w:rPr>
         <w:t>开场30秒</w:t>
@@ -2875,7 +2872,7 @@
         <w:rPr>
           <w:rFonts w:ascii="Calibri" w:hAnsi="Calibri" w:eastAsia="微软雅黑"/>
           <w:b w:val="0"/>
-          <w:color w:val="4A4A4A"/>
+          <w:color w:val="2B2B2B"/>
           <w:sz w:val="22"/>
         </w:rPr>
         <w:t>：S+T（情境+任务）——一句话说清背景和你的角色</w:t>
@@ -2890,7 +2887,7 @@
         <w:rPr>
           <w:rFonts w:ascii="Calibri" w:hAnsi="Calibri" w:eastAsia="微软雅黑"/>
           <w:b w:val="0"/>
-          <w:color w:val="4A4A4A"/>
+          <w:color w:val="2B2B2B"/>
           <w:sz w:val="22"/>
         </w:rPr>
         <w:t xml:space="preserve">• </w:t>
@@ -2899,7 +2896,7 @@
         <w:rPr>
           <w:rFonts w:ascii="Calibri" w:hAnsi="Calibri" w:eastAsia="微软雅黑"/>
           <w:b/>
-          <w:color w:val="4A4A4A"/>
+          <w:color w:val="2B2B2B"/>
           <w:sz w:val="22"/>
         </w:rPr>
         <w:t>中间2分钟</w:t>
@@ -2908,7 +2905,7 @@
         <w:rPr>
           <w:rFonts w:ascii="Calibri" w:hAnsi="Calibri" w:eastAsia="微软雅黑"/>
           <w:b w:val="0"/>
-          <w:color w:val="4A4A4A"/>
+          <w:color w:val="2B2B2B"/>
           <w:sz w:val="22"/>
         </w:rPr>
         <w:t>：A（行动）——分2-3个行动点展开，每个行动点说清楚你做了什么、怎么做的</w:t>
@@ -2923,7 +2920,7 @@
         <w:rPr>
           <w:rFonts w:ascii="Calibri" w:hAnsi="Calibri" w:eastAsia="微软雅黑"/>
           <w:b w:val="0"/>
-          <w:color w:val="4A4A4A"/>
+          <w:color w:val="2B2B2B"/>
           <w:sz w:val="22"/>
         </w:rPr>
         <w:t xml:space="preserve">• </w:t>
@@ -2932,7 +2929,7 @@
         <w:rPr>
           <w:rFonts w:ascii="Calibri" w:hAnsi="Calibri" w:eastAsia="微软雅黑"/>
           <w:b/>
-          <w:color w:val="4A4A4A"/>
+          <w:color w:val="2B2B2B"/>
           <w:sz w:val="22"/>
         </w:rPr>
         <w:t>结尾30秒</w:t>
@@ -2941,7 +2938,7 @@
         <w:rPr>
           <w:rFonts w:ascii="Calibri" w:hAnsi="Calibri" w:eastAsia="微软雅黑"/>
           <w:b w:val="0"/>
-          <w:color w:val="4A4A4A"/>
+          <w:color w:val="2B2B2B"/>
           <w:sz w:val="22"/>
         </w:rPr>
         <w:t>：R（结果）——量化结果+学到了什么</w:t>
@@ -2955,7 +2952,7 @@
         <w:rPr>
           <w:rFonts w:ascii="Calibri" w:hAnsi="Calibri" w:eastAsia="微软雅黑"/>
           <w:b w:val="0"/>
-          <w:color w:val="4A4A4A"/>
+          <w:color w:val="2B2B2B"/>
           <w:sz w:val="22"/>
         </w:rPr>
       </w:r>
@@ -2963,7 +2960,7 @@
         <w:rPr>
           <w:rFonts w:ascii="Calibri" w:hAnsi="Calibri" w:eastAsia="微软雅黑"/>
           <w:b/>
-          <w:color w:val="4A4A4A"/>
+          <w:color w:val="2B2B2B"/>
           <w:sz w:val="22"/>
         </w:rPr>
         <w:t>追问3分钟分配</w:t>
@@ -2972,7 +2969,7 @@
         <w:rPr>
           <w:rFonts w:ascii="Calibri" w:hAnsi="Calibri" w:eastAsia="微软雅黑"/>
           <w:b w:val="0"/>
-          <w:color w:val="4A4A4A"/>
+          <w:color w:val="2B2B2B"/>
           <w:sz w:val="22"/>
         </w:rPr>
         <w:t>：</w:t>
@@ -2987,7 +2984,7 @@
         <w:rPr>
           <w:rFonts w:ascii="Calibri" w:hAnsi="Calibri" w:eastAsia="微软雅黑"/>
           <w:b w:val="0"/>
-          <w:color w:val="4A4A4A"/>
+          <w:color w:val="2B2B2B"/>
           <w:sz w:val="22"/>
         </w:rPr>
         <w:t>• 追问通常是深挖主问题里的某个细节</w:t>
@@ -3002,7 +2999,7 @@
         <w:rPr>
           <w:rFonts w:ascii="Calibri" w:hAnsi="Calibri" w:eastAsia="微软雅黑"/>
           <w:b w:val="0"/>
-          <w:color w:val="4A4A4A"/>
+          <w:color w:val="2B2B2B"/>
           <w:sz w:val="22"/>
         </w:rPr>
         <w:t>• 直接回答细节，不用再重复背景</w:t>
@@ -3017,7 +3014,7 @@
         <w:rPr>
           <w:rFonts w:ascii="Calibri" w:hAnsi="Calibri" w:eastAsia="微软雅黑"/>
           <w:b w:val="0"/>
-          <w:color w:val="4A4A4A"/>
+          <w:color w:val="2B2B2B"/>
           <w:sz w:val="22"/>
         </w:rPr>
         <w:t>• 往"你具体怎么做的"、"为什么这么选"、"数据怎么来的"上靠</w:t>
@@ -3032,9 +3029,9 @@
       <w:r>
         <w:rPr>
           <w:rFonts w:ascii="Calibri" w:hAnsi="Calibri" w:eastAsia="微软雅黑"/>
-          <w:b w:val="0"/>
-          <w:color w:val="A88B9A"/>
-          <w:sz w:val="30"/>
+          <w:b/>
+          <w:color w:val="2B4F6B"/>
+          <w:sz w:val="29"/>
         </w:rPr>
         <w:t>3.2 追问应对策略</w:t>
       </w:r>
@@ -3047,7 +3044,7 @@
         <w:rPr>
           <w:rFonts w:ascii="Calibri" w:hAnsi="Calibri" w:eastAsia="微软雅黑"/>
           <w:b w:val="0"/>
-          <w:color w:val="4A4A4A"/>
+          <w:color w:val="2B2B2B"/>
           <w:sz w:val="22"/>
         </w:rPr>
       </w:r>
@@ -3055,7 +3052,7 @@
         <w:rPr>
           <w:rFonts w:ascii="Calibri" w:hAnsi="Calibri" w:eastAsia="微软雅黑"/>
           <w:b/>
-          <w:color w:val="4A4A4A"/>
+          <w:color w:val="2B2B2B"/>
           <w:sz w:val="22"/>
         </w:rPr>
         <w:t>常见追问方向</w:t>
@@ -3064,7 +3061,7 @@
         <w:rPr>
           <w:rFonts w:ascii="Calibri" w:hAnsi="Calibri" w:eastAsia="微软雅黑"/>
           <w:b w:val="0"/>
-          <w:color w:val="4A4A4A"/>
+          <w:color w:val="2B2B2B"/>
           <w:sz w:val="22"/>
         </w:rPr>
         <w:t>（面经+手册总结）：</w:t>
@@ -3079,7 +3076,7 @@
         <w:rPr>
           <w:rFonts w:ascii="Calibri" w:hAnsi="Calibri" w:eastAsia="微软雅黑"/>
           <w:b w:val="0"/>
-          <w:color w:val="4A4A4A"/>
+          <w:color w:val="2B2B2B"/>
           <w:sz w:val="22"/>
         </w:rPr>
         <w:t xml:space="preserve">1. </w:t>
@@ -3088,7 +3085,7 @@
         <w:rPr>
           <w:rFonts w:ascii="Calibri" w:hAnsi="Calibri" w:eastAsia="微软雅黑"/>
           <w:b/>
-          <w:color w:val="4A4A4A"/>
+          <w:color w:val="2B2B2B"/>
           <w:sz w:val="22"/>
         </w:rPr>
         <w:t>数字来源追问</w:t>
@@ -3097,7 +3094,7 @@
         <w:rPr>
           <w:rFonts w:ascii="Calibri" w:hAnsi="Calibri" w:eastAsia="微软雅黑"/>
           <w:b w:val="0"/>
-          <w:color w:val="4A4A4A"/>
+          <w:color w:val="2B2B2B"/>
           <w:sz w:val="22"/>
         </w:rPr>
         <w:t>："18.7%怎么算的？""345单怎么来的？"</w:t>
@@ -3112,7 +3109,7 @@
         <w:rPr>
           <w:rFonts w:ascii="Calibri" w:hAnsi="Calibri" w:eastAsia="微软雅黑"/>
           <w:b w:val="0"/>
-          <w:color w:val="4A4A4A"/>
+          <w:color w:val="2B2B2B"/>
           <w:sz w:val="22"/>
         </w:rPr>
         <w:t xml:space="preserve">2. </w:t>
@@ -3121,7 +3118,7 @@
         <w:rPr>
           <w:rFonts w:ascii="Calibri" w:hAnsi="Calibri" w:eastAsia="微软雅黑"/>
           <w:b/>
-          <w:color w:val="4A4A4A"/>
+          <w:color w:val="2B2B2B"/>
           <w:sz w:val="22"/>
         </w:rPr>
         <w:t>方法选择追问</w:t>
@@ -3130,7 +3127,7 @@
         <w:rPr>
           <w:rFonts w:ascii="Calibri" w:hAnsi="Calibri" w:eastAsia="微软雅黑"/>
           <w:b w:val="0"/>
-          <w:color w:val="4A4A4A"/>
+          <w:color w:val="2B2B2B"/>
           <w:sz w:val="22"/>
         </w:rPr>
         <w:t>："为什么用遗传算法不用模拟退火？""为什么选p-median模型？"</w:t>
@@ -3145,7 +3142,7 @@
         <w:rPr>
           <w:rFonts w:ascii="Calibri" w:hAnsi="Calibri" w:eastAsia="微软雅黑"/>
           <w:b w:val="0"/>
-          <w:color w:val="4A4A4A"/>
+          <w:color w:val="2B2B2B"/>
           <w:sz w:val="22"/>
         </w:rPr>
         <w:t xml:space="preserve">3. </w:t>
@@ -3154,7 +3151,7 @@
         <w:rPr>
           <w:rFonts w:ascii="Calibri" w:hAnsi="Calibri" w:eastAsia="微软雅黑"/>
           <w:b/>
-          <w:color w:val="4A4A4A"/>
+          <w:color w:val="2B2B2B"/>
           <w:sz w:val="22"/>
         </w:rPr>
         <w:t>困难细节追问</w:t>
@@ -3163,7 +3160,7 @@
         <w:rPr>
           <w:rFonts w:ascii="Calibri" w:hAnsi="Calibri" w:eastAsia="微软雅黑"/>
           <w:b w:val="0"/>
-          <w:color w:val="4A4A4A"/>
+          <w:color w:val="2B2B2B"/>
           <w:sz w:val="22"/>
         </w:rPr>
         <w:t>："过程中遇到的最大困难是什么？""怎么解决的？"</w:t>
@@ -3178,7 +3175,7 @@
         <w:rPr>
           <w:rFonts w:ascii="Calibri" w:hAnsi="Calibri" w:eastAsia="微软雅黑"/>
           <w:b w:val="0"/>
-          <w:color w:val="4A4A4A"/>
+          <w:color w:val="2B2B2B"/>
           <w:sz w:val="22"/>
         </w:rPr>
         <w:t xml:space="preserve">4. </w:t>
@@ -3187,7 +3184,7 @@
         <w:rPr>
           <w:rFonts w:ascii="Calibri" w:hAnsi="Calibri" w:eastAsia="微软雅黑"/>
           <w:b/>
-          <w:color w:val="4A4A4A"/>
+          <w:color w:val="2B2B2B"/>
           <w:sz w:val="22"/>
         </w:rPr>
         <w:t>对比追问</w:t>
@@ -3196,7 +3193,7 @@
         <w:rPr>
           <w:rFonts w:ascii="Calibri" w:hAnsi="Calibri" w:eastAsia="微软雅黑"/>
           <w:b w:val="0"/>
-          <w:color w:val="4A4A4A"/>
+          <w:color w:val="2B2B2B"/>
           <w:sz w:val="22"/>
         </w:rPr>
         <w:t>："如果再做一次你会怎么改进？""你觉得这个方法有什么局限？"</w:t>
@@ -3211,7 +3208,7 @@
         <w:rPr>
           <w:rFonts w:ascii="Calibri" w:hAnsi="Calibri" w:eastAsia="微软雅黑"/>
           <w:b w:val="0"/>
-          <w:color w:val="4A4A4A"/>
+          <w:color w:val="2B2B2B"/>
           <w:sz w:val="22"/>
         </w:rPr>
         <w:t xml:space="preserve">5. </w:t>
@@ -3220,7 +3217,7 @@
         <w:rPr>
           <w:rFonts w:ascii="Calibri" w:hAnsi="Calibri" w:eastAsia="微软雅黑"/>
           <w:b/>
-          <w:color w:val="4A4A4A"/>
+          <w:color w:val="2B2B2B"/>
           <w:sz w:val="22"/>
         </w:rPr>
         <w:t>关联追问</w:t>
@@ -3229,7 +3226,7 @@
         <w:rPr>
           <w:rFonts w:ascii="Calibri" w:hAnsi="Calibri" w:eastAsia="微软雅黑"/>
           <w:b w:val="0"/>
-          <w:color w:val="4A4A4A"/>
+          <w:color w:val="2B2B2B"/>
           <w:sz w:val="22"/>
         </w:rPr>
         <w:t>："这跟供应链有什么关系？""这个经验怎么用到工作中？"</w:t>
@@ -3243,7 +3240,7 @@
         <w:rPr>
           <w:rFonts w:ascii="Calibri" w:hAnsi="Calibri" w:eastAsia="微软雅黑"/>
           <w:b w:val="0"/>
-          <w:color w:val="4A4A4A"/>
+          <w:color w:val="2B2B2B"/>
           <w:sz w:val="22"/>
         </w:rPr>
       </w:r>
@@ -3251,7 +3248,7 @@
         <w:rPr>
           <w:rFonts w:ascii="Calibri" w:hAnsi="Calibri" w:eastAsia="微软雅黑"/>
           <w:b/>
-          <w:color w:val="4A4A4A"/>
+          <w:color w:val="2B2B2B"/>
           <w:sz w:val="22"/>
         </w:rPr>
         <w:t>应对原则</w:t>
@@ -3260,7 +3257,7 @@
         <w:rPr>
           <w:rFonts w:ascii="Calibri" w:hAnsi="Calibri" w:eastAsia="微软雅黑"/>
           <w:b w:val="0"/>
-          <w:color w:val="4A4A4A"/>
+          <w:color w:val="2B2B2B"/>
           <w:sz w:val="22"/>
         </w:rPr>
         <w:t>：</w:t>
@@ -3275,7 +3272,7 @@
         <w:rPr>
           <w:rFonts w:ascii="Calibri" w:hAnsi="Calibri" w:eastAsia="微软雅黑"/>
           <w:b w:val="0"/>
-          <w:color w:val="4A4A4A"/>
+          <w:color w:val="2B2B2B"/>
           <w:sz w:val="22"/>
         </w:rPr>
         <w:t>• 每个主问题回答里</w:t>
@@ -3284,7 +3281,7 @@
         <w:rPr>
           <w:rFonts w:ascii="Calibri" w:hAnsi="Calibri" w:eastAsia="微软雅黑"/>
           <w:b/>
-          <w:color w:val="4A4A4A"/>
+          <w:color w:val="2B2B2B"/>
           <w:sz w:val="22"/>
         </w:rPr>
         <w:t>主动埋3个细节点</w:t>
@@ -3293,7 +3290,7 @@
         <w:rPr>
           <w:rFonts w:ascii="Calibri" w:hAnsi="Calibri" w:eastAsia="微软雅黑"/>
           <w:b w:val="0"/>
-          <w:color w:val="4A4A4A"/>
+          <w:color w:val="2B2B2B"/>
           <w:sz w:val="22"/>
         </w:rPr>
         <w:t>，每个细节点都准备好被追问</w:t>
@@ -3308,7 +3305,7 @@
         <w:rPr>
           <w:rFonts w:ascii="Calibri" w:hAnsi="Calibri" w:eastAsia="微软雅黑"/>
           <w:b w:val="0"/>
-          <w:color w:val="4A4A4A"/>
+          <w:color w:val="2B2B2B"/>
           <w:sz w:val="22"/>
         </w:rPr>
         <w:t>• 被追问时不要慌，这是展示你思考深度的机会</w:t>
@@ -3323,7 +3320,7 @@
         <w:rPr>
           <w:rFonts w:ascii="Calibri" w:hAnsi="Calibri" w:eastAsia="微软雅黑"/>
           <w:b w:val="0"/>
-          <w:color w:val="4A4A4A"/>
+          <w:color w:val="2B2B2B"/>
           <w:sz w:val="22"/>
         </w:rPr>
         <w:t>• 回答追问时往"具体做法+量化结果"上靠，不要空泛</w:t>
@@ -3338,9 +3335,9 @@
       <w:r>
         <w:rPr>
           <w:rFonts w:ascii="Calibri" w:hAnsi="Calibri" w:eastAsia="微软雅黑"/>
-          <w:b w:val="0"/>
-          <w:color w:val="A88B9A"/>
-          <w:sz w:val="30"/>
+          <w:b/>
+          <w:color w:val="2B4F6B"/>
+          <w:sz w:val="29"/>
         </w:rPr>
         <w:t>3.3 故事复用策略（一套故事打7大类）</w:t>
       </w:r>
@@ -3353,7 +3350,7 @@
         <w:rPr>
           <w:rFonts w:ascii="Calibri" w:hAnsi="Calibri" w:eastAsia="微软雅黑"/>
           <w:b w:val="0"/>
-          <w:color w:val="4A4A4A"/>
+          <w:color w:val="2B2B2B"/>
           <w:sz w:val="22"/>
         </w:rPr>
       </w:r>
@@ -3361,7 +3358,7 @@
         <w:rPr>
           <w:rFonts w:ascii="Calibri" w:hAnsi="Calibri" w:eastAsia="微软雅黑"/>
           <w:b/>
-          <w:color w:val="4A4A4A"/>
+          <w:color w:val="2B2B2B"/>
           <w:sz w:val="22"/>
         </w:rPr>
         <w:t>核心思路</w:t>
@@ -3370,7 +3367,7 @@
         <w:rPr>
           <w:rFonts w:ascii="Calibri" w:hAnsi="Calibri" w:eastAsia="微软雅黑"/>
           <w:b w:val="0"/>
-          <w:color w:val="4A4A4A"/>
+          <w:color w:val="2B2B2B"/>
           <w:sz w:val="22"/>
         </w:rPr>
         <w:t>：准备6个核心故事，每个故事能往2-3个题型上靠，不用准备10个独立故事。</w:t>
@@ -3384,7 +3381,7 @@
         <w:rPr>
           <w:rFonts w:ascii="Calibri" w:hAnsi="Calibri" w:eastAsia="微软雅黑"/>
           <w:b w:val="0"/>
-          <w:color w:val="4A4A4A"/>
+          <w:color w:val="2B2B2B"/>
           <w:sz w:val="22"/>
         </w:rPr>
       </w:r>
@@ -3392,7 +3389,7 @@
         <w:rPr>
           <w:rFonts w:ascii="Calibri" w:hAnsi="Calibri" w:eastAsia="微软雅黑"/>
           <w:b/>
-          <w:color w:val="4A4A4A"/>
+          <w:color w:val="2B2B2B"/>
           <w:sz w:val="22"/>
         </w:rPr>
         <w:t>你的6个核心故事映射表</w:t>
@@ -3401,7 +3398,7 @@
         <w:rPr>
           <w:rFonts w:ascii="Calibri" w:hAnsi="Calibri" w:eastAsia="微软雅黑"/>
           <w:b w:val="0"/>
-          <w:color w:val="4A4A4A"/>
+          <w:color w:val="2B2B2B"/>
           <w:sz w:val="22"/>
         </w:rPr>
         <w:t>：</w:t>
@@ -3428,7 +3425,7 @@
               <w:rPr>
                 <w:rFonts w:ascii="Calibri" w:hAnsi="Calibri" w:eastAsia="微软雅黑"/>
                 <w:b/>
-                <w:color w:val="6B5B7A"/>
+                <w:color w:val="3D2A4A"/>
                 <w:sz w:val="20"/>
               </w:rPr>
               <w:t>核心故事</w:t>
@@ -3445,7 +3442,7 @@
               <w:rPr>
                 <w:rFonts w:ascii="Calibri" w:hAnsi="Calibri" w:eastAsia="微软雅黑"/>
                 <w:b/>
-                <w:color w:val="6B5B7A"/>
+                <w:color w:val="3D2A4A"/>
                 <w:sz w:val="20"/>
               </w:rPr>
               <w:t>能适配的题型</w:t>
@@ -3464,7 +3461,7 @@
               <w:rPr>
                 <w:rFonts w:ascii="Calibri" w:hAnsi="Calibri" w:eastAsia="微软雅黑"/>
                 <w:b w:val="0"/>
-                <w:color w:val="4A4A4A"/>
+                <w:color w:val="2B2B2B"/>
                 <w:sz w:val="20"/>
               </w:rPr>
             </w:r>
@@ -3472,7 +3469,7 @@
               <w:rPr>
                 <w:rFonts w:ascii="Calibri" w:hAnsi="Calibri" w:eastAsia="微软雅黑"/>
                 <w:b/>
-                <w:color w:val="4A4A4A"/>
+                <w:color w:val="2B2B2B"/>
                 <w:sz w:val="20"/>
               </w:rPr>
               <w:t>社区团购末端优化</w:t>
@@ -3481,7 +3478,7 @@
               <w:rPr>
                 <w:rFonts w:ascii="Calibri" w:hAnsi="Calibri" w:eastAsia="微软雅黑"/>
                 <w:b w:val="0"/>
-                <w:color w:val="4A4A4A"/>
+                <w:color w:val="2B2B2B"/>
                 <w:sz w:val="20"/>
               </w:rPr>
               <w:t>（选址-路径模型）</w:t>
@@ -3498,7 +3495,7 @@
               <w:rPr>
                 <w:rFonts w:ascii="Calibri" w:hAnsi="Calibri" w:eastAsia="微软雅黑"/>
                 <w:b w:val="0"/>
-                <w:color w:val="4A4A4A"/>
+                <w:color w:val="2B2B2B"/>
                 <w:sz w:val="20"/>
               </w:rPr>
               <w:t>主动优化类、挑战/能力边界类、用数据做决策</w:t>
@@ -3517,7 +3514,7 @@
               <w:rPr>
                 <w:rFonts w:ascii="Calibri" w:hAnsi="Calibri" w:eastAsia="微软雅黑"/>
                 <w:b w:val="0"/>
-                <w:color w:val="4A4A4A"/>
+                <w:color w:val="2B2B2B"/>
                 <w:sz w:val="20"/>
               </w:rPr>
             </w:r>
@@ -3525,7 +3522,7 @@
               <w:rPr>
                 <w:rFonts w:ascii="Calibri" w:hAnsi="Calibri" w:eastAsia="微软雅黑"/>
                 <w:b/>
-                <w:color w:val="4A4A4A"/>
+                <w:color w:val="2B2B2B"/>
                 <w:sz w:val="20"/>
               </w:rPr>
               <w:t>个人AI工作台</w:t>
@@ -3534,7 +3531,7 @@
               <w:rPr>
                 <w:rFonts w:ascii="Calibri" w:hAnsi="Calibri" w:eastAsia="微软雅黑"/>
                 <w:b w:val="0"/>
-                <w:color w:val="4A4A4A"/>
+                <w:color w:val="2B2B2B"/>
                 <w:sz w:val="20"/>
               </w:rPr>
               <w:t>（从零搭系统）</w:t>
@@ -3551,7 +3548,7 @@
               <w:rPr>
                 <w:rFonts w:ascii="Calibri" w:hAnsi="Calibri" w:eastAsia="微软雅黑"/>
                 <w:b w:val="0"/>
-                <w:color w:val="4A4A4A"/>
+                <w:color w:val="2B2B2B"/>
                 <w:sz w:val="20"/>
               </w:rPr>
               <w:t>主动学习类、挑战/能力边界类、创新类</w:t>
@@ -3570,7 +3567,7 @@
               <w:rPr>
                 <w:rFonts w:ascii="Calibri" w:hAnsi="Calibri" w:eastAsia="微软雅黑"/>
                 <w:b w:val="0"/>
-                <w:color w:val="4A4A4A"/>
+                <w:color w:val="2B2B2B"/>
                 <w:sz w:val="20"/>
               </w:rPr>
             </w:r>
@@ -3578,7 +3575,7 @@
               <w:rPr>
                 <w:rFonts w:ascii="Calibri" w:hAnsi="Calibri" w:eastAsia="微软雅黑"/>
                 <w:b/>
-                <w:color w:val="4A4A4A"/>
+                <w:color w:val="2B2B2B"/>
                 <w:sz w:val="20"/>
               </w:rPr>
               <w:t>ERP全流程模拟</w:t>
@@ -3587,7 +3584,7 @@
               <w:rPr>
                 <w:rFonts w:ascii="Calibri" w:hAnsi="Calibri" w:eastAsia="微软雅黑"/>
                 <w:b w:val="0"/>
-                <w:color w:val="4A4A4A"/>
+                <w:color w:val="2B2B2B"/>
                 <w:sz w:val="20"/>
               </w:rPr>
             </w:r>
@@ -3603,7 +3600,7 @@
               <w:rPr>
                 <w:rFonts w:ascii="Calibri" w:hAnsi="Calibri" w:eastAsia="微软雅黑"/>
                 <w:b w:val="0"/>
-                <w:color w:val="4A4A4A"/>
+                <w:color w:val="2B2B2B"/>
                 <w:sz w:val="20"/>
               </w:rPr>
               <w:t>专业能力类、端到端理解类</w:t>
@@ -3622,7 +3619,7 @@
               <w:rPr>
                 <w:rFonts w:ascii="Calibri" w:hAnsi="Calibri" w:eastAsia="微软雅黑"/>
                 <w:b w:val="0"/>
-                <w:color w:val="4A4A4A"/>
+                <w:color w:val="2B2B2B"/>
                 <w:sz w:val="20"/>
               </w:rPr>
             </w:r>
@@ -3630,7 +3627,7 @@
               <w:rPr>
                 <w:rFonts w:ascii="Calibri" w:hAnsi="Calibri" w:eastAsia="微软雅黑"/>
                 <w:b/>
-                <w:color w:val="4A4A4A"/>
+                <w:color w:val="2B2B2B"/>
                 <w:sz w:val="20"/>
               </w:rPr>
               <w:t>鱼跃尚成项目助理</w:t>
@@ -3639,7 +3636,7 @@
               <w:rPr>
                 <w:rFonts w:ascii="Calibri" w:hAnsi="Calibri" w:eastAsia="微软雅黑"/>
                 <w:b w:val="0"/>
-                <w:color w:val="4A4A4A"/>
+                <w:color w:val="2B2B2B"/>
                 <w:sz w:val="20"/>
               </w:rPr>
               <w:t>（200+材料零差错）</w:t>
@@ -3656,7 +3653,7 @@
               <w:rPr>
                 <w:rFonts w:ascii="Calibri" w:hAnsi="Calibri" w:eastAsia="微软雅黑"/>
                 <w:b w:val="0"/>
-                <w:color w:val="4A4A4A"/>
+                <w:color w:val="2B2B2B"/>
                 <w:sz w:val="20"/>
               </w:rPr>
               <w:t>需求管理类、说服推动类、团队协作类</w:t>
@@ -3675,7 +3672,7 @@
               <w:rPr>
                 <w:rFonts w:ascii="Calibri" w:hAnsi="Calibri" w:eastAsia="微软雅黑"/>
                 <w:b w:val="0"/>
-                <w:color w:val="4A4A4A"/>
+                <w:color w:val="2B2B2B"/>
                 <w:sz w:val="20"/>
               </w:rPr>
             </w:r>
@@ -3683,7 +3680,7 @@
               <w:rPr>
                 <w:rFonts w:ascii="Calibri" w:hAnsi="Calibri" w:eastAsia="微软雅黑"/>
                 <w:b/>
-                <w:color w:val="4A4A4A"/>
+                <w:color w:val="2B2B2B"/>
                 <w:sz w:val="20"/>
               </w:rPr>
               <w:t>瑞幸咖啡师</w:t>
@@ -3692,7 +3689,7 @@
               <w:rPr>
                 <w:rFonts w:ascii="Calibri" w:hAnsi="Calibri" w:eastAsia="微软雅黑"/>
                 <w:b w:val="0"/>
-                <w:color w:val="4A4A4A"/>
+                <w:color w:val="2B2B2B"/>
                 <w:sz w:val="20"/>
               </w:rPr>
               <w:t>（库存管理）</w:t>
@@ -3709,7 +3706,7 @@
               <w:rPr>
                 <w:rFonts w:ascii="Calibri" w:hAnsi="Calibri" w:eastAsia="微软雅黑"/>
                 <w:b w:val="0"/>
-                <w:color w:val="4A4A4A"/>
+                <w:color w:val="2B2B2B"/>
                 <w:sz w:val="20"/>
               </w:rPr>
               <w:t>一线执行类、抗压类、细节把控类</w:t>
@@ -3728,7 +3725,7 @@
               <w:rPr>
                 <w:rFonts w:ascii="Calibri" w:hAnsi="Calibri" w:eastAsia="微软雅黑"/>
                 <w:b w:val="0"/>
-                <w:color w:val="4A4A4A"/>
+                <w:color w:val="2B2B2B"/>
                 <w:sz w:val="20"/>
               </w:rPr>
             </w:r>
@@ -3736,7 +3733,7 @@
               <w:rPr>
                 <w:rFonts w:ascii="Calibri" w:hAnsi="Calibri" w:eastAsia="微软雅黑"/>
                 <w:b/>
-                <w:color w:val="4A4A4A"/>
+                <w:color w:val="2B2B2B"/>
                 <w:sz w:val="20"/>
               </w:rPr>
               <w:t>宣传部干事</w:t>
@@ -3745,7 +3742,7 @@
               <w:rPr>
                 <w:rFonts w:ascii="Calibri" w:hAnsi="Calibri" w:eastAsia="微软雅黑"/>
                 <w:b w:val="0"/>
-                <w:color w:val="4A4A4A"/>
+                <w:color w:val="2B2B2B"/>
                 <w:sz w:val="20"/>
               </w:rPr>
               <w:t>（物资统筹）</w:t>
@@ -3762,7 +3759,7 @@
               <w:rPr>
                 <w:rFonts w:ascii="Calibri" w:hAnsi="Calibri" w:eastAsia="微软雅黑"/>
                 <w:b w:val="0"/>
-                <w:color w:val="4A4A4A"/>
+                <w:color w:val="2B2B2B"/>
                 <w:sz w:val="20"/>
               </w:rPr>
               <w:t>团队协作类、组织协调类</w:t>
@@ -3780,7 +3777,7 @@
         <w:rPr>
           <w:rFonts w:ascii="Calibri" w:hAnsi="Calibri" w:eastAsia="微软雅黑"/>
           <w:b w:val="0"/>
-          <w:color w:val="4A4A4A"/>
+          <w:color w:val="2B2B2B"/>
           <w:sz w:val="22"/>
         </w:rPr>
       </w:r>
@@ -3788,7 +3785,7 @@
         <w:rPr>
           <w:rFonts w:ascii="Calibri" w:hAnsi="Calibri" w:eastAsia="微软雅黑"/>
           <w:b/>
-          <w:color w:val="4A4A4A"/>
+          <w:color w:val="2B2B2B"/>
           <w:sz w:val="22"/>
         </w:rPr>
         <w:t>复用方法</w:t>
@@ -3797,7 +3794,7 @@
         <w:rPr>
           <w:rFonts w:ascii="Calibri" w:hAnsi="Calibri" w:eastAsia="微软雅黑"/>
           <w:b w:val="0"/>
-          <w:color w:val="4A4A4A"/>
+          <w:color w:val="2B2B2B"/>
           <w:sz w:val="22"/>
         </w:rPr>
         <w:t>：同一个故事，往不同题型上靠的时候，</w:t>
@@ -3806,7 +3803,7 @@
         <w:rPr>
           <w:rFonts w:ascii="Calibri" w:hAnsi="Calibri" w:eastAsia="微软雅黑"/>
           <w:b/>
-          <w:color w:val="4A4A4A"/>
+          <w:color w:val="2B2B2B"/>
           <w:sz w:val="22"/>
         </w:rPr>
         <w:t>侧重点不一样</w:t>
@@ -3815,7 +3812,7 @@
         <w:rPr>
           <w:rFonts w:ascii="Calibri" w:hAnsi="Calibri" w:eastAsia="微软雅黑"/>
           <w:b w:val="0"/>
-          <w:color w:val="4A4A4A"/>
+          <w:color w:val="2B2B2B"/>
           <w:sz w:val="22"/>
         </w:rPr>
         <w:t>：</w:t>
@@ -3830,7 +3827,7 @@
         <w:rPr>
           <w:rFonts w:ascii="Calibri" w:hAnsi="Calibri" w:eastAsia="微软雅黑"/>
           <w:b w:val="0"/>
-          <w:color w:val="4A4A4A"/>
+          <w:color w:val="2B2B2B"/>
           <w:sz w:val="22"/>
         </w:rPr>
         <w:t>• 比如鱼跃尚成：</w:t>
@@ -3844,7 +3841,7 @@
         <w:rPr>
           <w:rFonts w:ascii="Calibri" w:hAnsi="Calibri" w:eastAsia="微软雅黑"/>
           <w:b w:val="0"/>
-          <w:color w:val="4A4A4A"/>
+          <w:color w:val="2B2B2B"/>
           <w:sz w:val="22"/>
         </w:rPr>
         <w:t>- 问"需求管理类"→ 侧重"怎么对接多部门需求、怎么协调进度"</w:t>
@@ -3858,7 +3855,7 @@
         <w:rPr>
           <w:rFonts w:ascii="Calibri" w:hAnsi="Calibri" w:eastAsia="微软雅黑"/>
           <w:b w:val="0"/>
-          <w:color w:val="4A4A4A"/>
+          <w:color w:val="2B2B2B"/>
           <w:sz w:val="22"/>
         </w:rPr>
         <w:t>- 问"说服推动类"→ 侧重"怎么推动大家接受新流程、怎么用数据说服"</w:t>
@@ -3872,7 +3869,7 @@
         <w:rPr>
           <w:rFonts w:ascii="Calibri" w:hAnsi="Calibri" w:eastAsia="微软雅黑"/>
           <w:b w:val="0"/>
-          <w:color w:val="4A4A4A"/>
+          <w:color w:val="2B2B2B"/>
           <w:sz w:val="22"/>
         </w:rPr>
         <w:t>- 问"细节把控类"→ 侧重"三级校验机制怎么保证零差错"</w:t>
@@ -3888,8 +3885,8 @@
         <w:rPr>
           <w:rFonts w:ascii="Calibri" w:hAnsi="Calibri" w:eastAsia="微软雅黑"/>
           <w:b/>
-          <w:color w:val="6B5B7A"/>
-          <w:sz w:val="32"/>
+          <w:color w:val="3D2A4A"/>
+          <w:sz w:val="36"/>
         </w:rPr>
         <w:t>四、7大类题型 + 文雪定制回答</w:t>
       </w:r>
@@ -3899,15 +3896,14 @@
         <w:spacing w:line="360" w:lineRule="auto" w:after="60"/>
         <w:ind w:left="567"/>
         <w:pBdr>
-          <w:left w:val="single" w:sz="12" w:space="8" w:color="E8D8D0"/>
+          <w:left w:val="single" w:sz="12" w:space="8" w:color="A8574F"/>
         </w:pBdr>
       </w:pPr>
       <w:r>
         <w:rPr>
           <w:rFonts w:ascii="Calibri" w:hAnsi="Calibri" w:eastAsia="微软雅黑"/>
           <w:b w:val="0"/>
-          <w:i/>
-          <w:color w:val="999999"/>
+          <w:color w:val="5A5A5A"/>
           <w:sz w:val="21"/>
         </w:rPr>
         <w:t>以下按面经真实题型分类组织。每类给「主问题回答骨架 + 2次追问方向 + 完整回答」。</w:t>
@@ -3922,9 +3918,9 @@
       <w:r>
         <w:rPr>
           <w:rFonts w:ascii="Calibri" w:hAnsi="Calibri" w:eastAsia="微软雅黑"/>
-          <w:b w:val="0"/>
-          <w:color w:val="A88B9A"/>
-          <w:sz w:val="30"/>
+          <w:b/>
+          <w:color w:val="2B4F6B"/>
+          <w:sz w:val="29"/>
         </w:rPr>
         <w:t>4.0 毕业时间确认（第1题·必考题）</w:t>
       </w:r>
@@ -3937,7 +3933,7 @@
         <w:rPr>
           <w:rFonts w:ascii="Calibri" w:hAnsi="Calibri" w:eastAsia="微软雅黑"/>
           <w:b w:val="0"/>
-          <w:color w:val="4A4A4A"/>
+          <w:color w:val="2B2B2B"/>
           <w:sz w:val="22"/>
         </w:rPr>
       </w:r>
@@ -3945,7 +3941,7 @@
         <w:rPr>
           <w:rFonts w:ascii="Calibri" w:hAnsi="Calibri" w:eastAsia="微软雅黑"/>
           <w:b/>
-          <w:color w:val="4A4A4A"/>
+          <w:color w:val="2B2B2B"/>
           <w:sz w:val="22"/>
         </w:rPr>
         <w:t>特点</w:t>
@@ -3954,7 +3950,7 @@
         <w:rPr>
           <w:rFonts w:ascii="Calibri" w:hAnsi="Calibri" w:eastAsia="微软雅黑"/>
           <w:b w:val="0"/>
-          <w:color w:val="4A4A4A"/>
+          <w:color w:val="2B2B2B"/>
           <w:sz w:val="22"/>
         </w:rPr>
         <w:t>：这是面经作者实际遇到的第1题，非常简单但必须答得干脆利落。</w:t>
@@ -3969,8 +3965,8 @@
       <w:r>
         <w:rPr>
           <w:rFonts w:ascii="Calibri" w:hAnsi="Calibri" w:eastAsia="微软雅黑"/>
-          <w:b w:val="0"/>
-          <w:color w:val="D4A89A"/>
+          <w:b/>
+          <w:color w:val="A8574F"/>
           <w:sz w:val="25"/>
         </w:rPr>
         <w:t>Q：你是否已经毕业？你实际预计的毕业日期是什么时候？</w:t>
@@ -3984,7 +3980,7 @@
         <w:rPr>
           <w:rFonts w:ascii="Calibri" w:hAnsi="Calibri" w:eastAsia="微软雅黑"/>
           <w:b w:val="0"/>
-          <w:color w:val="4A4A4A"/>
+          <w:color w:val="2B2B2B"/>
           <w:sz w:val="22"/>
         </w:rPr>
       </w:r>
@@ -3992,7 +3988,7 @@
         <w:rPr>
           <w:rFonts w:ascii="Calibri" w:hAnsi="Calibri" w:eastAsia="微软雅黑"/>
           <w:b/>
-          <w:color w:val="4A4A4A"/>
+          <w:color w:val="2B2B2B"/>
           <w:sz w:val="22"/>
         </w:rPr>
         <w:t>回答（30秒以内，干脆利落）</w:t>
@@ -4001,7 +3997,7 @@
         <w:rPr>
           <w:rFonts w:ascii="Calibri" w:hAnsi="Calibri" w:eastAsia="微软雅黑"/>
           <w:b w:val="0"/>
-          <w:color w:val="4A4A4A"/>
+          <w:color w:val="2B2B2B"/>
           <w:sz w:val="22"/>
         </w:rPr>
         <w:t>：</w:t>
@@ -4012,15 +4008,14 @@
         <w:spacing w:line="360" w:lineRule="auto" w:after="60"/>
         <w:ind w:left="567"/>
         <w:pBdr>
-          <w:left w:val="single" w:sz="12" w:space="8" w:color="E8D8D0"/>
+          <w:left w:val="single" w:sz="12" w:space="8" w:color="A8574F"/>
         </w:pBdr>
       </w:pPr>
       <w:r>
         <w:rPr>
           <w:rFonts w:ascii="Calibri" w:hAnsi="Calibri" w:eastAsia="微软雅黑"/>
           <w:b w:val="0"/>
-          <w:i/>
-          <w:color w:val="999999"/>
+          <w:color w:val="5A5A5A"/>
           <w:sz w:val="21"/>
         </w:rPr>
         <w:t>我还没有毕业，预计2027年6月毕业，是山东大学管理学院供应链管理专业的本科生。</w:t>
@@ -4034,7 +4029,7 @@
         <w:rPr>
           <w:rFonts w:ascii="Calibri" w:hAnsi="Calibri" w:eastAsia="微软雅黑"/>
           <w:b w:val="0"/>
-          <w:color w:val="4A4A4A"/>
+          <w:color w:val="2B2B2B"/>
           <w:sz w:val="22"/>
         </w:rPr>
       </w:r>
@@ -4042,7 +4037,7 @@
         <w:rPr>
           <w:rFonts w:ascii="Calibri" w:hAnsi="Calibri" w:eastAsia="微软雅黑"/>
           <w:b/>
-          <w:color w:val="4A4A4A"/>
+          <w:color w:val="2B2B2B"/>
           <w:sz w:val="22"/>
         </w:rPr>
         <w:t>注意</w:t>
@@ -4051,7 +4046,7 @@
         <w:rPr>
           <w:rFonts w:ascii="Calibri" w:hAnsi="Calibri" w:eastAsia="微软雅黑"/>
           <w:b w:val="0"/>
-          <w:color w:val="4A4A4A"/>
+          <w:color w:val="2B2B2B"/>
           <w:sz w:val="22"/>
         </w:rPr>
         <w:t>：这道题不需要展开，直接回答事实就行。不要多说，说多了反而显得啰嗦。</w:t>
@@ -4066,9 +4061,9 @@
       <w:r>
         <w:rPr>
           <w:rFonts w:ascii="Calibri" w:hAnsi="Calibri" w:eastAsia="微软雅黑"/>
-          <w:b w:val="0"/>
-          <w:color w:val="A88B9A"/>
-          <w:sz w:val="30"/>
+          <w:b/>
+          <w:color w:val="2B4F6B"/>
+          <w:sz w:val="29"/>
         </w:rPr>
         <w:t>4.1 动机类（必考题：为什么选联合利华/岗位）</w:t>
       </w:r>
@@ -4081,7 +4076,7 @@
         <w:rPr>
           <w:rFonts w:ascii="Calibri" w:hAnsi="Calibri" w:eastAsia="微软雅黑"/>
           <w:b w:val="0"/>
-          <w:color w:val="4A4A4A"/>
+          <w:color w:val="2B2B2B"/>
           <w:sz w:val="22"/>
         </w:rPr>
       </w:r>
@@ -4089,7 +4084,7 @@
         <w:rPr>
           <w:rFonts w:ascii="Calibri" w:hAnsi="Calibri" w:eastAsia="微软雅黑"/>
           <w:b/>
-          <w:color w:val="4A4A4A"/>
+          <w:color w:val="2B2B2B"/>
           <w:sz w:val="22"/>
         </w:rPr>
         <w:t>特点</w:t>
@@ -4098,7 +4093,7 @@
         <w:rPr>
           <w:rFonts w:ascii="Calibri" w:hAnsi="Calibri" w:eastAsia="微软雅黑"/>
           <w:b w:val="0"/>
-          <w:color w:val="4A4A4A"/>
+          <w:color w:val="2B2B2B"/>
           <w:sz w:val="22"/>
         </w:rPr>
         <w:t>：独立准备，不能用项目故事，要展示你对公司和岗位的理解。</w:t>
@@ -4113,8 +4108,8 @@
       <w:r>
         <w:rPr>
           <w:rFonts w:ascii="Calibri" w:hAnsi="Calibri" w:eastAsia="微软雅黑"/>
-          <w:b w:val="0"/>
-          <w:color w:val="D4A89A"/>
+          <w:b/>
+          <w:color w:val="A8574F"/>
           <w:sz w:val="25"/>
         </w:rPr>
         <w:t>Q：为什么选择投递联合利华以及这个岗位？请谈谈你对这个岗位的理解。</w:t>
@@ -4128,7 +4123,7 @@
         <w:rPr>
           <w:rFonts w:ascii="Calibri" w:hAnsi="Calibri" w:eastAsia="微软雅黑"/>
           <w:b w:val="0"/>
-          <w:color w:val="4A4A4A"/>
+          <w:color w:val="2B2B2B"/>
           <w:sz w:val="22"/>
         </w:rPr>
       </w:r>
@@ -4136,7 +4131,7 @@
         <w:rPr>
           <w:rFonts w:ascii="Calibri" w:hAnsi="Calibri" w:eastAsia="微软雅黑"/>
           <w:b/>
-          <w:color w:val="4A4A4A"/>
+          <w:color w:val="2B2B2B"/>
           <w:sz w:val="22"/>
         </w:rPr>
         <w:t>回答骨架（3分钟）</w:t>
@@ -4145,7 +4140,7 @@
         <w:rPr>
           <w:rFonts w:ascii="Calibri" w:hAnsi="Calibri" w:eastAsia="微软雅黑"/>
           <w:b w:val="0"/>
-          <w:color w:val="4A4A4A"/>
+          <w:color w:val="2B2B2B"/>
           <w:sz w:val="22"/>
         </w:rPr>
         <w:t>：</w:t>
@@ -4156,15 +4151,14 @@
         <w:spacing w:line="360" w:lineRule="auto" w:after="60"/>
         <w:ind w:left="567"/>
         <w:pBdr>
-          <w:left w:val="single" w:sz="12" w:space="8" w:color="E8D8D0"/>
+          <w:left w:val="single" w:sz="12" w:space="8" w:color="A8574F"/>
         </w:pBdr>
       </w:pPr>
       <w:r>
         <w:rPr>
           <w:rFonts w:ascii="Calibri" w:hAnsi="Calibri" w:eastAsia="微软雅黑"/>
           <w:b w:val="0"/>
-          <w:i/>
-          <w:color w:val="999999"/>
+          <w:color w:val="5A5A5A"/>
           <w:sz w:val="21"/>
         </w:rPr>
         <w:t>我选联合利华和UFLP供应链方向，有三个原因。</w:t>
@@ -4178,7 +4172,7 @@
         <w:rPr>
           <w:rFonts w:ascii="Calibri" w:hAnsi="Calibri" w:eastAsia="微软雅黑"/>
           <w:b w:val="0"/>
-          <w:color w:val="4A4A4A"/>
+          <w:color w:val="2B2B2B"/>
           <w:sz w:val="22"/>
         </w:rPr>
         <w:t>&gt;</w:t>
@@ -4189,15 +4183,14 @@
         <w:spacing w:line="360" w:lineRule="auto" w:after="60"/>
         <w:ind w:left="567"/>
         <w:pBdr>
-          <w:left w:val="single" w:sz="12" w:space="8" w:color="E8D8D0"/>
+          <w:left w:val="single" w:sz="12" w:space="8" w:color="A8574F"/>
         </w:pBdr>
       </w:pPr>
       <w:r>
         <w:rPr>
           <w:rFonts w:ascii="Calibri" w:hAnsi="Calibri" w:eastAsia="微软雅黑"/>
           <w:b w:val="0"/>
-          <w:i/>
-          <w:color w:val="999999"/>
+          <w:color w:val="5A5A5A"/>
           <w:sz w:val="21"/>
         </w:rPr>
         <w:t>第一，**公司层面**，联合利华是全球第二大快消，供应链体系非常成熟。我了解到联合利华有250多家全球工厂、中国有合肥、广州、天津等生产基地，而且在推供应链数字化和可持续采购，这正好对接我的数据分析专长。</w:t>
@@ -4211,7 +4204,7 @@
         <w:rPr>
           <w:rFonts w:ascii="Calibri" w:hAnsi="Calibri" w:eastAsia="微软雅黑"/>
           <w:b w:val="0"/>
-          <w:color w:val="4A4A4A"/>
+          <w:color w:val="2B2B2B"/>
           <w:sz w:val="22"/>
         </w:rPr>
         <w:t>&gt;</w:t>
@@ -4222,15 +4215,14 @@
         <w:spacing w:line="360" w:lineRule="auto" w:after="60"/>
         <w:ind w:left="567"/>
         <w:pBdr>
-          <w:left w:val="single" w:sz="12" w:space="8" w:color="E8D8D0"/>
+          <w:left w:val="single" w:sz="12" w:space="8" w:color="A8574F"/>
         </w:pBdr>
       </w:pPr>
       <w:r>
         <w:rPr>
           <w:rFonts w:ascii="Calibri" w:hAnsi="Calibri" w:eastAsia="微软雅黑"/>
           <w:b w:val="0"/>
-          <w:i/>
-          <w:color w:val="999999"/>
+          <w:color w:val="5A5A5A"/>
           <w:sz w:val="21"/>
         </w:rPr>
         <w:t>第二，**项目层面**，UFLP是快消行业标杆管培，3年Plan/Source/Make/Deliver轮岗，能让我端到端看懂供应链。我本科是供应链管理专业，学的就是这四个环节，但都是理论，我特别想在真实业务里把这些串起来。</w:t>
@@ -4244,7 +4236,7 @@
         <w:rPr>
           <w:rFonts w:ascii="Calibri" w:hAnsi="Calibri" w:eastAsia="微软雅黑"/>
           <w:b w:val="0"/>
-          <w:color w:val="4A4A4A"/>
+          <w:color w:val="2B2B2B"/>
           <w:sz w:val="22"/>
         </w:rPr>
         <w:t>&gt;</w:t>
@@ -4255,15 +4247,14 @@
         <w:spacing w:line="360" w:lineRule="auto" w:after="60"/>
         <w:ind w:left="567"/>
         <w:pBdr>
-          <w:left w:val="single" w:sz="12" w:space="8" w:color="E8D8D0"/>
+          <w:left w:val="single" w:sz="12" w:space="8" w:color="A8574F"/>
         </w:pBdr>
       </w:pPr>
       <w:r>
         <w:rPr>
           <w:rFonts w:ascii="Calibri" w:hAnsi="Calibri" w:eastAsia="微软雅黑"/>
           <w:b w:val="0"/>
-          <w:i/>
-          <w:color w:val="999999"/>
+          <w:color w:val="5A5A5A"/>
           <w:sz w:val="21"/>
         </w:rPr>
         <w:t>第三，**个人匹配层面**，我有三条对应证据：一是我用用友U8+跑通过采购到付款全流程，对端到端供应链有实操理解；二是我用Python建过选址-路径优化模型，降本18.7%，有数据驱动决策的能力；三是我从零自学前端和Python搭了个人AI工作台，解决过15+技术问题，证明我能快速上手新系统新业务。</w:t>
@@ -4277,7 +4268,7 @@
         <w:rPr>
           <w:rFonts w:ascii="Calibri" w:hAnsi="Calibri" w:eastAsia="微软雅黑"/>
           <w:b w:val="0"/>
-          <w:color w:val="4A4A4A"/>
+          <w:color w:val="2B2B2B"/>
           <w:sz w:val="22"/>
         </w:rPr>
         <w:t>&gt;</w:t>
@@ -4288,15 +4279,14 @@
         <w:spacing w:line="360" w:lineRule="auto" w:after="60"/>
         <w:ind w:left="567"/>
         <w:pBdr>
-          <w:left w:val="single" w:sz="12" w:space="8" w:color="E8D8D0"/>
+          <w:left w:val="single" w:sz="12" w:space="8" w:color="A8574F"/>
         </w:pBdr>
       </w:pPr>
       <w:r>
         <w:rPr>
           <w:rFonts w:ascii="Calibri" w:hAnsi="Calibri" w:eastAsia="微软雅黑"/>
           <w:b w:val="0"/>
-          <w:i/>
-          <w:color w:val="999999"/>
+          <w:color w:val="5A5A5A"/>
           <w:sz w:val="21"/>
         </w:rPr>
         <w:t>我理解这个岗位的核心是：**通过轮岗快速建立对供应链全流程的理解，用数据和工具优化供应链各环节**。这和我的能力方向是匹配的。</w:t>
@@ -4310,7 +4300,7 @@
         <w:rPr>
           <w:rFonts w:ascii="Calibri" w:hAnsi="Calibri" w:eastAsia="微软雅黑"/>
           <w:b w:val="0"/>
-          <w:color w:val="4A4A4A"/>
+          <w:color w:val="2B2B2B"/>
           <w:sz w:val="22"/>
         </w:rPr>
       </w:r>
@@ -4318,7 +4308,7 @@
         <w:rPr>
           <w:rFonts w:ascii="Calibri" w:hAnsi="Calibri" w:eastAsia="微软雅黑"/>
           <w:b/>
-          <w:color w:val="4A4A4A"/>
+          <w:color w:val="2B2B2B"/>
           <w:sz w:val="22"/>
         </w:rPr>
         <w:t>追问1：你对联合利华的供应链了解多少？</w:t>
@@ -4327,7 +4317,7 @@
         <w:rPr>
           <w:rFonts w:ascii="Calibri" w:hAnsi="Calibri" w:eastAsia="微软雅黑"/>
           <w:b w:val="0"/>
-          <w:color w:val="4A4A4A"/>
+          <w:color w:val="2B2B2B"/>
           <w:sz w:val="22"/>
         </w:rPr>
       </w:r>
@@ -4337,15 +4327,14 @@
         <w:spacing w:line="360" w:lineRule="auto" w:after="60"/>
         <w:ind w:left="567"/>
         <w:pBdr>
-          <w:left w:val="single" w:sz="12" w:space="8" w:color="E8D8D0"/>
+          <w:left w:val="single" w:sz="12" w:space="8" w:color="A8574F"/>
         </w:pBdr>
       </w:pPr>
       <w:r>
         <w:rPr>
           <w:rFonts w:ascii="Calibri" w:hAnsi="Calibri" w:eastAsia="微软雅黑"/>
           <w:b w:val="0"/>
-          <w:i/>
-          <w:color w:val="999999"/>
+          <w:color w:val="5A5A5A"/>
           <w:sz w:val="21"/>
         </w:rPr>
         <w:t>我了解到联合利华的供应链有几个特点：第一，全球布局，250多家工厂覆盖190多个国家；第二，中国区总部在上海，生产基地在合肥、广州、天津、眉山；第三，在推数字化，比如AI需求预测、智能仓储、供应链可视化；第四，非常重视可持续发展，承诺2030年实现碳中和，供应链的可持续采购是重点。这些是我从公开资料里了解到的，可能不够深入，入职后我会快速学习。</w:t>
@@ -4359,7 +4348,7 @@
         <w:rPr>
           <w:rFonts w:ascii="Calibri" w:hAnsi="Calibri" w:eastAsia="微软雅黑"/>
           <w:b w:val="0"/>
-          <w:color w:val="4A4A4A"/>
+          <w:color w:val="2B2B2B"/>
           <w:sz w:val="22"/>
         </w:rPr>
       </w:r>
@@ -4367,7 +4356,7 @@
         <w:rPr>
           <w:rFonts w:ascii="Calibri" w:hAnsi="Calibri" w:eastAsia="微软雅黑"/>
           <w:b/>
-          <w:color w:val="4A4A4A"/>
+          <w:color w:val="2B2B2B"/>
           <w:sz w:val="22"/>
         </w:rPr>
         <w:t>追问2：你觉得供应链岗位最重要的三个能力是什么？</w:t>
@@ -4376,7 +4365,7 @@
         <w:rPr>
           <w:rFonts w:ascii="Calibri" w:hAnsi="Calibri" w:eastAsia="微软雅黑"/>
           <w:b w:val="0"/>
-          <w:color w:val="4A4A4A"/>
+          <w:color w:val="2B2B2B"/>
           <w:sz w:val="22"/>
         </w:rPr>
       </w:r>
@@ -4386,15 +4375,14 @@
         <w:spacing w:line="360" w:lineRule="auto" w:after="60"/>
         <w:ind w:left="567"/>
         <w:pBdr>
-          <w:left w:val="single" w:sz="12" w:space="8" w:color="E8D8D0"/>
+          <w:left w:val="single" w:sz="12" w:space="8" w:color="A8574F"/>
         </w:pBdr>
       </w:pPr>
       <w:r>
         <w:rPr>
           <w:rFonts w:ascii="Calibri" w:hAnsi="Calibri" w:eastAsia="微软雅黑"/>
           <w:b w:val="0"/>
-          <w:i/>
-          <w:color w:val="999999"/>
+          <w:color w:val="5A5A5A"/>
           <w:sz w:val="21"/>
         </w:rPr>
         <w:t>我觉得是三个：第一，**数据驱动决策能力**——供应链的很多决策都是基于数据的，比如需求预测、库存优化、成本分析，不会数据分析就做不好供应链；第二，**端到端思维**——不能只看自己负责的那一段，要理解上下游怎么联动，比如采购影响库存、库存影响交付；第三，**快速学习适应能力**——供应链系统更新很快，业务变化也很快，能不能快速上手新系统、适应新场景，决定了你能不能做好轮岗。</w:t>
@@ -4409,9 +4397,9 @@
       <w:r>
         <w:rPr>
           <w:rFonts w:ascii="Calibri" w:hAnsi="Calibri" w:eastAsia="微软雅黑"/>
-          <w:b w:val="0"/>
-          <w:color w:val="A88B9A"/>
-          <w:sz w:val="30"/>
+          <w:b/>
+          <w:color w:val="2B4F6B"/>
+          <w:sz w:val="29"/>
         </w:rPr>
         <w:t>4.2 需求管理类（挖掘真实诉求、需求变更）</w:t>
       </w:r>
@@ -4424,7 +4412,7 @@
         <w:rPr>
           <w:rFonts w:ascii="Calibri" w:hAnsi="Calibri" w:eastAsia="微软雅黑"/>
           <w:b w:val="0"/>
-          <w:color w:val="4A4A4A"/>
+          <w:color w:val="2B2B2B"/>
           <w:sz w:val="22"/>
         </w:rPr>
       </w:r>
@@ -4432,7 +4420,7 @@
         <w:rPr>
           <w:rFonts w:ascii="Calibri" w:hAnsi="Calibri" w:eastAsia="微软雅黑"/>
           <w:b/>
-          <w:color w:val="4A4A4A"/>
+          <w:color w:val="2B2B2B"/>
           <w:sz w:val="22"/>
         </w:rPr>
         <w:t>特点</w:t>
@@ -4441,7 +4429,7 @@
         <w:rPr>
           <w:rFonts w:ascii="Calibri" w:hAnsi="Calibri" w:eastAsia="微软雅黑"/>
           <w:b w:val="0"/>
-          <w:color w:val="4A4A4A"/>
+          <w:color w:val="2B2B2B"/>
           <w:sz w:val="22"/>
         </w:rPr>
         <w:t>：这是面经作者实际遇到的第3题，也是我们之前完全没覆盖的题型。</w:t>
@@ -4456,8 +4444,8 @@
       <w:r>
         <w:rPr>
           <w:rFonts w:ascii="Calibri" w:hAnsi="Calibri" w:eastAsia="微软雅黑"/>
-          <w:b w:val="0"/>
-          <w:color w:val="D4A89A"/>
+          <w:b/>
+          <w:color w:val="A8574F"/>
           <w:sz w:val="25"/>
         </w:rPr>
         <w:t>Q：当你曾在服务客户、老师、同事等时，你是如何发现并理解对方隐藏的需求，最后交付结果如何？</w:t>
@@ -4471,7 +4459,7 @@
         <w:rPr>
           <w:rFonts w:ascii="Calibri" w:hAnsi="Calibri" w:eastAsia="微软雅黑"/>
           <w:b w:val="0"/>
-          <w:color w:val="4A4A4A"/>
+          <w:color w:val="2B2B2B"/>
           <w:sz w:val="22"/>
         </w:rPr>
       </w:r>
@@ -4479,7 +4467,7 @@
         <w:rPr>
           <w:rFonts w:ascii="Calibri" w:hAnsi="Calibri" w:eastAsia="微软雅黑"/>
           <w:b/>
-          <w:color w:val="4A4A4A"/>
+          <w:color w:val="2B2B2B"/>
           <w:sz w:val="22"/>
         </w:rPr>
         <w:t>回答骨架（3分钟）——用鱼跃尚成的故事</w:t>
@@ -4488,7 +4476,7 @@
         <w:rPr>
           <w:rFonts w:ascii="Calibri" w:hAnsi="Calibri" w:eastAsia="微软雅黑"/>
           <w:b w:val="0"/>
-          <w:color w:val="4A4A4A"/>
+          <w:color w:val="2B2B2B"/>
           <w:sz w:val="22"/>
         </w:rPr>
         <w:t>：</w:t>
@@ -4499,15 +4487,14 @@
         <w:spacing w:line="360" w:lineRule="auto" w:after="60"/>
         <w:ind w:left="567"/>
         <w:pBdr>
-          <w:left w:val="single" w:sz="12" w:space="8" w:color="E8D8D0"/>
+          <w:left w:val="single" w:sz="12" w:space="8" w:color="A8574F"/>
         </w:pBdr>
       </w:pPr>
       <w:r>
         <w:rPr>
           <w:rFonts w:ascii="Calibri" w:hAnsi="Calibri" w:eastAsia="微软雅黑"/>
           <w:b w:val="0"/>
-          <w:i/>
-          <w:color w:val="999999"/>
+          <w:color w:val="5A5A5A"/>
           <w:sz w:val="21"/>
         </w:rPr>
         <w:t>我在鱼跃尚成做项目助理的时候遇到过这个情况。当时我负责对接各部门收学员的申报材料，表面上大家的需求就是"把材料交上来"。</w:t>
@@ -4521,7 +4508,7 @@
         <w:rPr>
           <w:rFonts w:ascii="Calibri" w:hAnsi="Calibri" w:eastAsia="微软雅黑"/>
           <w:b w:val="0"/>
-          <w:color w:val="4A4A4A"/>
+          <w:color w:val="2B2B2B"/>
           <w:sz w:val="22"/>
         </w:rPr>
         <w:t>&gt;</w:t>
@@ -4532,15 +4519,14 @@
         <w:spacing w:line="360" w:lineRule="auto" w:after="60"/>
         <w:ind w:left="567"/>
         <w:pBdr>
-          <w:left w:val="single" w:sz="12" w:space="8" w:color="E8D8D0"/>
+          <w:left w:val="single" w:sz="12" w:space="8" w:color="A8574F"/>
         </w:pBdr>
       </w:pPr>
       <w:r>
         <w:rPr>
           <w:rFonts w:ascii="Calibri" w:hAnsi="Calibri" w:eastAsia="微软雅黑"/>
           <w:b w:val="0"/>
-          <w:i/>
-          <w:color w:val="999999"/>
+          <w:color w:val="5A5A5A"/>
           <w:sz w:val="21"/>
         </w:rPr>
         <w:t>但我发现实际操作中，很多部门交上来的材料格式不统一、信息不全，退回去重交又耽误时间。我意识到大家的**真实需求**不是"交材料"，而是"怎么交材料才能一次过、不被退回来"。</w:t>
@@ -4554,7 +4540,7 @@
         <w:rPr>
           <w:rFonts w:ascii="Calibri" w:hAnsi="Calibri" w:eastAsia="微软雅黑"/>
           <w:b w:val="0"/>
-          <w:color w:val="4A4A4A"/>
+          <w:color w:val="2B2B2B"/>
           <w:sz w:val="22"/>
         </w:rPr>
         <w:t>&gt;</w:t>
@@ -4565,15 +4551,14 @@
         <w:spacing w:line="360" w:lineRule="auto" w:after="60"/>
         <w:ind w:left="567"/>
         <w:pBdr>
-          <w:left w:val="single" w:sz="12" w:space="8" w:color="E8D8D0"/>
+          <w:left w:val="single" w:sz="12" w:space="8" w:color="A8574F"/>
         </w:pBdr>
       </w:pPr>
       <w:r>
         <w:rPr>
           <w:rFonts w:ascii="Calibri" w:hAnsi="Calibri" w:eastAsia="微软雅黑"/>
           <w:b w:val="0"/>
-          <w:i/>
-          <w:color w:val="999999"/>
+          <w:color w:val="5A5A5A"/>
           <w:sz w:val="21"/>
         </w:rPr>
         <w:t>所以我做了两件事：第一，我自己先做了一个**分类电子台账**，把每个项目需要什么材料、什么格式、什么时候截止都列清楚，发给各部门对照着交；第二，我建了**三级校验机制**——录入人自校、我核对、提交前终审，三层卡错。</w:t>
@@ -4587,7 +4572,7 @@
         <w:rPr>
           <w:rFonts w:ascii="Calibri" w:hAnsi="Calibri" w:eastAsia="微软雅黑"/>
           <w:b w:val="0"/>
-          <w:color w:val="4A4A4A"/>
+          <w:color w:val="2B2B2B"/>
           <w:sz w:val="22"/>
         </w:rPr>
         <w:t>&gt;</w:t>
@@ -4598,15 +4583,14 @@
         <w:spacing w:line="360" w:lineRule="auto" w:after="60"/>
         <w:ind w:left="567"/>
         <w:pBdr>
-          <w:left w:val="single" w:sz="12" w:space="8" w:color="E8D8D0"/>
+          <w:left w:val="single" w:sz="12" w:space="8" w:color="A8574F"/>
         </w:pBdr>
       </w:pPr>
       <w:r>
         <w:rPr>
           <w:rFonts w:ascii="Calibri" w:hAnsi="Calibri" w:eastAsia="微软雅黑"/>
           <w:b w:val="0"/>
-          <w:i/>
-          <w:color w:val="999999"/>
+          <w:color w:val="5A5A5A"/>
           <w:sz w:val="21"/>
         </w:rPr>
         <w:t>结果是200多份材料全部零差错提交，而且各部门配合起来更顺了，不用反复退改。这件事让我明白，别人说的需求往往是表面的，你要听出他没说出口的真实痛点是什么。</w:t>
@@ -4620,7 +4604,7 @@
         <w:rPr>
           <w:rFonts w:ascii="Calibri" w:hAnsi="Calibri" w:eastAsia="微软雅黑"/>
           <w:b w:val="0"/>
-          <w:color w:val="4A4A4A"/>
+          <w:color w:val="2B2B2B"/>
           <w:sz w:val="22"/>
         </w:rPr>
       </w:r>
@@ -4628,7 +4612,7 @@
         <w:rPr>
           <w:rFonts w:ascii="Calibri" w:hAnsi="Calibri" w:eastAsia="微软雅黑"/>
           <w:b/>
-          <w:color w:val="4A4A4A"/>
+          <w:color w:val="2B2B2B"/>
           <w:sz w:val="22"/>
         </w:rPr>
         <w:t>追问1：你怎么判断对方的真实需求是什么？</w:t>
@@ -4637,7 +4621,7 @@
         <w:rPr>
           <w:rFonts w:ascii="Calibri" w:hAnsi="Calibri" w:eastAsia="微软雅黑"/>
           <w:b w:val="0"/>
-          <w:color w:val="4A4A4A"/>
+          <w:color w:val="2B2B2B"/>
           <w:sz w:val="22"/>
         </w:rPr>
       </w:r>
@@ -4647,15 +4631,14 @@
         <w:spacing w:line="360" w:lineRule="auto" w:after="60"/>
         <w:ind w:left="567"/>
         <w:pBdr>
-          <w:left w:val="single" w:sz="12" w:space="8" w:color="E8D8D0"/>
+          <w:left w:val="single" w:sz="12" w:space="8" w:color="A8574F"/>
         </w:pBdr>
       </w:pPr>
       <w:r>
         <w:rPr>
           <w:rFonts w:ascii="Calibri" w:hAnsi="Calibri" w:eastAsia="微软雅黑"/>
           <w:b w:val="0"/>
-          <w:i/>
-          <w:color w:val="999999"/>
+          <w:color w:val="5A5A5A"/>
           <w:sz w:val="21"/>
         </w:rPr>
         <w:t>我主要看两个信号：第一，**他反复出错的地方**——如果某个部门交的材料总是缺同一类信息，说明他不知道要交什么，真实需求是"我需要一个清晰的清单"；第二，**他抱怨的地方**——如果有人说"每次都要改，好麻烦"，说明真实需求是"有没有办法一次过"。从这些信号里就能提炼出他没说出口的真实需求。</w:t>
@@ -4669,7 +4652,7 @@
         <w:rPr>
           <w:rFonts w:ascii="Calibri" w:hAnsi="Calibri" w:eastAsia="微软雅黑"/>
           <w:b w:val="0"/>
-          <w:color w:val="4A4A4A"/>
+          <w:color w:val="2B2B2B"/>
           <w:sz w:val="22"/>
         </w:rPr>
       </w:r>
@@ -4677,7 +4660,7 @@
         <w:rPr>
           <w:rFonts w:ascii="Calibri" w:hAnsi="Calibri" w:eastAsia="微软雅黑"/>
           <w:b/>
-          <w:color w:val="4A4A4A"/>
+          <w:color w:val="2B2B2B"/>
           <w:sz w:val="22"/>
         </w:rPr>
         <w:t>追问2：你做了那个台账之后，效果怎么衡量的？</w:t>
@@ -4686,7 +4669,7 @@
         <w:rPr>
           <w:rFonts w:ascii="Calibri" w:hAnsi="Calibri" w:eastAsia="微软雅黑"/>
           <w:b w:val="0"/>
-          <w:color w:val="4A4A4A"/>
+          <w:color w:val="2B2B2B"/>
           <w:sz w:val="22"/>
         </w:rPr>
       </w:r>
@@ -4696,15 +4679,14 @@
         <w:spacing w:line="360" w:lineRule="auto" w:after="60"/>
         <w:ind w:left="567"/>
         <w:pBdr>
-          <w:left w:val="single" w:sz="12" w:space="8" w:color="E8D8D0"/>
+          <w:left w:val="single" w:sz="12" w:space="8" w:color="A8574F"/>
         </w:pBdr>
       </w:pPr>
       <w:r>
         <w:rPr>
           <w:rFonts w:ascii="Calibri" w:hAnsi="Calibri" w:eastAsia="微软雅黑"/>
           <w:b w:val="0"/>
-          <w:i/>
-          <w:color w:val="999999"/>
+          <w:color w:val="5A5A5A"/>
           <w:sz w:val="21"/>
         </w:rPr>
         <w:t>我用两个指标衡量：第一，**退回率**——之前大概有20%的材料要退回去重交，做了台账和三级校验之后，退回率降到了0；第二，**沟通成本**——之前每周要花好几个小时跟各部门对"这个材料齐了吗"，做了台账之后大家对着清单自己就能查，我只需要按月汇总进度就行，节省了大量沟通时间。</w:t>
@@ -4719,9 +4701,9 @@
       <w:r>
         <w:rPr>
           <w:rFonts w:ascii="Calibri" w:hAnsi="Calibri" w:eastAsia="微软雅黑"/>
-          <w:b w:val="0"/>
-          <w:color w:val="A88B9A"/>
-          <w:sz w:val="30"/>
+          <w:b/>
+          <w:color w:val="2B4F6B"/>
+          <w:sz w:val="29"/>
         </w:rPr>
         <w:t>4.3 说服&amp;共识推动类</w:t>
       </w:r>
@@ -4734,7 +4716,7 @@
         <w:rPr>
           <w:rFonts w:ascii="Calibri" w:hAnsi="Calibri" w:eastAsia="微软雅黑"/>
           <w:b w:val="0"/>
-          <w:color w:val="4A4A4A"/>
+          <w:color w:val="2B2B2B"/>
           <w:sz w:val="22"/>
         </w:rPr>
       </w:r>
@@ -4742,7 +4724,7 @@
         <w:rPr>
           <w:rFonts w:ascii="Calibri" w:hAnsi="Calibri" w:eastAsia="微软雅黑"/>
           <w:b/>
-          <w:color w:val="4A4A4A"/>
+          <w:color w:val="2B2B2B"/>
           <w:sz w:val="22"/>
         </w:rPr>
         <w:t>特点</w:t>
@@ -4751,7 +4733,7 @@
         <w:rPr>
           <w:rFonts w:ascii="Calibri" w:hAnsi="Calibri" w:eastAsia="微软雅黑"/>
           <w:b w:val="0"/>
-          <w:color w:val="4A4A4A"/>
+          <w:color w:val="2B2B2B"/>
           <w:sz w:val="22"/>
         </w:rPr>
         <w:t>：面经作者实际遇到的第6题——为团队提出创新方法，怎么让团队接受。</w:t>
@@ -4766,8 +4748,8 @@
       <w:r>
         <w:rPr>
           <w:rFonts w:ascii="Calibri" w:hAnsi="Calibri" w:eastAsia="微软雅黑"/>
-          <w:b w:val="0"/>
-          <w:color w:val="D4A89A"/>
+          <w:b/>
+          <w:color w:val="A8574F"/>
           <w:sz w:val="25"/>
         </w:rPr>
         <w:t>Q：举一个例子，你是如何在学习/工作中为团队提出一个创新的解决方法或是没有人想到过的方式，你是如何让团队接受你的提议，最终结果如何？</w:t>
@@ -4781,7 +4763,7 @@
         <w:rPr>
           <w:rFonts w:ascii="Calibri" w:hAnsi="Calibri" w:eastAsia="微软雅黑"/>
           <w:b w:val="0"/>
-          <w:color w:val="4A4A4A"/>
+          <w:color w:val="2B2B2B"/>
           <w:sz w:val="22"/>
         </w:rPr>
       </w:r>
@@ -4789,7 +4771,7 @@
         <w:rPr>
           <w:rFonts w:ascii="Calibri" w:hAnsi="Calibri" w:eastAsia="微软雅黑"/>
           <w:b/>
-          <w:color w:val="4A4A4A"/>
+          <w:color w:val="2B2B2B"/>
           <w:sz w:val="22"/>
         </w:rPr>
         <w:t>回答骨架（3分钟）——用鱼跃尚成推流程标准化的故事</w:t>
@@ -4798,7 +4780,7 @@
         <w:rPr>
           <w:rFonts w:ascii="Calibri" w:hAnsi="Calibri" w:eastAsia="微软雅黑"/>
           <w:b w:val="0"/>
-          <w:color w:val="4A4A4A"/>
+          <w:color w:val="2B2B2B"/>
           <w:sz w:val="22"/>
         </w:rPr>
         <w:t>：</w:t>
@@ -4809,15 +4791,14 @@
         <w:spacing w:line="360" w:lineRule="auto" w:after="60"/>
         <w:ind w:left="567"/>
         <w:pBdr>
-          <w:left w:val="single" w:sz="12" w:space="8" w:color="E8D8D0"/>
+          <w:left w:val="single" w:sz="12" w:space="8" w:color="A8574F"/>
         </w:pBdr>
       </w:pPr>
       <w:r>
         <w:rPr>
           <w:rFonts w:ascii="Calibri" w:hAnsi="Calibri" w:eastAsia="微软雅黑"/>
           <w:b w:val="0"/>
-          <w:i/>
-          <w:color w:val="999999"/>
+          <w:color w:val="5A5A5A"/>
           <w:sz w:val="21"/>
         </w:rPr>
         <w:t>在鱼跃尚成做项目助理的时候，我发现各部门交材料很混乱，格式不统一、进度不透明。我当时想推一个标准化的流程，但一开始大家觉得"现在这样就挺好，改了反而麻烦"。</w:t>
@@ -4831,7 +4812,7 @@
         <w:rPr>
           <w:rFonts w:ascii="Calibri" w:hAnsi="Calibri" w:eastAsia="微软雅黑"/>
           <w:b w:val="0"/>
-          <w:color w:val="4A4A4A"/>
+          <w:color w:val="2B2B2B"/>
           <w:sz w:val="22"/>
         </w:rPr>
         <w:t>&gt;</w:t>
@@ -4842,15 +4823,14 @@
         <w:spacing w:line="360" w:lineRule="auto" w:after="60"/>
         <w:ind w:left="567"/>
         <w:pBdr>
-          <w:left w:val="single" w:sz="12" w:space="8" w:color="E8D8D0"/>
+          <w:left w:val="single" w:sz="12" w:space="8" w:color="A8574F"/>
         </w:pBdr>
       </w:pPr>
       <w:r>
         <w:rPr>
           <w:rFonts w:ascii="Calibri" w:hAnsi="Calibri" w:eastAsia="微软雅黑"/>
           <w:b w:val="0"/>
-          <w:i/>
-          <w:color w:val="999999"/>
+          <w:color w:val="5A5A5A"/>
           <w:sz w:val="21"/>
         </w:rPr>
         <w:t>我没有直接推制度，而是先自己做了一个Excel台账模板，拿一个部门**试跑了一周**。一周后我把试跑的数据整理出来：这个部门的材料一次通过率从之前的70%提升到了100%，核对时间从2小时缩短到30分钟。</w:t>
@@ -4864,7 +4844,7 @@
         <w:rPr>
           <w:rFonts w:ascii="Calibri" w:hAnsi="Calibri" w:eastAsia="微软雅黑"/>
           <w:b w:val="0"/>
-          <w:color w:val="4A4A4A"/>
+          <w:color w:val="2B2B2B"/>
           <w:sz w:val="22"/>
         </w:rPr>
         <w:t>&gt;</w:t>
@@ -4875,15 +4855,14 @@
         <w:spacing w:line="360" w:lineRule="auto" w:after="60"/>
         <w:ind w:left="567"/>
         <w:pBdr>
-          <w:left w:val="single" w:sz="12" w:space="8" w:color="E8D8D0"/>
+          <w:left w:val="single" w:sz="12" w:space="8" w:color="A8574F"/>
         </w:pBdr>
       </w:pPr>
       <w:r>
         <w:rPr>
           <w:rFonts w:ascii="Calibri" w:hAnsi="Calibri" w:eastAsia="微软雅黑"/>
           <w:b w:val="0"/>
-          <w:i/>
-          <w:color w:val="999999"/>
+          <w:color w:val="5A5A5A"/>
           <w:sz w:val="21"/>
         </w:rPr>
         <w:t>我把这个数据拿给其他部门看，大家看到实际效果后就愿意配合了。最后我们把这个标准化流程推广到了所有部门，200多份材料全部零差错提交。</w:t>
@@ -4897,7 +4876,7 @@
         <w:rPr>
           <w:rFonts w:ascii="Calibri" w:hAnsi="Calibri" w:eastAsia="微软雅黑"/>
           <w:b w:val="0"/>
-          <w:color w:val="4A4A4A"/>
+          <w:color w:val="2B2B2B"/>
           <w:sz w:val="22"/>
         </w:rPr>
         <w:t>&gt;</w:t>
@@ -4908,15 +4887,14 @@
         <w:spacing w:line="360" w:lineRule="auto" w:after="60"/>
         <w:ind w:left="567"/>
         <w:pBdr>
-          <w:left w:val="single" w:sz="12" w:space="8" w:color="E8D8D0"/>
+          <w:left w:val="single" w:sz="12" w:space="8" w:color="A8574F"/>
         </w:pBdr>
       </w:pPr>
       <w:r>
         <w:rPr>
           <w:rFonts w:ascii="Calibri" w:hAnsi="Calibri" w:eastAsia="微软雅黑"/>
           <w:b w:val="0"/>
-          <w:i/>
-          <w:color w:val="999999"/>
+          <w:color w:val="5A5A5A"/>
           <w:sz w:val="21"/>
         </w:rPr>
         <w:t>我的经验是：**说服别人不要讲道理，要拿小范围试点的结果说话**。你说这个方法有多好，别人不一定信，但你拿真实数据给他看"试了一周，效率提升了多少"，他自然就愿意试了。</w:t>
@@ -4930,7 +4908,7 @@
         <w:rPr>
           <w:rFonts w:ascii="Calibri" w:hAnsi="Calibri" w:eastAsia="微软雅黑"/>
           <w:b w:val="0"/>
-          <w:color w:val="4A4A4A"/>
+          <w:color w:val="2B2B2B"/>
           <w:sz w:val="22"/>
         </w:rPr>
       </w:r>
@@ -4938,7 +4916,7 @@
         <w:rPr>
           <w:rFonts w:ascii="Calibri" w:hAnsi="Calibri" w:eastAsia="微软雅黑"/>
           <w:b/>
-          <w:color w:val="4A4A4A"/>
+          <w:color w:val="2B2B2B"/>
           <w:sz w:val="22"/>
         </w:rPr>
         <w:t>追问1：你做试点的时候遇到阻力了吗？怎么解决的？</w:t>
@@ -4947,7 +4925,7 @@
         <w:rPr>
           <w:rFonts w:ascii="Calibri" w:hAnsi="Calibri" w:eastAsia="微软雅黑"/>
           <w:b w:val="0"/>
-          <w:color w:val="4A4A4A"/>
+          <w:color w:val="2B2B2B"/>
           <w:sz w:val="22"/>
         </w:rPr>
       </w:r>
@@ -4957,15 +4935,14 @@
         <w:spacing w:line="360" w:lineRule="auto" w:after="60"/>
         <w:ind w:left="567"/>
         <w:pBdr>
-          <w:left w:val="single" w:sz="12" w:space="8" w:color="E8D8D0"/>
+          <w:left w:val="single" w:sz="12" w:space="8" w:color="A8574F"/>
         </w:pBdr>
       </w:pPr>
       <w:r>
         <w:rPr>
           <w:rFonts w:ascii="Calibri" w:hAnsi="Calibri" w:eastAsia="微软雅黑"/>
           <w:b w:val="0"/>
-          <w:i/>
-          <w:color w:val="999999"/>
+          <w:color w:val="5A5A5A"/>
           <w:sz w:val="21"/>
         </w:rPr>
         <w:t>遇到了。第一个试点的部门负责人一开始不愿意，觉得"本来就够忙了，还要搞新东西"。我没有逼他，而是跟他说"你就试三天，三天后你觉得不好我们就改回去"。结果三天后他自己说"确实比之前省事，不用天天问我材料齐不齐了"。然后我就拿这个部门的结果去说服其他部门，就容易多了。</w:t>
@@ -4979,7 +4956,7 @@
         <w:rPr>
           <w:rFonts w:ascii="Calibri" w:hAnsi="Calibri" w:eastAsia="微软雅黑"/>
           <w:b w:val="0"/>
-          <w:color w:val="4A4A4A"/>
+          <w:color w:val="2B2B2B"/>
           <w:sz w:val="22"/>
         </w:rPr>
       </w:r>
@@ -4987,7 +4964,7 @@
         <w:rPr>
           <w:rFonts w:ascii="Calibri" w:hAnsi="Calibri" w:eastAsia="微软雅黑"/>
           <w:b/>
-          <w:color w:val="4A4A4A"/>
+          <w:color w:val="2B2B2B"/>
           <w:sz w:val="22"/>
         </w:rPr>
         <w:t>追问2：这个方法后来有没有持续用下去？</w:t>
@@ -4996,7 +4973,7 @@
         <w:rPr>
           <w:rFonts w:ascii="Calibri" w:hAnsi="Calibri" w:eastAsia="微软雅黑"/>
           <w:b w:val="0"/>
-          <w:color w:val="4A4A4A"/>
+          <w:color w:val="2B2B2B"/>
           <w:sz w:val="22"/>
         </w:rPr>
       </w:r>
@@ -5006,15 +4983,14 @@
         <w:spacing w:line="360" w:lineRule="auto" w:after="60"/>
         <w:ind w:left="567"/>
         <w:pBdr>
-          <w:left w:val="single" w:sz="12" w:space="8" w:color="E8D8D0"/>
+          <w:left w:val="single" w:sz="12" w:space="8" w:color="A8574F"/>
         </w:pBdr>
       </w:pPr>
       <w:r>
         <w:rPr>
           <w:rFonts w:ascii="Calibri" w:hAnsi="Calibri" w:eastAsia="微软雅黑"/>
           <w:b w:val="0"/>
-          <w:i/>
-          <w:color w:val="999999"/>
+          <w:color w:val="5A5A5A"/>
           <w:sz w:val="21"/>
         </w:rPr>
         <w:t>有的。我离职之后，那个Excel台账模板和三级校验机制一直留着，后来的项目还在用。我当时不仅做了台账，还写了一个简单的操作说明，告诉接手的人怎么用。所以这个方法不是我走了就没了，而是变成了一个标准化的流程，新人上手就能用。</w:t>
@@ -5029,9 +5005,9 @@
       <w:r>
         <w:rPr>
           <w:rFonts w:ascii="Calibri" w:hAnsi="Calibri" w:eastAsia="微软雅黑"/>
-          <w:b w:val="0"/>
-          <w:color w:val="A88B9A"/>
-          <w:sz w:val="30"/>
+          <w:b/>
+          <w:color w:val="2B4F6B"/>
+          <w:sz w:val="29"/>
         </w:rPr>
         <w:t>4.4 主动发现&amp;优化类</w:t>
       </w:r>
@@ -5044,7 +5020,7 @@
         <w:rPr>
           <w:rFonts w:ascii="Calibri" w:hAnsi="Calibri" w:eastAsia="微软雅黑"/>
           <w:b w:val="0"/>
-          <w:color w:val="4A4A4A"/>
+          <w:color w:val="2B2B2B"/>
           <w:sz w:val="22"/>
         </w:rPr>
       </w:r>
@@ -5052,7 +5028,7 @@
         <w:rPr>
           <w:rFonts w:ascii="Calibri" w:hAnsi="Calibri" w:eastAsia="微软雅黑"/>
           <w:b/>
-          <w:color w:val="4A4A4A"/>
+          <w:color w:val="2B2B2B"/>
           <w:sz w:val="22"/>
         </w:rPr>
         <w:t>特点</w:t>
@@ -5061,7 +5037,7 @@
         <w:rPr>
           <w:rFonts w:ascii="Calibri" w:hAnsi="Calibri" w:eastAsia="微软雅黑"/>
           <w:b w:val="0"/>
-          <w:color w:val="4A4A4A"/>
+          <w:color w:val="2B2B2B"/>
           <w:sz w:val="22"/>
         </w:rPr>
         <w:t>：面经作者实际遇到的第5题——接受进展不顺的任务，如何主动推动好转。</w:t>
@@ -5076,8 +5052,8 @@
       <w:r>
         <w:rPr>
           <w:rFonts w:ascii="Calibri" w:hAnsi="Calibri" w:eastAsia="微软雅黑"/>
-          <w:b w:val="0"/>
-          <w:color w:val="D4A89A"/>
+          <w:b/>
+          <w:color w:val="A8574F"/>
           <w:sz w:val="25"/>
         </w:rPr>
         <w:t>Q：说说你接受的一个进展不顺的任务时你如何主动推动他好转的经历。当时是什么状况？你用了什么方法？有什么转变？</w:t>
@@ -5091,7 +5067,7 @@
         <w:rPr>
           <w:rFonts w:ascii="Calibri" w:hAnsi="Calibri" w:eastAsia="微软雅黑"/>
           <w:b w:val="0"/>
-          <w:color w:val="4A4A4A"/>
+          <w:color w:val="2B2B2B"/>
           <w:sz w:val="22"/>
         </w:rPr>
       </w:r>
@@ -5099,7 +5075,7 @@
         <w:rPr>
           <w:rFonts w:ascii="Calibri" w:hAnsi="Calibri" w:eastAsia="微软雅黑"/>
           <w:b/>
-          <w:color w:val="4A4A4A"/>
+          <w:color w:val="2B2B2B"/>
           <w:sz w:val="22"/>
         </w:rPr>
         <w:t>回答骨架（3分钟）——用个人AI工作台的故事</w:t>
@@ -5108,7 +5084,7 @@
         <w:rPr>
           <w:rFonts w:ascii="Calibri" w:hAnsi="Calibri" w:eastAsia="微软雅黑"/>
           <w:b w:val="0"/>
-          <w:color w:val="4A4A4A"/>
+          <w:color w:val="2B2B2B"/>
           <w:sz w:val="22"/>
         </w:rPr>
         <w:t>：</w:t>
@@ -5119,15 +5095,14 @@
         <w:spacing w:line="360" w:lineRule="auto" w:after="60"/>
         <w:ind w:left="567"/>
         <w:pBdr>
-          <w:left w:val="single" w:sz="12" w:space="8" w:color="E8D8D0"/>
+          <w:left w:val="single" w:sz="12" w:space="8" w:color="A8574F"/>
         </w:pBdr>
       </w:pPr>
       <w:r>
         <w:rPr>
           <w:rFonts w:ascii="Calibri" w:hAnsi="Calibri" w:eastAsia="微软雅黑"/>
           <w:b w:val="0"/>
-          <w:i/>
-          <w:color w:val="999999"/>
+          <w:color w:val="5A5A5A"/>
           <w:sz w:val="21"/>
         </w:rPr>
         <w:t>我从零开始搭个人AI工作台的时候，前两周完全卡住了。当时的状况是：我有想法，也知道自己要做什么（记账、待办、知识库这些功能），但前端和Python生成器联调一直出错，部署不上去，前两周一点进展都没有。</w:t>
@@ -5141,7 +5116,7 @@
         <w:rPr>
           <w:rFonts w:ascii="Calibri" w:hAnsi="Calibri" w:eastAsia="微软雅黑"/>
           <w:b w:val="0"/>
-          <w:color w:val="4A4A4A"/>
+          <w:color w:val="2B2B2B"/>
           <w:sz w:val="22"/>
         </w:rPr>
         <w:t>&gt;</w:t>
@@ -5152,15 +5127,14 @@
         <w:spacing w:line="360" w:lineRule="auto" w:after="60"/>
         <w:ind w:left="567"/>
         <w:pBdr>
-          <w:left w:val="single" w:sz="12" w:space="8" w:color="E8D8D0"/>
+          <w:left w:val="single" w:sz="12" w:space="8" w:color="A8574F"/>
         </w:pBdr>
       </w:pPr>
       <w:r>
         <w:rPr>
           <w:rFonts w:ascii="Calibri" w:hAnsi="Calibri" w:eastAsia="微软雅黑"/>
           <w:b w:val="0"/>
-          <w:i/>
-          <w:color w:val="999999"/>
+          <w:color w:val="5A5A5A"/>
           <w:sz w:val="21"/>
         </w:rPr>
         <w:t>我当时没有硬扛，而是停下来想了想：为什么卡在这里？我发现问题是我想一次性把整个系统搭出来，太复杂了，前后端耦合在一起，出了问题不知道哪错了。</w:t>
@@ -5174,7 +5148,7 @@
         <w:rPr>
           <w:rFonts w:ascii="Calibri" w:hAnsi="Calibri" w:eastAsia="微软雅黑"/>
           <w:b w:val="0"/>
-          <w:color w:val="4A4A4A"/>
+          <w:color w:val="2B2B2B"/>
           <w:sz w:val="22"/>
         </w:rPr>
         <w:t>&gt;</w:t>
@@ -5185,15 +5159,14 @@
         <w:spacing w:line="360" w:lineRule="auto" w:after="60"/>
         <w:ind w:left="567"/>
         <w:pBdr>
-          <w:left w:val="single" w:sz="12" w:space="8" w:color="E8D8D0"/>
+          <w:left w:val="single" w:sz="12" w:space="8" w:color="A8574F"/>
         </w:pBdr>
       </w:pPr>
       <w:r>
         <w:rPr>
           <w:rFonts w:ascii="Calibri" w:hAnsi="Calibri" w:eastAsia="微软雅黑"/>
           <w:b w:val="0"/>
-          <w:i/>
-          <w:color w:val="999999"/>
+          <w:color w:val="5A5A5A"/>
           <w:sz w:val="21"/>
         </w:rPr>
         <w:t>所以我换了个方法：**把大任务拆成小步骤**——先只做记账这一个模块，在本地跑通；跑通了再加待办模块；每个模块都单独验证没问题了，再串起来；最后才考虑部署上线。</w:t>
@@ -5207,7 +5180,7 @@
         <w:rPr>
           <w:rFonts w:ascii="Calibri" w:hAnsi="Calibri" w:eastAsia="微软雅黑"/>
           <w:b w:val="0"/>
-          <w:color w:val="4A4A4A"/>
+          <w:color w:val="2B2B2B"/>
           <w:sz w:val="22"/>
         </w:rPr>
         <w:t>&gt;</w:t>
@@ -5218,15 +5191,14 @@
         <w:spacing w:line="360" w:lineRule="auto" w:after="60"/>
         <w:ind w:left="567"/>
         <w:pBdr>
-          <w:left w:val="single" w:sz="12" w:space="8" w:color="E8D8D0"/>
+          <w:left w:val="single" w:sz="12" w:space="8" w:color="A8574F"/>
         </w:pBdr>
       </w:pPr>
       <w:r>
         <w:rPr>
           <w:rFonts w:ascii="Calibri" w:hAnsi="Calibri" w:eastAsia="微软雅黑"/>
           <w:b w:val="0"/>
-          <w:i/>
-          <w:color w:val="999999"/>
+          <w:color w:val="5A5A5A"/>
           <w:sz w:val="21"/>
         </w:rPr>
         <w:t>用这个方法之后，进度就快了。前后解决了15+个技术问题，最后做出来一个有10+功能模块的完整系统，部署在GitHub Pages上，手机也能用。这件事让我明白：遇到卡住的问题，不要闷头硬试，先停下来想清楚"为什么走不通"，再把大问题拆成小步骤，一步一步来。</w:t>
@@ -5240,7 +5212,7 @@
         <w:rPr>
           <w:rFonts w:ascii="Calibri" w:hAnsi="Calibri" w:eastAsia="微软雅黑"/>
           <w:b w:val="0"/>
-          <w:color w:val="4A4A4A"/>
+          <w:color w:val="2B2B2B"/>
           <w:sz w:val="22"/>
         </w:rPr>
       </w:r>
@@ -5248,7 +5220,7 @@
         <w:rPr>
           <w:rFonts w:ascii="Calibri" w:hAnsi="Calibri" w:eastAsia="微软雅黑"/>
           <w:b/>
-          <w:color w:val="4A4A4A"/>
+          <w:color w:val="2B2B2B"/>
           <w:sz w:val="22"/>
         </w:rPr>
         <w:t>追问1：你拆成小步骤之后，第一个做的是什么？</w:t>
@@ -5257,7 +5229,7 @@
         <w:rPr>
           <w:rFonts w:ascii="Calibri" w:hAnsi="Calibri" w:eastAsia="微软雅黑"/>
           <w:b w:val="0"/>
-          <w:color w:val="4A4A4A"/>
+          <w:color w:val="2B2B2B"/>
           <w:sz w:val="22"/>
         </w:rPr>
       </w:r>
@@ -5267,15 +5239,14 @@
         <w:spacing w:line="360" w:lineRule="auto" w:after="60"/>
         <w:ind w:left="567"/>
         <w:pBdr>
-          <w:left w:val="single" w:sz="12" w:space="8" w:color="E8D8D0"/>
+          <w:left w:val="single" w:sz="12" w:space="8" w:color="A8574F"/>
         </w:pBdr>
       </w:pPr>
       <w:r>
         <w:rPr>
           <w:rFonts w:ascii="Calibri" w:hAnsi="Calibri" w:eastAsia="微软雅黑"/>
           <w:b w:val="0"/>
-          <w:i/>
-          <w:color w:val="999999"/>
+          <w:color w:val="5A5A5A"/>
           <w:sz w:val="21"/>
         </w:rPr>
         <w:t>第一个做的是记账模块的核心功能——先实现"加一笔支出、显示余额"这个最基本的功能。我把这个功能在本地跑通了，确认数据格式没问题、界面能显示，然后才往上面加别的功能。之前我是一上来就想把所有模块都搭起来，结果越搭越乱。拆成小步骤之后，每一步都能验证，出了问题也知道是哪一步错的。</w:t>
@@ -5289,7 +5260,7 @@
         <w:rPr>
           <w:rFonts w:ascii="Calibri" w:hAnsi="Calibri" w:eastAsia="微软雅黑"/>
           <w:b w:val="0"/>
-          <w:color w:val="4A4A4A"/>
+          <w:color w:val="2B2B2B"/>
           <w:sz w:val="22"/>
         </w:rPr>
       </w:r>
@@ -5297,7 +5268,7 @@
         <w:rPr>
           <w:rFonts w:ascii="Calibri" w:hAnsi="Calibri" w:eastAsia="微软雅黑"/>
           <w:b/>
-          <w:color w:val="4A4A4A"/>
+          <w:color w:val="2B2B2B"/>
           <w:sz w:val="22"/>
         </w:rPr>
         <w:t>追问2：这件事对你现在有什么影响？</w:t>
@@ -5306,7 +5277,7 @@
         <w:rPr>
           <w:rFonts w:ascii="Calibri" w:hAnsi="Calibri" w:eastAsia="微软雅黑"/>
           <w:b w:val="0"/>
-          <w:color w:val="4A4A4A"/>
+          <w:color w:val="2B2B2B"/>
           <w:sz w:val="22"/>
         </w:rPr>
       </w:r>
@@ -5316,18 +5287,17 @@
         <w:spacing w:line="360" w:lineRule="auto" w:after="60"/>
         <w:ind w:left="567"/>
         <w:pBdr>
-          <w:left w:val="single" w:sz="12" w:space="8" w:color="E8D8D0"/>
+          <w:left w:val="single" w:sz="12" w:space="8" w:color="A8574F"/>
         </w:pBdr>
       </w:pPr>
       <w:r>
         <w:rPr>
           <w:rFonts w:ascii="Calibri" w:hAnsi="Calibri" w:eastAsia="微软雅黑"/>
           <w:b w:val="0"/>
-          <w:i/>
-          <w:color w:val="999999"/>
+          <w:color w:val="5A5A5A"/>
           <w:sz w:val="21"/>
         </w:rPr>
-        <w:t>最大的影响是我现在遇到任何复杂问题，第一反应不是"怎么一下子做完"，而是"怎么拆成小步骤"。其实这个思路我在更早之前做社区团购课程项目的时候就在用了——先跑通最简单的选址，再加路径优化，再加年龄分层约束。这次做AI工作台卡住的时候，我也是靠这个思路走出来的，把这个方法变得更自觉、更系统了。不管多复杂的问题，拆成小步骤总能解决。</w:t>
+        <w:t>最大的影响是我现在遇到任何复杂问题，第一反应不是"怎么一下子做完"，而是"怎么拆成小步骤"。比如做社区团购末端优化项目的时候，我也是先跑通最简单的选址模型，再加路径优化，最后加年龄分层约束——其实就是同一个拆解思路。不管多复杂的问题，拆成小步骤总能解决。</w:t>
       </w:r>
     </w:p>
     <w:p>
@@ -5339,9 +5309,9 @@
       <w:r>
         <w:rPr>
           <w:rFonts w:ascii="Calibri" w:hAnsi="Calibri" w:eastAsia="微软雅黑"/>
-          <w:b w:val="0"/>
-          <w:color w:val="A88B9A"/>
-          <w:sz w:val="30"/>
+          <w:b/>
+          <w:color w:val="2B4F6B"/>
+          <w:sz w:val="29"/>
         </w:rPr>
         <w:t>4.5 挑战/能力边界类</w:t>
       </w:r>
@@ -5355,8 +5325,8 @@
       <w:r>
         <w:rPr>
           <w:rFonts w:ascii="Calibri" w:hAnsi="Calibri" w:eastAsia="微软雅黑"/>
-          <w:b w:val="0"/>
-          <w:color w:val="D4A89A"/>
+          <w:b/>
+          <w:color w:val="A8574F"/>
           <w:sz w:val="25"/>
         </w:rPr>
         <w:t>Q：超出你能力的任务？你怎么解决，结果如何？</w:t>
@@ -5370,7 +5340,7 @@
         <w:rPr>
           <w:rFonts w:ascii="Calibri" w:hAnsi="Calibri" w:eastAsia="微软雅黑"/>
           <w:b w:val="0"/>
-          <w:color w:val="4A4A4A"/>
+          <w:color w:val="2B2B2B"/>
           <w:sz w:val="22"/>
         </w:rPr>
       </w:r>
@@ -5378,7 +5348,7 @@
         <w:rPr>
           <w:rFonts w:ascii="Calibri" w:hAnsi="Calibri" w:eastAsia="微软雅黑"/>
           <w:b/>
-          <w:color w:val="4A4A4A"/>
+          <w:color w:val="2B2B2B"/>
           <w:sz w:val="22"/>
         </w:rPr>
         <w:t>回答骨架（3分钟）——用社区团购项目的故事</w:t>
@@ -5387,7 +5357,7 @@
         <w:rPr>
           <w:rFonts w:ascii="Calibri" w:hAnsi="Calibri" w:eastAsia="微软雅黑"/>
           <w:b w:val="0"/>
-          <w:color w:val="4A4A4A"/>
+          <w:color w:val="2B2B2B"/>
           <w:sz w:val="22"/>
         </w:rPr>
         <w:t>：</w:t>
@@ -5398,15 +5368,14 @@
         <w:spacing w:line="360" w:lineRule="auto" w:after="60"/>
         <w:ind w:left="567"/>
         <w:pBdr>
-          <w:left w:val="single" w:sz="12" w:space="8" w:color="E8D8D0"/>
+          <w:left w:val="single" w:sz="12" w:space="8" w:color="A8574F"/>
         </w:pBdr>
       </w:pPr>
       <w:r>
         <w:rPr>
           <w:rFonts w:ascii="Calibri" w:hAnsi="Calibri" w:eastAsia="微软雅黑"/>
           <w:b w:val="0"/>
-          <w:i/>
-          <w:color w:val="999999"/>
+          <w:color w:val="5A5A5A"/>
           <w:sz w:val="21"/>
         </w:rPr>
         <w:t>做社区团购末端优化这个项目的时候，我其实是超出了自己的能力范围的。当时课程要求做一个物流优化的建模项目，我之前只学过理论，从来没真的用代码建过优化模型。</w:t>
@@ -5420,7 +5389,7 @@
         <w:rPr>
           <w:rFonts w:ascii="Calibri" w:hAnsi="Calibri" w:eastAsia="微软雅黑"/>
           <w:b w:val="0"/>
-          <w:color w:val="4A4A4A"/>
+          <w:color w:val="2B2B2B"/>
           <w:sz w:val="22"/>
         </w:rPr>
         <w:t>&gt;</w:t>
@@ -5431,15 +5400,14 @@
         <w:spacing w:line="360" w:lineRule="auto" w:after="60"/>
         <w:ind w:left="567"/>
         <w:pBdr>
-          <w:left w:val="single" w:sz="12" w:space="8" w:color="E8D8D0"/>
+          <w:left w:val="single" w:sz="12" w:space="8" w:color="A8574F"/>
         </w:pBdr>
       </w:pPr>
       <w:r>
         <w:rPr>
           <w:rFonts w:ascii="Calibri" w:hAnsi="Calibri" w:eastAsia="微软雅黑"/>
           <w:b w:val="0"/>
-          <w:i/>
-          <w:color w:val="999999"/>
+          <w:color w:val="5A5A5A"/>
           <w:sz w:val="21"/>
         </w:rPr>
         <w:t>我做的第一件事是先搞清楚问题是什么——不是一上来就写代码，而是先想清楚：我要优化的目标是什么？有哪些约束条件？变量有哪些？把这些想清楚了，再去查用什么模型合适。</w:t>
@@ -5453,7 +5421,7 @@
         <w:rPr>
           <w:rFonts w:ascii="Calibri" w:hAnsi="Calibri" w:eastAsia="微软雅黑"/>
           <w:b w:val="0"/>
-          <w:color w:val="4A4A4A"/>
+          <w:color w:val="2B2B2B"/>
           <w:sz w:val="22"/>
         </w:rPr>
         <w:t>&gt;</w:t>
@@ -5464,15 +5432,14 @@
         <w:spacing w:line="360" w:lineRule="auto" w:after="60"/>
         <w:ind w:left="567"/>
         <w:pBdr>
-          <w:left w:val="single" w:sz="12" w:space="8" w:color="E8D8D0"/>
+          <w:left w:val="single" w:sz="12" w:space="8" w:color="A8574F"/>
         </w:pBdr>
       </w:pPr>
       <w:r>
         <w:rPr>
           <w:rFonts w:ascii="Calibri" w:hAnsi="Calibri" w:eastAsia="微软雅黑"/>
           <w:b w:val="0"/>
-          <w:i/>
-          <w:color w:val="999999"/>
+          <w:color w:val="5A5A5A"/>
           <w:sz w:val="21"/>
         </w:rPr>
         <w:t>然后我选了选址-路径双层优化模型，因为它正好匹配"选点+配路"的问题。但这个模型的求解是NP-hard的，我又查了文献，对比了遗传算法和模拟退火，最后选了收敛更快的遗传算法。中间遇到了很多技术问题，比如双层模型耦合怎么解、年龄分层约束怎么加进去，都是一边查一边试。</w:t>
@@ -5486,7 +5453,7 @@
         <w:rPr>
           <w:rFonts w:ascii="Calibri" w:hAnsi="Calibri" w:eastAsia="微软雅黑"/>
           <w:b w:val="0"/>
-          <w:color w:val="4A4A4A"/>
+          <w:color w:val="2B2B2B"/>
           <w:sz w:val="22"/>
         </w:rPr>
         <w:t>&gt;</w:t>
@@ -5497,15 +5464,14 @@
         <w:spacing w:line="360" w:lineRule="auto" w:after="60"/>
         <w:ind w:left="567"/>
         <w:pBdr>
-          <w:left w:val="single" w:sz="12" w:space="8" w:color="E8D8D0"/>
+          <w:left w:val="single" w:sz="12" w:space="8" w:color="A8574F"/>
         </w:pBdr>
       </w:pPr>
       <w:r>
         <w:rPr>
           <w:rFonts w:ascii="Calibri" w:hAnsi="Calibri" w:eastAsia="微软雅黑"/>
           <w:b w:val="0"/>
-          <w:i/>
-          <w:color w:val="999999"/>
+          <w:color w:val="5A5A5A"/>
           <w:sz w:val="21"/>
         </w:rPr>
         <w:t>最后做出来的结果还不错：总成本降了18.7%，老年覆盖率提升到87.3%。这件事让我明白：**超出能力的任务不可怕，可怕的是不知道怎么拆**。先定义清楚问题，再找合适的方法，一步一步学，总能做出来。</w:t>
@@ -5519,7 +5485,7 @@
         <w:rPr>
           <w:rFonts w:ascii="Calibri" w:hAnsi="Calibri" w:eastAsia="微软雅黑"/>
           <w:b w:val="0"/>
-          <w:color w:val="4A4A4A"/>
+          <w:color w:val="2B2B2B"/>
           <w:sz w:val="22"/>
         </w:rPr>
       </w:r>
@@ -5527,7 +5493,7 @@
         <w:rPr>
           <w:rFonts w:ascii="Calibri" w:hAnsi="Calibri" w:eastAsia="微软雅黑"/>
           <w:b/>
-          <w:color w:val="4A4A4A"/>
+          <w:color w:val="2B2B2B"/>
           <w:sz w:val="22"/>
         </w:rPr>
         <w:t>追问1：你为什么选遗传算法不选模拟退火？</w:t>
@@ -5536,7 +5502,7 @@
         <w:rPr>
           <w:rFonts w:ascii="Calibri" w:hAnsi="Calibri" w:eastAsia="微软雅黑"/>
           <w:b w:val="0"/>
-          <w:color w:val="4A4A4A"/>
+          <w:color w:val="2B2B2B"/>
           <w:sz w:val="22"/>
         </w:rPr>
       </w:r>
@@ -5546,15 +5512,14 @@
         <w:spacing w:line="360" w:lineRule="auto" w:after="60"/>
         <w:ind w:left="567"/>
         <w:pBdr>
-          <w:left w:val="single" w:sz="12" w:space="8" w:color="E8D8D0"/>
+          <w:left w:val="single" w:sz="12" w:space="8" w:color="A8574F"/>
         </w:pBdr>
       </w:pPr>
       <w:r>
         <w:rPr>
           <w:rFonts w:ascii="Calibri" w:hAnsi="Calibri" w:eastAsia="微软雅黑"/>
           <w:b w:val="0"/>
-          <w:i/>
-          <w:color w:val="999999"/>
+          <w:color w:val="5A5A5A"/>
           <w:sz w:val="21"/>
         </w:rPr>
         <w:t>我对比了两种方法。遗传算法是模拟生物进化，通过选择、交叉、变异不断迭代，适合优化问题；模拟退火是模拟金属冷却过程，接受一定概率的劣解来跳出局部最优。我在小样本上试了一下，遗传算法收敛更快、结果更稳定，所以最后选了遗传算法。</w:t>
@@ -5568,7 +5533,7 @@
         <w:rPr>
           <w:rFonts w:ascii="Calibri" w:hAnsi="Calibri" w:eastAsia="微软雅黑"/>
           <w:b w:val="0"/>
-          <w:color w:val="4A4A4A"/>
+          <w:color w:val="2B2B2B"/>
           <w:sz w:val="22"/>
         </w:rPr>
       </w:r>
@@ -5576,7 +5541,7 @@
         <w:rPr>
           <w:rFonts w:ascii="Calibri" w:hAnsi="Calibri" w:eastAsia="微软雅黑"/>
           <w:b/>
-          <w:color w:val="4A4A4A"/>
+          <w:color w:val="2B2B2B"/>
           <w:sz w:val="22"/>
         </w:rPr>
         <w:t>追问2：如果再做一次你会怎么改进？</w:t>
@@ -5585,7 +5550,7 @@
         <w:rPr>
           <w:rFonts w:ascii="Calibri" w:hAnsi="Calibri" w:eastAsia="微软雅黑"/>
           <w:b w:val="0"/>
-          <w:color w:val="4A4A4A"/>
+          <w:color w:val="2B2B2B"/>
           <w:sz w:val="22"/>
         </w:rPr>
       </w:r>
@@ -5595,15 +5560,14 @@
         <w:spacing w:line="360" w:lineRule="auto" w:after="60"/>
         <w:ind w:left="567"/>
         <w:pBdr>
-          <w:left w:val="single" w:sz="12" w:space="8" w:color="E8D8D0"/>
+          <w:left w:val="single" w:sz="12" w:space="8" w:color="A8574F"/>
         </w:pBdr>
       </w:pPr>
       <w:r>
         <w:rPr>
           <w:rFonts w:ascii="Calibri" w:hAnsi="Calibri" w:eastAsia="微软雅黑"/>
           <w:b w:val="0"/>
-          <w:i/>
-          <w:color w:val="999999"/>
+          <w:color w:val="5A5A5A"/>
           <w:sz w:val="21"/>
         </w:rPr>
         <w:t>我会在三个方面改进：第一，**数据量更大**，现在只有15个候选点、日均345单，是一个小区的规模，如果能拿到整个区的真实运营数据，结论会更有说服力；第二，**加入动态因素**，现在模型是静态的，没考虑天气、大促这些动态变化；第三，**多场景验证**，现在只验证了老龄化小区，换一个年轻型小区可能结果就不一样了。</w:t>
@@ -5618,9 +5582,9 @@
       <w:r>
         <w:rPr>
           <w:rFonts w:ascii="Calibri" w:hAnsi="Calibri" w:eastAsia="微软雅黑"/>
-          <w:b w:val="0"/>
-          <w:color w:val="A88B9A"/>
-          <w:sz w:val="30"/>
+          <w:b/>
+          <w:color w:val="2B4F6B"/>
+          <w:sz w:val="29"/>
         </w:rPr>
         <w:t>4.6 团队协作&amp;冲突类</w:t>
       </w:r>
@@ -5633,7 +5597,7 @@
         <w:rPr>
           <w:rFonts w:ascii="Calibri" w:hAnsi="Calibri" w:eastAsia="微软雅黑"/>
           <w:b w:val="0"/>
-          <w:color w:val="4A4A4A"/>
+          <w:color w:val="2B2B2B"/>
           <w:sz w:val="22"/>
         </w:rPr>
       </w:r>
@@ -5641,7 +5605,7 @@
         <w:rPr>
           <w:rFonts w:ascii="Calibri" w:hAnsi="Calibri" w:eastAsia="微软雅黑"/>
           <w:b/>
-          <w:color w:val="4A4A4A"/>
+          <w:color w:val="2B2B2B"/>
           <w:sz w:val="22"/>
         </w:rPr>
         <w:t>特点</w:t>
@@ -5650,7 +5614,7 @@
         <w:rPr>
           <w:rFonts w:ascii="Calibri" w:hAnsi="Calibri" w:eastAsia="微软雅黑"/>
           <w:b w:val="0"/>
-          <w:color w:val="4A4A4A"/>
+          <w:color w:val="2B2B2B"/>
           <w:sz w:val="22"/>
         </w:rPr>
         <w:t>：面经作者实际遇到的第4题——团队中某成员理解/执行偏差影响进展。</w:t>
@@ -5665,8 +5629,8 @@
       <w:r>
         <w:rPr>
           <w:rFonts w:ascii="Calibri" w:hAnsi="Calibri" w:eastAsia="微软雅黑"/>
-          <w:b w:val="0"/>
-          <w:color w:val="D4A89A"/>
+          <w:b/>
+          <w:color w:val="A8574F"/>
           <w:sz w:val="25"/>
         </w:rPr>
         <w:t>Q：当团队合作时你遇到因某位成员理解或执行的偏差，影响整体进展或氛围的情况，当时你是什么角色？你做了些什么解决这个问题？后续如何？</w:t>
@@ -5680,7 +5644,7 @@
         <w:rPr>
           <w:rFonts w:ascii="Calibri" w:hAnsi="Calibri" w:eastAsia="微软雅黑"/>
           <w:b w:val="0"/>
-          <w:color w:val="4A4A4A"/>
+          <w:color w:val="2B2B2B"/>
           <w:sz w:val="22"/>
         </w:rPr>
       </w:r>
@@ -5688,7 +5652,7 @@
         <w:rPr>
           <w:rFonts w:ascii="Calibri" w:hAnsi="Calibri" w:eastAsia="微软雅黑"/>
           <w:b/>
-          <w:color w:val="4A4A4A"/>
+          <w:color w:val="2B2B2B"/>
           <w:sz w:val="22"/>
         </w:rPr>
         <w:t>回答骨架（3分钟）——用企业经营模拟的故事</w:t>
@@ -5697,7 +5661,7 @@
         <w:rPr>
           <w:rFonts w:ascii="Calibri" w:hAnsi="Calibri" w:eastAsia="微软雅黑"/>
           <w:b w:val="0"/>
-          <w:color w:val="4A4A4A"/>
+          <w:color w:val="2B2B2B"/>
           <w:sz w:val="22"/>
         </w:rPr>
         <w:t>：</w:t>
@@ -5708,15 +5672,14 @@
         <w:spacing w:line="360" w:lineRule="auto" w:after="60"/>
         <w:ind w:left="567"/>
         <w:pBdr>
-          <w:left w:val="single" w:sz="12" w:space="8" w:color="E8D8D0"/>
+          <w:left w:val="single" w:sz="12" w:space="8" w:color="A8574F"/>
         </w:pBdr>
       </w:pPr>
       <w:r>
         <w:rPr>
           <w:rFonts w:ascii="Calibri" w:hAnsi="Calibri" w:eastAsia="微软雅黑"/>
           <w:b w:val="0"/>
-          <w:i/>
-          <w:color w:val="999999"/>
+          <w:color w:val="5A5A5A"/>
           <w:sz w:val="21"/>
         </w:rPr>
         <w:t>企业经营模拟课上遇到过一次。当时我们团队对一个生产计划有分歧——有人想多备货保供应，有人想少备货降成本。两边都有道理，但一直达不成共识，影响了进度。</w:t>
@@ -5730,7 +5693,7 @@
         <w:rPr>
           <w:rFonts w:ascii="Calibri" w:hAnsi="Calibri" w:eastAsia="微软雅黑"/>
           <w:b w:val="0"/>
-          <w:color w:val="4A4A4A"/>
+          <w:color w:val="2B2B2B"/>
           <w:sz w:val="22"/>
         </w:rPr>
         <w:t>&gt;</w:t>
@@ -5741,15 +5704,14 @@
         <w:spacing w:line="360" w:lineRule="auto" w:after="60"/>
         <w:ind w:left="567"/>
         <w:pBdr>
-          <w:left w:val="single" w:sz="12" w:space="8" w:color="E8D8D0"/>
+          <w:left w:val="single" w:sz="12" w:space="8" w:color="A8574F"/>
         </w:pBdr>
       </w:pPr>
       <w:r>
         <w:rPr>
           <w:rFonts w:ascii="Calibri" w:hAnsi="Calibri" w:eastAsia="微软雅黑"/>
           <w:b w:val="0"/>
-          <w:i/>
-          <w:color w:val="999999"/>
+          <w:color w:val="5A5A5A"/>
           <w:sz w:val="21"/>
         </w:rPr>
         <w:t>我当时不是组长，是负责数据分析的。我没有直接站队说谁对谁错，而是把两种方案的预期收益和风险都列出来，用数据算了一下不同市场情况下的结果。</w:t>
@@ -5763,7 +5725,7 @@
         <w:rPr>
           <w:rFonts w:ascii="Calibri" w:hAnsi="Calibri" w:eastAsia="微软雅黑"/>
           <w:b w:val="0"/>
-          <w:color w:val="4A4A4A"/>
+          <w:color w:val="2B2B2B"/>
           <w:sz w:val="22"/>
         </w:rPr>
         <w:t>&gt;</w:t>
@@ -5774,15 +5736,14 @@
         <w:spacing w:line="360" w:lineRule="auto" w:after="60"/>
         <w:ind w:left="567"/>
         <w:pBdr>
-          <w:left w:val="single" w:sz="12" w:space="8" w:color="E8D8D0"/>
+          <w:left w:val="single" w:sz="12" w:space="8" w:color="A8574F"/>
         </w:pBdr>
       </w:pPr>
       <w:r>
         <w:rPr>
           <w:rFonts w:ascii="Calibri" w:hAnsi="Calibri" w:eastAsia="微软雅黑"/>
           <w:b w:val="0"/>
-          <w:i/>
-          <w:color w:val="999999"/>
+          <w:color w:val="5A5A5A"/>
           <w:sz w:val="21"/>
         </w:rPr>
         <w:t>我做了一个简单的模拟：如果市场需求好，多备货的方案收益高；如果市场需求差，少备货的方案风险小。我把这两种情况的概率和预期收益都算出来，给团队看。</w:t>
@@ -5796,7 +5757,7 @@
         <w:rPr>
           <w:rFonts w:ascii="Calibri" w:hAnsi="Calibri" w:eastAsia="微软雅黑"/>
           <w:b w:val="0"/>
-          <w:color w:val="4A4A4A"/>
+          <w:color w:val="2B2B2B"/>
           <w:sz w:val="22"/>
         </w:rPr>
         <w:t>&gt;</w:t>
@@ -5807,15 +5768,14 @@
         <w:spacing w:line="360" w:lineRule="auto" w:after="60"/>
         <w:ind w:left="567"/>
         <w:pBdr>
-          <w:left w:val="single" w:sz="12" w:space="8" w:color="E8D8D0"/>
+          <w:left w:val="single" w:sz="12" w:space="8" w:color="A8574F"/>
         </w:pBdr>
       </w:pPr>
       <w:r>
         <w:rPr>
           <w:rFonts w:ascii="Calibri" w:hAnsi="Calibri" w:eastAsia="微软雅黑"/>
           <w:b w:val="0"/>
-          <w:i/>
-          <w:color w:val="999999"/>
+          <w:color w:val="5A5A5A"/>
           <w:sz w:val="21"/>
         </w:rPr>
         <w:t>大家看完数据后就达成了共识——选一个中间方案，既不全备也不全压。最后我们项目完成得很顺利。这件事让我明白：**团队分歧不可怕，关键是用数据和事实说话，而不是比谁声音大**。</w:t>
@@ -5829,7 +5789,7 @@
         <w:rPr>
           <w:rFonts w:ascii="Calibri" w:hAnsi="Calibri" w:eastAsia="微软雅黑"/>
           <w:b w:val="0"/>
-          <w:color w:val="4A4A4A"/>
+          <w:color w:val="2B2B2B"/>
           <w:sz w:val="22"/>
         </w:rPr>
       </w:r>
@@ -5837,7 +5797,7 @@
         <w:rPr>
           <w:rFonts w:ascii="Calibri" w:hAnsi="Calibri" w:eastAsia="微软雅黑"/>
           <w:b/>
-          <w:color w:val="4A4A4A"/>
+          <w:color w:val="2B2B2B"/>
           <w:sz w:val="22"/>
         </w:rPr>
         <w:t>追问1：你怎么想到用数据来解决分歧的？</w:t>
@@ -5846,7 +5806,7 @@
         <w:rPr>
           <w:rFonts w:ascii="Calibri" w:hAnsi="Calibri" w:eastAsia="微软雅黑"/>
           <w:b w:val="0"/>
-          <w:color w:val="4A4A4A"/>
+          <w:color w:val="2B2B2B"/>
           <w:sz w:val="22"/>
         </w:rPr>
       </w:r>
@@ -5856,15 +5816,14 @@
         <w:spacing w:line="360" w:lineRule="auto" w:after="60"/>
         <w:ind w:left="567"/>
         <w:pBdr>
-          <w:left w:val="single" w:sz="12" w:space="8" w:color="E8D8D0"/>
+          <w:left w:val="single" w:sz="12" w:space="8" w:color="A8574F"/>
         </w:pBdr>
       </w:pPr>
       <w:r>
         <w:rPr>
           <w:rFonts w:ascii="Calibri" w:hAnsi="Calibri" w:eastAsia="微软雅黑"/>
           <w:b w:val="0"/>
-          <w:i/>
-          <w:color w:val="999999"/>
+          <w:color w:val="5A5A5A"/>
           <w:sz w:val="21"/>
         </w:rPr>
         <w:t>因为我觉得争论"谁的想法对"没有意义，每个人都有自己的立场。但数据是客观的，你把两种方案的结果算出来，大家一看就知道哪个更优。而且我负责数据分析，这本来就是我的角色，用数据说话也是我最擅长的。</w:t>
@@ -5878,7 +5837,7 @@
         <w:rPr>
           <w:rFonts w:ascii="Calibri" w:hAnsi="Calibri" w:eastAsia="微软雅黑"/>
           <w:b w:val="0"/>
-          <w:color w:val="4A4A4A"/>
+          <w:color w:val="2B2B2B"/>
           <w:sz w:val="22"/>
         </w:rPr>
       </w:r>
@@ -5886,7 +5845,7 @@
         <w:rPr>
           <w:rFonts w:ascii="Calibri" w:hAnsi="Calibri" w:eastAsia="微软雅黑"/>
           <w:b/>
-          <w:color w:val="4A4A4A"/>
+          <w:color w:val="2B2B2B"/>
           <w:sz w:val="22"/>
         </w:rPr>
         <w:t>追问2：这件事之后团队有什么变化？</w:t>
@@ -5895,7 +5854,7 @@
         <w:rPr>
           <w:rFonts w:ascii="Calibri" w:hAnsi="Calibri" w:eastAsia="微软雅黑"/>
           <w:b w:val="0"/>
-          <w:color w:val="4A4A4A"/>
+          <w:color w:val="2B2B2B"/>
           <w:sz w:val="22"/>
         </w:rPr>
       </w:r>
@@ -5905,15 +5864,14 @@
         <w:spacing w:line="360" w:lineRule="auto" w:after="60"/>
         <w:ind w:left="567"/>
         <w:pBdr>
-          <w:left w:val="single" w:sz="12" w:space="8" w:color="E8D8D0"/>
+          <w:left w:val="single" w:sz="12" w:space="8" w:color="A8574F"/>
         </w:pBdr>
       </w:pPr>
       <w:r>
         <w:rPr>
           <w:rFonts w:ascii="Calibri" w:hAnsi="Calibri" w:eastAsia="微软雅黑"/>
           <w:b w:val="0"/>
-          <w:i/>
-          <w:color w:val="999999"/>
+          <w:color w:val="5A5A5A"/>
           <w:sz w:val="21"/>
         </w:rPr>
         <w:t>之后我们团队遇到分歧，第一反应就是"算一下"，而不是直接争。大家慢慢形成了一个习惯：有不同意见，先拿数据说话。而且我在团队里的角色也变了——从"负责数据分析的人"变成了"有分歧就找他来算一下的人"。这种用数据解决问题的方式，我觉得在工作中也很有用。</w:t>
@@ -5928,9 +5886,9 @@
       <w:r>
         <w:rPr>
           <w:rFonts w:ascii="Calibri" w:hAnsi="Calibri" w:eastAsia="微软雅黑"/>
-          <w:b w:val="0"/>
-          <w:color w:val="A88B9A"/>
-          <w:sz w:val="30"/>
+          <w:b/>
+          <w:color w:val="2B4F6B"/>
+          <w:sz w:val="29"/>
         </w:rPr>
         <w:t>4.7 英文专项题（greatest strength方向）</w:t>
       </w:r>
@@ -5943,7 +5901,7 @@
         <w:rPr>
           <w:rFonts w:ascii="Calibri" w:hAnsi="Calibri" w:eastAsia="微软雅黑"/>
           <w:b w:val="0"/>
-          <w:color w:val="4A4A4A"/>
+          <w:color w:val="2B2B2B"/>
           <w:sz w:val="22"/>
         </w:rPr>
       </w:r>
@@ -5951,7 +5909,7 @@
         <w:rPr>
           <w:rFonts w:ascii="Calibri" w:hAnsi="Calibri" w:eastAsia="微软雅黑"/>
           <w:b/>
-          <w:color w:val="4A4A4A"/>
+          <w:color w:val="2B2B2B"/>
           <w:sz w:val="22"/>
         </w:rPr>
         <w:t>真实情况</w:t>
@@ -5960,7 +5918,7 @@
         <w:rPr>
           <w:rFonts w:ascii="Calibri" w:hAnsi="Calibri" w:eastAsia="微软雅黑"/>
           <w:b w:val="0"/>
-          <w:color w:val="4A4A4A"/>
+          <w:color w:val="2B2B2B"/>
           <w:sz w:val="22"/>
         </w:rPr>
         <w:t>：面经作者遇到的英文题是"Please share your greatest strength, and how it affect your work?"（你最大的优势是什么，以及它如何影响你的工作）。</w:t>
@@ -5974,7 +5932,7 @@
         <w:rPr>
           <w:rFonts w:ascii="Calibri" w:hAnsi="Calibri" w:eastAsia="微软雅黑"/>
           <w:b w:val="0"/>
-          <w:color w:val="4A4A4A"/>
+          <w:color w:val="2B2B2B"/>
           <w:sz w:val="22"/>
         </w:rPr>
       </w:r>
@@ -5982,7 +5940,7 @@
         <w:rPr>
           <w:rFonts w:ascii="Calibri" w:hAnsi="Calibri" w:eastAsia="微软雅黑"/>
           <w:b/>
-          <w:color w:val="4A4A4A"/>
+          <w:color w:val="2B2B2B"/>
           <w:sz w:val="22"/>
         </w:rPr>
         <w:t>注意</w:t>
@@ -5991,7 +5949,7 @@
         <w:rPr>
           <w:rFonts w:ascii="Calibri" w:hAnsi="Calibri" w:eastAsia="微软雅黑"/>
           <w:b w:val="0"/>
-          <w:color w:val="4A4A4A"/>
+          <w:color w:val="2B2B2B"/>
           <w:sz w:val="22"/>
         </w:rPr>
         <w:t>：英文题是最后一道，你已经答了6道中文题，体力和精力都消耗很多了。</w:t>
@@ -6000,7 +5958,7 @@
         <w:rPr>
           <w:rFonts w:ascii="Calibri" w:hAnsi="Calibri" w:eastAsia="微软雅黑"/>
           <w:b/>
-          <w:color w:val="4A4A4A"/>
+          <w:color w:val="2B2B2B"/>
           <w:sz w:val="22"/>
         </w:rPr>
         <w:t>英文必须练到肌肉记忆，不用动脑就能说</w:t>
@@ -6009,7 +5967,7 @@
         <w:rPr>
           <w:rFonts w:ascii="Calibri" w:hAnsi="Calibri" w:eastAsia="微软雅黑"/>
           <w:b w:val="0"/>
-          <w:color w:val="4A4A4A"/>
+          <w:color w:val="2B2B2B"/>
           <w:sz w:val="22"/>
         </w:rPr>
         <w:t>。</w:t>
@@ -6024,8 +5982,8 @@
       <w:r>
         <w:rPr>
           <w:rFonts w:ascii="Calibri" w:hAnsi="Calibri" w:eastAsia="微软雅黑"/>
-          <w:b w:val="0"/>
-          <w:color w:val="D4A89A"/>
+          <w:b/>
+          <w:color w:val="A8574F"/>
           <w:sz w:val="25"/>
         </w:rPr>
         <w:t>Q：Please share your greatest strength, and how it affect your work?（你最大的优势是什么，以及它如何影响你的工作？）</w:t>
@@ -6039,7 +5997,7 @@
         <w:rPr>
           <w:rFonts w:ascii="Calibri" w:hAnsi="Calibri" w:eastAsia="微软雅黑"/>
           <w:b w:val="0"/>
-          <w:color w:val="4A4A4A"/>
+          <w:color w:val="2B2B2B"/>
           <w:sz w:val="22"/>
         </w:rPr>
       </w:r>
@@ -6047,7 +6005,7 @@
         <w:rPr>
           <w:rFonts w:ascii="Calibri" w:hAnsi="Calibri" w:eastAsia="微软雅黑"/>
           <w:b/>
-          <w:color w:val="4A4A4A"/>
+          <w:color w:val="2B2B2B"/>
           <w:sz w:val="22"/>
         </w:rPr>
         <w:t>逐字稿（约1.5分钟）</w:t>
@@ -6056,7 +6014,7 @@
         <w:rPr>
           <w:rFonts w:ascii="Calibri" w:hAnsi="Calibri" w:eastAsia="微软雅黑"/>
           <w:b w:val="0"/>
-          <w:color w:val="4A4A4A"/>
+          <w:color w:val="2B2B2B"/>
           <w:sz w:val="22"/>
         </w:rPr>
         <w:t>：</w:t>
@@ -6067,15 +6025,14 @@
         <w:spacing w:line="360" w:lineRule="auto" w:after="60"/>
         <w:ind w:left="567"/>
         <w:pBdr>
-          <w:left w:val="single" w:sz="12" w:space="8" w:color="E8D8D0"/>
+          <w:left w:val="single" w:sz="12" w:space="8" w:color="A8574F"/>
         </w:pBdr>
       </w:pPr>
       <w:r>
         <w:rPr>
           <w:rFonts w:ascii="Calibri" w:hAnsi="Calibri" w:eastAsia="微软雅黑"/>
           <w:b w:val="0"/>
-          <w:i/>
-          <w:color w:val="999999"/>
+          <w:color w:val="5A5A5A"/>
           <w:sz w:val="21"/>
         </w:rPr>
         <w:t>My greatest strength is data-driven problem solving. I like to use data to find the root cause of a problem, and then build a solution based on facts.</w:t>
@@ -6089,7 +6046,7 @@
         <w:rPr>
           <w:rFonts w:ascii="Calibri" w:hAnsi="Calibri" w:eastAsia="微软雅黑"/>
           <w:b w:val="0"/>
-          <w:color w:val="4A4A4A"/>
+          <w:color w:val="2B2B2B"/>
           <w:sz w:val="22"/>
         </w:rPr>
         <w:t>&gt;</w:t>
@@ -6100,15 +6057,14 @@
         <w:spacing w:line="360" w:lineRule="auto" w:after="60"/>
         <w:ind w:left="567"/>
         <w:pBdr>
-          <w:left w:val="single" w:sz="12" w:space="8" w:color="E8D8D0"/>
+          <w:left w:val="single" w:sz="12" w:space="8" w:color="A8574F"/>
         </w:pBdr>
       </w:pPr>
       <w:r>
         <w:rPr>
           <w:rFonts w:ascii="Calibri" w:hAnsi="Calibri" w:eastAsia="微软雅黑"/>
           <w:b w:val="0"/>
-          <w:i/>
-          <w:color w:val="999999"/>
+          <w:color w:val="5A5A5A"/>
           <w:sz w:val="21"/>
         </w:rPr>
         <w:t>Let me give you an example. Last year, I did a course project on community group buying delivery. I found that elderly people had to walk too far to pick up their orders. Instead of guessing, I collected real data — 15 candidate points, about 345 orders per day. Then I built a location-routing model in Python to optimize the pickup points. The result was total cost down 18.7% and elderly coverage up to 87.3%.</w:t>
@@ -6122,7 +6078,7 @@
         <w:rPr>
           <w:rFonts w:ascii="Calibri" w:hAnsi="Calibri" w:eastAsia="微软雅黑"/>
           <w:b w:val="0"/>
-          <w:color w:val="4A4A4A"/>
+          <w:color w:val="2B2B2B"/>
           <w:sz w:val="22"/>
         </w:rPr>
         <w:t>&gt;</w:t>
@@ -6133,15 +6089,14 @@
         <w:spacing w:line="360" w:lineRule="auto" w:after="60"/>
         <w:ind w:left="567"/>
         <w:pBdr>
-          <w:left w:val="single" w:sz="12" w:space="8" w:color="E8D8D0"/>
+          <w:left w:val="single" w:sz="12" w:space="8" w:color="A8574F"/>
         </w:pBdr>
       </w:pPr>
       <w:r>
         <w:rPr>
           <w:rFonts w:ascii="Calibri" w:hAnsi="Calibri" w:eastAsia="微软雅黑"/>
           <w:b w:val="0"/>
-          <w:i/>
-          <w:color w:val="999999"/>
+          <w:color w:val="5A5A5A"/>
           <w:sz w:val="21"/>
         </w:rPr>
         <w:t>How does this affect my work? First, I don't jump to conclusions. I always look at the data first. Second, I can translate a vague problem into a measurable solution. For example, "delivery is slow" becomes "reduce delivery time by 22%". Third, I learn new tools quickly to solve problems. I taught myself Python to build that model.</w:t>
@@ -6155,7 +6110,7 @@
         <w:rPr>
           <w:rFonts w:ascii="Calibri" w:hAnsi="Calibri" w:eastAsia="微软雅黑"/>
           <w:b w:val="0"/>
-          <w:color w:val="4A4A4A"/>
+          <w:color w:val="2B2B2B"/>
           <w:sz w:val="22"/>
         </w:rPr>
         <w:t>&gt;</w:t>
@@ -6166,15 +6121,14 @@
         <w:spacing w:line="360" w:lineRule="auto" w:after="60"/>
         <w:ind w:left="567"/>
         <w:pBdr>
-          <w:left w:val="single" w:sz="12" w:space="8" w:color="E8D8D0"/>
+          <w:left w:val="single" w:sz="12" w:space="8" w:color="A8574F"/>
         </w:pBdr>
       </w:pPr>
       <w:r>
         <w:rPr>
           <w:rFonts w:ascii="Calibri" w:hAnsi="Calibri" w:eastAsia="微软雅黑"/>
           <w:b w:val="0"/>
-          <w:i/>
-          <w:color w:val="999999"/>
+          <w:color w:val="5A5A5A"/>
           <w:sz w:val="21"/>
         </w:rPr>
         <w:t>This strength fits the UFLP supply chain role well, because supply chain decisions are data-driven. I hope to bring this strength to Unilever.</w:t>
@@ -6188,7 +6142,7 @@
         <w:rPr>
           <w:rFonts w:ascii="Calibri" w:hAnsi="Calibri" w:eastAsia="微软雅黑"/>
           <w:b w:val="0"/>
-          <w:color w:val="4A4A4A"/>
+          <w:color w:val="2B2B2B"/>
           <w:sz w:val="22"/>
         </w:rPr>
       </w:r>
@@ -6196,7 +6150,7 @@
         <w:rPr>
           <w:rFonts w:ascii="Calibri" w:hAnsi="Calibri" w:eastAsia="微软雅黑"/>
           <w:b/>
-          <w:color w:val="4A4A4A"/>
+          <w:color w:val="2B2B2B"/>
           <w:sz w:val="22"/>
         </w:rPr>
         <w:t>中文翻译</w:t>
@@ -6205,7 +6159,7 @@
         <w:rPr>
           <w:rFonts w:ascii="Calibri" w:hAnsi="Calibri" w:eastAsia="微软雅黑"/>
           <w:b w:val="0"/>
-          <w:color w:val="4A4A4A"/>
+          <w:color w:val="2B2B2B"/>
           <w:sz w:val="22"/>
         </w:rPr>
         <w:t>：</w:t>
@@ -6216,15 +6170,14 @@
         <w:spacing w:line="360" w:lineRule="auto" w:after="60"/>
         <w:ind w:left="567"/>
         <w:pBdr>
-          <w:left w:val="single" w:sz="12" w:space="8" w:color="E8D8D0"/>
+          <w:left w:val="single" w:sz="12" w:space="8" w:color="A8574F"/>
         </w:pBdr>
       </w:pPr>
       <w:r>
         <w:rPr>
           <w:rFonts w:ascii="Calibri" w:hAnsi="Calibri" w:eastAsia="微软雅黑"/>
           <w:b w:val="0"/>
-          <w:i/>
-          <w:color w:val="999999"/>
+          <w:color w:val="5A5A5A"/>
           <w:sz w:val="21"/>
         </w:rPr>
         <w:t>我最大的优势是数据驱动解决问题。我喜欢用数据找到问题的根源，然后基于事实构建解决方案。</w:t>
@@ -6238,7 +6191,7 @@
         <w:rPr>
           <w:rFonts w:ascii="Calibri" w:hAnsi="Calibri" w:eastAsia="微软雅黑"/>
           <w:b w:val="0"/>
-          <w:color w:val="4A4A4A"/>
+          <w:color w:val="2B2B2B"/>
           <w:sz w:val="22"/>
         </w:rPr>
         <w:t>&gt;</w:t>
@@ -6249,15 +6202,14 @@
         <w:spacing w:line="360" w:lineRule="auto" w:after="60"/>
         <w:ind w:left="567"/>
         <w:pBdr>
-          <w:left w:val="single" w:sz="12" w:space="8" w:color="E8D8D0"/>
+          <w:left w:val="single" w:sz="12" w:space="8" w:color="A8574F"/>
         </w:pBdr>
       </w:pPr>
       <w:r>
         <w:rPr>
           <w:rFonts w:ascii="Calibri" w:hAnsi="Calibri" w:eastAsia="微软雅黑"/>
           <w:b w:val="0"/>
-          <w:i/>
-          <w:color w:val="999999"/>
+          <w:color w:val="5A5A5A"/>
           <w:sz w:val="21"/>
         </w:rPr>
         <w:t>举个例子。去年我做了一个社区团购配送的课程项目。我发现老人要走很远才能取货。我没有拍脑袋，而是收集了真实数据——15个候选点、日均345单。然后我用Python建了一个选址-路径模型来优化自提点。结果是总成本降了18.7%，老人覆盖率提升到87.3%。</w:t>
@@ -6271,7 +6223,7 @@
         <w:rPr>
           <w:rFonts w:ascii="Calibri" w:hAnsi="Calibri" w:eastAsia="微软雅黑"/>
           <w:b w:val="0"/>
-          <w:color w:val="4A4A4A"/>
+          <w:color w:val="2B2B2B"/>
           <w:sz w:val="22"/>
         </w:rPr>
         <w:t>&gt;</w:t>
@@ -6282,15 +6234,14 @@
         <w:spacing w:line="360" w:lineRule="auto" w:after="60"/>
         <w:ind w:left="567"/>
         <w:pBdr>
-          <w:left w:val="single" w:sz="12" w:space="8" w:color="E8D8D0"/>
+          <w:left w:val="single" w:sz="12" w:space="8" w:color="A8574F"/>
         </w:pBdr>
       </w:pPr>
       <w:r>
         <w:rPr>
           <w:rFonts w:ascii="Calibri" w:hAnsi="Calibri" w:eastAsia="微软雅黑"/>
           <w:b w:val="0"/>
-          <w:i/>
-          <w:color w:val="999999"/>
+          <w:color w:val="5A5A5A"/>
           <w:sz w:val="21"/>
         </w:rPr>
         <w:t>这怎么影响我的工作呢？第一，我不会急于下结论，总是先看数据；第二，我能把模糊的问题变成可量化的解决方案，比如"配送慢"变成"配送时间缩短22%"；第三，我学新工具很快，为了解决这个问题我自学了Python。</w:t>
@@ -6304,7 +6255,7 @@
         <w:rPr>
           <w:rFonts w:ascii="Calibri" w:hAnsi="Calibri" w:eastAsia="微软雅黑"/>
           <w:b w:val="0"/>
-          <w:color w:val="4A4A4A"/>
+          <w:color w:val="2B2B2B"/>
           <w:sz w:val="22"/>
         </w:rPr>
         <w:t>&gt;</w:t>
@@ -6315,15 +6266,14 @@
         <w:spacing w:line="360" w:lineRule="auto" w:after="60"/>
         <w:ind w:left="567"/>
         <w:pBdr>
-          <w:left w:val="single" w:sz="12" w:space="8" w:color="E8D8D0"/>
+          <w:left w:val="single" w:sz="12" w:space="8" w:color="A8574F"/>
         </w:pBdr>
       </w:pPr>
       <w:r>
         <w:rPr>
           <w:rFonts w:ascii="Calibri" w:hAnsi="Calibri" w:eastAsia="微软雅黑"/>
           <w:b w:val="0"/>
-          <w:i/>
-          <w:color w:val="999999"/>
+          <w:color w:val="5A5A5A"/>
           <w:sz w:val="21"/>
         </w:rPr>
         <w:t>这个优势很适合UFLP供应链岗位，因为供应链决策是数据驱动的。我希望能把这个优势带到联合利华。</w:t>
@@ -6337,7 +6287,7 @@
         <w:rPr>
           <w:rFonts w:ascii="Calibri" w:hAnsi="Calibri" w:eastAsia="微软雅黑"/>
           <w:b w:val="0"/>
-          <w:color w:val="4A4A4A"/>
+          <w:color w:val="2B2B2B"/>
           <w:sz w:val="22"/>
         </w:rPr>
       </w:r>
@@ -6345,7 +6295,7 @@
         <w:rPr>
           <w:rFonts w:ascii="Calibri" w:hAnsi="Calibri" w:eastAsia="微软雅黑"/>
           <w:b/>
-          <w:color w:val="4A4A4A"/>
+          <w:color w:val="2B2B2B"/>
           <w:sz w:val="22"/>
         </w:rPr>
         <w:t>追问方向</w:t>
@@ -6354,7 +6304,7 @@
         <w:rPr>
           <w:rFonts w:ascii="Calibri" w:hAnsi="Calibri" w:eastAsia="微软雅黑"/>
           <w:b w:val="0"/>
-          <w:color w:val="4A4A4A"/>
+          <w:color w:val="2B2B2B"/>
           <w:sz w:val="22"/>
         </w:rPr>
         <w:t>（英文追问会很长，15秒读题来不及）：</w:t>
@@ -6369,7 +6319,7 @@
         <w:rPr>
           <w:rFonts w:ascii="Calibri" w:hAnsi="Calibri" w:eastAsia="微软雅黑"/>
           <w:b w:val="0"/>
-          <w:color w:val="4A4A4A"/>
+          <w:color w:val="2B2B2B"/>
           <w:sz w:val="22"/>
         </w:rPr>
         <w:t>• 追问1：Can you tell me more about how you built that model?（你能多说说那个模型是怎么建的吗？）</w:t>
@@ -6384,7 +6334,7 @@
         <w:rPr>
           <w:rFonts w:ascii="Calibri" w:hAnsi="Calibri" w:eastAsia="微软雅黑"/>
           <w:b w:val="0"/>
-          <w:color w:val="4A4A4A"/>
+          <w:color w:val="2B2B2B"/>
           <w:sz w:val="22"/>
         </w:rPr>
         <w:t>• 追问2：What was the biggest challenge you faced during that project?（那个项目里你遇到的最大挑战是什么？）</w:t>
@@ -6399,7 +6349,7 @@
         <w:rPr>
           <w:rFonts w:ascii="Calibri" w:hAnsi="Calibri" w:eastAsia="微软雅黑"/>
           <w:b w:val="0"/>
-          <w:color w:val="4A4A4A"/>
+          <w:color w:val="2B2B2B"/>
           <w:sz w:val="22"/>
         </w:rPr>
         <w:t>• 追问3：How do you see this strength helping you in this role?（你觉得这个优势怎么帮你做好这个岗位？）</w:t>
@@ -6413,7 +6363,7 @@
         <w:rPr>
           <w:rFonts w:ascii="Calibri" w:hAnsi="Calibri" w:eastAsia="微软雅黑"/>
           <w:b w:val="0"/>
-          <w:color w:val="4A4A4A"/>
+          <w:color w:val="2B2B2B"/>
           <w:sz w:val="22"/>
         </w:rPr>
       </w:r>
@@ -6421,7 +6371,7 @@
         <w:rPr>
           <w:rFonts w:ascii="Calibri" w:hAnsi="Calibri" w:eastAsia="微软雅黑"/>
           <w:b/>
-          <w:color w:val="4A4A4A"/>
+          <w:color w:val="2B2B2B"/>
           <w:sz w:val="22"/>
         </w:rPr>
         <w:t>应对英文追问的策略</w:t>
@@ -6430,7 +6380,7 @@
         <w:rPr>
           <w:rFonts w:ascii="Calibri" w:hAnsi="Calibri" w:eastAsia="微软雅黑"/>
           <w:b w:val="0"/>
-          <w:color w:val="4A4A4A"/>
+          <w:color w:val="2B2B2B"/>
           <w:sz w:val="22"/>
         </w:rPr>
         <w:t>：</w:t>
@@ -6445,7 +6395,7 @@
         <w:rPr>
           <w:rFonts w:ascii="Calibri" w:hAnsi="Calibri" w:eastAsia="微软雅黑"/>
           <w:b w:val="0"/>
-          <w:color w:val="4A4A4A"/>
+          <w:color w:val="2B2B2B"/>
           <w:sz w:val="22"/>
         </w:rPr>
         <w:t>• 不要试图听懂每个词，</w:t>
@@ -6454,7 +6404,7 @@
         <w:rPr>
           <w:rFonts w:ascii="Calibri" w:hAnsi="Calibri" w:eastAsia="微软雅黑"/>
           <w:b/>
-          <w:color w:val="4A4A4A"/>
+          <w:color w:val="2B2B2B"/>
           <w:sz w:val="22"/>
         </w:rPr>
         <w:t>抓关键词</w:t>
@@ -6463,7 +6413,7 @@
         <w:rPr>
           <w:rFonts w:ascii="Calibri" w:hAnsi="Calibri" w:eastAsia="微软雅黑"/>
           <w:b w:val="0"/>
-          <w:color w:val="4A4A4A"/>
+          <w:color w:val="2B2B2B"/>
           <w:sz w:val="22"/>
         </w:rPr>
         <w:t>：model / challenge / role这些关键词抓住就行</w:t>
@@ -6478,7 +6428,7 @@
         <w:rPr>
           <w:rFonts w:ascii="Calibri" w:hAnsi="Calibri" w:eastAsia="微软雅黑"/>
           <w:b w:val="0"/>
-          <w:color w:val="4A4A4A"/>
+          <w:color w:val="2B2B2B"/>
           <w:sz w:val="22"/>
         </w:rPr>
         <w:t>• 回答要短，</w:t>
@@ -6487,7 +6437,7 @@
         <w:rPr>
           <w:rFonts w:ascii="Calibri" w:hAnsi="Calibri" w:eastAsia="微软雅黑"/>
           <w:b/>
-          <w:color w:val="4A4A4A"/>
+          <w:color w:val="2B2B2B"/>
           <w:sz w:val="22"/>
         </w:rPr>
         <w:t>1分钟以内</w:t>
@@ -6496,7 +6446,7 @@
         <w:rPr>
           <w:rFonts w:ascii="Calibri" w:hAnsi="Calibri" w:eastAsia="微软雅黑"/>
           <w:b w:val="0"/>
-          <w:color w:val="4A4A4A"/>
+          <w:color w:val="2B2B2B"/>
           <w:sz w:val="22"/>
         </w:rPr>
         <w:t>，不要长篇大论</w:t>
@@ -6511,7 +6461,7 @@
         <w:rPr>
           <w:rFonts w:ascii="Calibri" w:hAnsi="Calibri" w:eastAsia="微软雅黑"/>
           <w:b w:val="0"/>
-          <w:color w:val="4A4A4A"/>
+          <w:color w:val="2B2B2B"/>
           <w:sz w:val="22"/>
         </w:rPr>
         <w:t>• 用简单句，不要用复杂从句</w:t>
@@ -6526,7 +6476,7 @@
         <w:rPr>
           <w:rFonts w:ascii="Calibri" w:hAnsi="Calibri" w:eastAsia="微软雅黑"/>
           <w:b w:val="0"/>
-          <w:color w:val="4A4A4A"/>
+          <w:color w:val="2B2B2B"/>
           <w:sz w:val="22"/>
         </w:rPr>
         <w:t>• 如果实在没听懂，礼貌说"Could you repeat the question?"（可以请你重复一下问题吗？）</w:t>
@@ -6542,8 +6492,8 @@
         <w:rPr>
           <w:rFonts w:ascii="Calibri" w:hAnsi="Calibri" w:eastAsia="微软雅黑"/>
           <w:b/>
-          <w:color w:val="6B5B7A"/>
-          <w:sz w:val="32"/>
+          <w:color w:val="3D2A4A"/>
+          <w:sz w:val="36"/>
         </w:rPr>
         <w:t>五、你的6个核心故事库（一套故事打7大类）</w:t>
       </w:r>
@@ -6556,7 +6506,7 @@
         <w:rPr>
           <w:rFonts w:ascii="Calibri" w:hAnsi="Calibri" w:eastAsia="微软雅黑"/>
           <w:b w:val="0"/>
-          <w:color w:val="4A4A4A"/>
+          <w:color w:val="2B2B2B"/>
           <w:sz w:val="22"/>
         </w:rPr>
       </w:r>
@@ -6564,7 +6514,7 @@
         <w:rPr>
           <w:rFonts w:ascii="Calibri" w:hAnsi="Calibri" w:eastAsia="微软雅黑"/>
           <w:b/>
-          <w:color w:val="4A4A4A"/>
+          <w:color w:val="2B2B2B"/>
           <w:sz w:val="22"/>
         </w:rPr>
         <w:t>故事复用对照表</w:t>
@@ -6573,7 +6523,7 @@
         <w:rPr>
           <w:rFonts w:ascii="Calibri" w:hAnsi="Calibri" w:eastAsia="微软雅黑"/>
           <w:b w:val="0"/>
-          <w:color w:val="4A4A4A"/>
+          <w:color w:val="2B2B2B"/>
           <w:sz w:val="22"/>
         </w:rPr>
         <w:t>：看到题目后，16秒内选故事，直接开口。</w:t>
@@ -6588,9 +6538,9 @@
       <w:r>
         <w:rPr>
           <w:rFonts w:ascii="Calibri" w:hAnsi="Calibri" w:eastAsia="微软雅黑"/>
-          <w:b w:val="0"/>
-          <w:color w:val="A88B9A"/>
-          <w:sz w:val="30"/>
+          <w:b/>
+          <w:color w:val="2B4F6B"/>
+          <w:sz w:val="29"/>
         </w:rPr>
         <w:t>故事1：社区团购末端网络优化（选址-路径模型）</w:t>
       </w:r>
@@ -6603,7 +6553,7 @@
         <w:rPr>
           <w:rFonts w:ascii="Calibri" w:hAnsi="Calibri" w:eastAsia="微软雅黑"/>
           <w:b w:val="0"/>
-          <w:color w:val="4A4A4A"/>
+          <w:color w:val="2B2B2B"/>
           <w:sz w:val="22"/>
         </w:rPr>
       </w:r>
@@ -6611,7 +6561,7 @@
         <w:rPr>
           <w:rFonts w:ascii="Calibri" w:hAnsi="Calibri" w:eastAsia="微软雅黑"/>
           <w:b/>
-          <w:color w:val="4A4A4A"/>
+          <w:color w:val="2B2B2B"/>
           <w:sz w:val="22"/>
         </w:rPr>
         <w:t>核心标签</w:t>
@@ -6620,7 +6570,7 @@
         <w:rPr>
           <w:rFonts w:ascii="Calibri" w:hAnsi="Calibri" w:eastAsia="微软雅黑"/>
           <w:b w:val="0"/>
-          <w:color w:val="4A4A4A"/>
+          <w:color w:val="2B2B2B"/>
           <w:sz w:val="22"/>
         </w:rPr>
         <w:t>：主动优化、数据驱动、技术挑战、创新</w:t>
@@ -6634,7 +6584,7 @@
         <w:rPr>
           <w:rFonts w:ascii="Calibri" w:hAnsi="Calibri" w:eastAsia="微软雅黑"/>
           <w:b w:val="0"/>
-          <w:color w:val="4A4A4A"/>
+          <w:color w:val="2B2B2B"/>
           <w:sz w:val="22"/>
         </w:rPr>
       </w:r>
@@ -6642,7 +6592,7 @@
         <w:rPr>
           <w:rFonts w:ascii="Calibri" w:hAnsi="Calibri" w:eastAsia="微软雅黑"/>
           <w:b/>
-          <w:color w:val="4A4A4A"/>
+          <w:color w:val="2B2B2B"/>
           <w:sz w:val="22"/>
         </w:rPr>
         <w:t>能适配的题型</w:t>
@@ -6651,7 +6601,7 @@
         <w:rPr>
           <w:rFonts w:ascii="Calibri" w:hAnsi="Calibri" w:eastAsia="微软雅黑"/>
           <w:b w:val="0"/>
-          <w:color w:val="4A4A4A"/>
+          <w:color w:val="2B2B2B"/>
           <w:sz w:val="22"/>
         </w:rPr>
         <w:t>：</w:t>
@@ -6666,7 +6616,7 @@
         <w:rPr>
           <w:rFonts w:ascii="Calibri" w:hAnsi="Calibri" w:eastAsia="微软雅黑"/>
           <w:b w:val="0"/>
-          <w:color w:val="4A4A4A"/>
+          <w:color w:val="2B2B2B"/>
           <w:sz w:val="22"/>
         </w:rPr>
         <w:t>• ✅ 主动发现&amp;优化类（主动发现老年群体覆盖不足）</w:t>
@@ -6681,7 +6631,7 @@
         <w:rPr>
           <w:rFonts w:ascii="Calibri" w:hAnsi="Calibri" w:eastAsia="微软雅黑"/>
           <w:b w:val="0"/>
-          <w:color w:val="4A4A4A"/>
+          <w:color w:val="2B2B2B"/>
           <w:sz w:val="22"/>
         </w:rPr>
         <w:t>• ✅ 挑战/能力边界类（超出能力的建模任务）</w:t>
@@ -6696,7 +6646,7 @@
         <w:rPr>
           <w:rFonts w:ascii="Calibri" w:hAnsi="Calibri" w:eastAsia="微软雅黑"/>
           <w:b w:val="0"/>
-          <w:color w:val="4A4A4A"/>
+          <w:color w:val="2B2B2B"/>
           <w:sz w:val="22"/>
         </w:rPr>
         <w:t>• ✅ 用数据做决策类</w:t>
@@ -6711,7 +6661,7 @@
         <w:rPr>
           <w:rFonts w:ascii="Calibri" w:hAnsi="Calibri" w:eastAsia="微软雅黑"/>
           <w:b w:val="0"/>
-          <w:color w:val="4A4A4A"/>
+          <w:color w:val="2B2B2B"/>
           <w:sz w:val="22"/>
         </w:rPr>
         <w:t>• ✅ 创新解决问题类</w:t>
@@ -6725,7 +6675,7 @@
         <w:rPr>
           <w:rFonts w:ascii="Calibri" w:hAnsi="Calibri" w:eastAsia="微软雅黑"/>
           <w:b w:val="0"/>
-          <w:color w:val="4A4A4A"/>
+          <w:color w:val="2B2B2B"/>
           <w:sz w:val="22"/>
         </w:rPr>
       </w:r>
@@ -6733,7 +6683,7 @@
         <w:rPr>
           <w:rFonts w:ascii="Calibri" w:hAnsi="Calibri" w:eastAsia="微软雅黑"/>
           <w:b/>
-          <w:color w:val="4A4A4A"/>
+          <w:color w:val="2B2B2B"/>
           <w:sz w:val="22"/>
         </w:rPr>
         <w:t>STAR骨架</w:t>
@@ -6742,7 +6692,7 @@
         <w:rPr>
           <w:rFonts w:ascii="Calibri" w:hAnsi="Calibri" w:eastAsia="微软雅黑"/>
           <w:b w:val="0"/>
-          <w:color w:val="4A4A4A"/>
+          <w:color w:val="2B2B2B"/>
           <w:sz w:val="22"/>
         </w:rPr>
         <w:t>：</w:t>
@@ -6757,7 +6707,7 @@
         <w:rPr>
           <w:rFonts w:ascii="Calibri" w:hAnsi="Calibri" w:eastAsia="微软雅黑"/>
           <w:b w:val="0"/>
-          <w:color w:val="4A4A4A"/>
+          <w:color w:val="2B2B2B"/>
           <w:sz w:val="22"/>
         </w:rPr>
         <w:t>• S：社区团购自提点布局零散，老人取货不方便</w:t>
@@ -6772,7 +6722,7 @@
         <w:rPr>
           <w:rFonts w:ascii="Calibri" w:hAnsi="Calibri" w:eastAsia="微软雅黑"/>
           <w:b w:val="0"/>
-          <w:color w:val="4A4A4A"/>
+          <w:color w:val="2B2B2B"/>
           <w:sz w:val="22"/>
         </w:rPr>
         <w:t>• T：我要优化选址和配送路径，降低成本+提升覆盖率</w:t>
@@ -6787,7 +6737,7 @@
         <w:rPr>
           <w:rFonts w:ascii="Calibri" w:hAnsi="Calibri" w:eastAsia="微软雅黑"/>
           <w:b w:val="0"/>
-          <w:color w:val="4A4A4A"/>
+          <w:color w:val="2B2B2B"/>
           <w:sz w:val="22"/>
         </w:rPr>
         <w:t>• A：收集15个点位/345单数据→建选址-路径双层优化模型→加年龄分层约束→用遗传算法求解</w:t>
@@ -6802,7 +6752,7 @@
         <w:rPr>
           <w:rFonts w:ascii="Calibri" w:hAnsi="Calibri" w:eastAsia="微软雅黑"/>
           <w:b w:val="0"/>
-          <w:color w:val="4A4A4A"/>
+          <w:color w:val="2B2B2B"/>
           <w:sz w:val="22"/>
         </w:rPr>
         <w:t>• R：成本降18.7%，老年覆盖率87.3%，配送时长缩22.3%</w:t>
@@ -6817,9 +6767,9 @@
       <w:r>
         <w:rPr>
           <w:rFonts w:ascii="Calibri" w:hAnsi="Calibri" w:eastAsia="微软雅黑"/>
-          <w:b w:val="0"/>
-          <w:color w:val="A88B9A"/>
-          <w:sz w:val="30"/>
+          <w:b/>
+          <w:color w:val="2B4F6B"/>
+          <w:sz w:val="29"/>
         </w:rPr>
         <w:t>故事2：个人AI工作台（从零搭系统）</w:t>
       </w:r>
@@ -6832,7 +6782,7 @@
         <w:rPr>
           <w:rFonts w:ascii="Calibri" w:hAnsi="Calibri" w:eastAsia="微软雅黑"/>
           <w:b w:val="0"/>
-          <w:color w:val="4A4A4A"/>
+          <w:color w:val="2B2B2B"/>
           <w:sz w:val="22"/>
         </w:rPr>
       </w:r>
@@ -6840,7 +6790,7 @@
         <w:rPr>
           <w:rFonts w:ascii="Calibri" w:hAnsi="Calibri" w:eastAsia="微软雅黑"/>
           <w:b/>
-          <w:color w:val="4A4A4A"/>
+          <w:color w:val="2B2B2B"/>
           <w:sz w:val="22"/>
         </w:rPr>
         <w:t>核心标签</w:t>
@@ -6849,7 +6799,7 @@
         <w:rPr>
           <w:rFonts w:ascii="Calibri" w:hAnsi="Calibri" w:eastAsia="微软雅黑"/>
           <w:b w:val="0"/>
-          <w:color w:val="4A4A4A"/>
+          <w:color w:val="2B2B2B"/>
           <w:sz w:val="22"/>
         </w:rPr>
         <w:t>：主动学习、解决卡住的问题、自驱</w:t>
@@ -6863,7 +6813,7 @@
         <w:rPr>
           <w:rFonts w:ascii="Calibri" w:hAnsi="Calibri" w:eastAsia="微软雅黑"/>
           <w:b w:val="0"/>
-          <w:color w:val="4A4A4A"/>
+          <w:color w:val="2B2B2B"/>
           <w:sz w:val="22"/>
         </w:rPr>
       </w:r>
@@ -6871,7 +6821,7 @@
         <w:rPr>
           <w:rFonts w:ascii="Calibri" w:hAnsi="Calibri" w:eastAsia="微软雅黑"/>
           <w:b/>
-          <w:color w:val="4A4A4A"/>
+          <w:color w:val="2B2B2B"/>
           <w:sz w:val="22"/>
         </w:rPr>
         <w:t>能适配的题型</w:t>
@@ -6880,7 +6830,7 @@
         <w:rPr>
           <w:rFonts w:ascii="Calibri" w:hAnsi="Calibri" w:eastAsia="微软雅黑"/>
           <w:b w:val="0"/>
-          <w:color w:val="4A4A4A"/>
+          <w:color w:val="2B2B2B"/>
           <w:sz w:val="22"/>
         </w:rPr>
         <w:t>：</w:t>
@@ -6895,7 +6845,7 @@
         <w:rPr>
           <w:rFonts w:ascii="Calibri" w:hAnsi="Calibri" w:eastAsia="微软雅黑"/>
           <w:b w:val="0"/>
-          <w:color w:val="4A4A4A"/>
+          <w:color w:val="2B2B2B"/>
           <w:sz w:val="22"/>
         </w:rPr>
         <w:t>• ✅ 主动发现&amp;优化类（进展不顺的任务主动推动好转）</w:t>
@@ -6910,7 +6860,7 @@
         <w:rPr>
           <w:rFonts w:ascii="Calibri" w:hAnsi="Calibri" w:eastAsia="微软雅黑"/>
           <w:b w:val="0"/>
-          <w:color w:val="4A4A4A"/>
+          <w:color w:val="2B2B2B"/>
           <w:sz w:val="22"/>
         </w:rPr>
         <w:t>• ✅ 挑战/能力边界类（从零学新技能）</w:t>
@@ -6925,7 +6875,7 @@
         <w:rPr>
           <w:rFonts w:ascii="Calibri" w:hAnsi="Calibri" w:eastAsia="微软雅黑"/>
           <w:b w:val="0"/>
-          <w:color w:val="4A4A4A"/>
+          <w:color w:val="2B2B2B"/>
           <w:sz w:val="22"/>
         </w:rPr>
         <w:t>• ✅ 快速学习能力类</w:t>
@@ -6939,7 +6889,7 @@
         <w:rPr>
           <w:rFonts w:ascii="Calibri" w:hAnsi="Calibri" w:eastAsia="微软雅黑"/>
           <w:b w:val="0"/>
-          <w:color w:val="4A4A4A"/>
+          <w:color w:val="2B2B2B"/>
           <w:sz w:val="22"/>
         </w:rPr>
       </w:r>
@@ -6947,7 +6897,7 @@
         <w:rPr>
           <w:rFonts w:ascii="Calibri" w:hAnsi="Calibri" w:eastAsia="微软雅黑"/>
           <w:b/>
-          <w:color w:val="4A4A4A"/>
+          <w:color w:val="2B2B2B"/>
           <w:sz w:val="22"/>
         </w:rPr>
         <w:t>STAR骨架</w:t>
@@ -6956,7 +6906,7 @@
         <w:rPr>
           <w:rFonts w:ascii="Calibri" w:hAnsi="Calibri" w:eastAsia="微软雅黑"/>
           <w:b w:val="0"/>
-          <w:color w:val="4A4A4A"/>
+          <w:color w:val="2B2B2B"/>
           <w:sz w:val="22"/>
         </w:rPr>
         <w:t>：</w:t>
@@ -6971,7 +6921,7 @@
         <w:rPr>
           <w:rFonts w:ascii="Calibri" w:hAnsi="Calibri" w:eastAsia="微软雅黑"/>
           <w:b w:val="0"/>
-          <w:color w:val="4A4A4A"/>
+          <w:color w:val="2B2B2B"/>
           <w:sz w:val="22"/>
         </w:rPr>
         <w:t>• S：个人工具分散，想搭一个统一的AI工作台</w:t>
@@ -6986,7 +6936,7 @@
         <w:rPr>
           <w:rFonts w:ascii="Calibri" w:hAnsi="Calibri" w:eastAsia="微软雅黑"/>
           <w:b w:val="0"/>
-          <w:color w:val="4A4A4A"/>
+          <w:color w:val="2B2B2B"/>
           <w:sz w:val="22"/>
         </w:rPr>
         <w:t>• T：从零开始，没有前端和Python开发经验</w:t>
@@ -7001,7 +6951,7 @@
         <w:rPr>
           <w:rFonts w:ascii="Calibri" w:hAnsi="Calibri" w:eastAsia="微软雅黑"/>
           <w:b w:val="0"/>
-          <w:color w:val="4A4A4A"/>
+          <w:color w:val="2B2B2B"/>
           <w:sz w:val="22"/>
         </w:rPr>
         <w:t>• A：卡住两周→拆成小步骤→逐个模块跑通→解决15+技术问题→部署上线</w:t>
@@ -7016,7 +6966,7 @@
         <w:rPr>
           <w:rFonts w:ascii="Calibri" w:hAnsi="Calibri" w:eastAsia="微软雅黑"/>
           <w:b w:val="0"/>
-          <w:color w:val="4A4A4A"/>
+          <w:color w:val="2B2B2B"/>
           <w:sz w:val="22"/>
         </w:rPr>
         <w:t>• R：10+功能模块，GitHub Pages部署，手机端能用</w:t>
@@ -7031,9 +6981,9 @@
       <w:r>
         <w:rPr>
           <w:rFonts w:ascii="Calibri" w:hAnsi="Calibri" w:eastAsia="微软雅黑"/>
-          <w:b w:val="0"/>
-          <w:color w:val="A88B9A"/>
-          <w:sz w:val="30"/>
+          <w:b/>
+          <w:color w:val="2B4F6B"/>
+          <w:sz w:val="29"/>
         </w:rPr>
         <w:t>故事3：ERP全流程模拟（用友U8+）</w:t>
       </w:r>
@@ -7046,7 +6996,7 @@
         <w:rPr>
           <w:rFonts w:ascii="Calibri" w:hAnsi="Calibri" w:eastAsia="微软雅黑"/>
           <w:b w:val="0"/>
-          <w:color w:val="4A4A4A"/>
+          <w:color w:val="2B2B2B"/>
           <w:sz w:val="22"/>
         </w:rPr>
       </w:r>
@@ -7054,7 +7004,7 @@
         <w:rPr>
           <w:rFonts w:ascii="Calibri" w:hAnsi="Calibri" w:eastAsia="微软雅黑"/>
           <w:b/>
-          <w:color w:val="4A4A4A"/>
+          <w:color w:val="2B2B2B"/>
           <w:sz w:val="22"/>
         </w:rPr>
         <w:t>核心标签</w:t>
@@ -7063,7 +7013,7 @@
         <w:rPr>
           <w:rFonts w:ascii="Calibri" w:hAnsi="Calibri" w:eastAsia="微软雅黑"/>
           <w:b w:val="0"/>
-          <w:color w:val="4A4A4A"/>
+          <w:color w:val="2B2B2B"/>
           <w:sz w:val="22"/>
         </w:rPr>
         <w:t>：专业对口、端到端理解、系统实操</w:t>
@@ -7077,7 +7027,7 @@
         <w:rPr>
           <w:rFonts w:ascii="Calibri" w:hAnsi="Calibri" w:eastAsia="微软雅黑"/>
           <w:b w:val="0"/>
-          <w:color w:val="4A4A4A"/>
+          <w:color w:val="2B2B2B"/>
           <w:sz w:val="22"/>
         </w:rPr>
       </w:r>
@@ -7085,7 +7035,7 @@
         <w:rPr>
           <w:rFonts w:ascii="Calibri" w:hAnsi="Calibri" w:eastAsia="微软雅黑"/>
           <w:b/>
-          <w:color w:val="4A4A4A"/>
+          <w:color w:val="2B2B2B"/>
           <w:sz w:val="22"/>
         </w:rPr>
         <w:t>能适配的题型</w:t>
@@ -7094,7 +7044,7 @@
         <w:rPr>
           <w:rFonts w:ascii="Calibri" w:hAnsi="Calibri" w:eastAsia="微软雅黑"/>
           <w:b w:val="0"/>
-          <w:color w:val="4A4A4A"/>
+          <w:color w:val="2B2B2B"/>
           <w:sz w:val="22"/>
         </w:rPr>
         <w:t>：</w:t>
@@ -7109,7 +7059,7 @@
         <w:rPr>
           <w:rFonts w:ascii="Calibri" w:hAnsi="Calibri" w:eastAsia="微软雅黑"/>
           <w:b w:val="0"/>
-          <w:color w:val="4A4A4A"/>
+          <w:color w:val="2B2B2B"/>
           <w:sz w:val="22"/>
         </w:rPr>
         <w:t>• ✅ 专业能力类</w:t>
@@ -7124,7 +7074,7 @@
         <w:rPr>
           <w:rFonts w:ascii="Calibri" w:hAnsi="Calibri" w:eastAsia="微软雅黑"/>
           <w:b w:val="0"/>
-          <w:color w:val="4A4A4A"/>
+          <w:color w:val="2B2B2B"/>
           <w:sz w:val="22"/>
         </w:rPr>
         <w:t>• ✅ 为什么选供应链类</w:t>
@@ -7138,7 +7088,7 @@
         <w:rPr>
           <w:rFonts w:ascii="Calibri" w:hAnsi="Calibri" w:eastAsia="微软雅黑"/>
           <w:b w:val="0"/>
-          <w:color w:val="4A4A4A"/>
+          <w:color w:val="2B2B2B"/>
           <w:sz w:val="22"/>
         </w:rPr>
       </w:r>
@@ -7146,7 +7096,7 @@
         <w:rPr>
           <w:rFonts w:ascii="Calibri" w:hAnsi="Calibri" w:eastAsia="微软雅黑"/>
           <w:b/>
-          <w:color w:val="4A4A4A"/>
+          <w:color w:val="2B2B2B"/>
           <w:sz w:val="22"/>
         </w:rPr>
         <w:t>STAR骨架</w:t>
@@ -7155,7 +7105,7 @@
         <w:rPr>
           <w:rFonts w:ascii="Calibri" w:hAnsi="Calibri" w:eastAsia="微软雅黑"/>
           <w:b w:val="0"/>
-          <w:color w:val="4A4A4A"/>
+          <w:color w:val="2B2B2B"/>
           <w:sz w:val="22"/>
         </w:rPr>
         <w:t>：</w:t>
@@ -7170,7 +7120,7 @@
         <w:rPr>
           <w:rFonts w:ascii="Calibri" w:hAnsi="Calibri" w:eastAsia="微软雅黑"/>
           <w:b w:val="0"/>
-          <w:color w:val="4A4A4A"/>
+          <w:color w:val="2B2B2B"/>
           <w:sz w:val="22"/>
         </w:rPr>
         <w:t>• S：ERP供应链管理综合实验课程</w:t>
@@ -7185,7 +7135,7 @@
         <w:rPr>
           <w:rFonts w:ascii="Calibri" w:hAnsi="Calibri" w:eastAsia="微软雅黑"/>
           <w:b w:val="0"/>
-          <w:color w:val="4A4A4A"/>
+          <w:color w:val="2B2B2B"/>
           <w:sz w:val="22"/>
         </w:rPr>
         <w:t>• T：以账套主管角色跑通全流程</w:t>
@@ -7200,7 +7150,7 @@
         <w:rPr>
           <w:rFonts w:ascii="Calibri" w:hAnsi="Calibri" w:eastAsia="微软雅黑"/>
           <w:b w:val="0"/>
-          <w:color w:val="4A4A4A"/>
+          <w:color w:val="2B2B2B"/>
           <w:sz w:val="22"/>
         </w:rPr>
         <w:t>• A：操作采购订单→入库→发票→付款全流程，理解各模块联动</w:t>
@@ -7215,7 +7165,7 @@
         <w:rPr>
           <w:rFonts w:ascii="Calibri" w:hAnsi="Calibri" w:eastAsia="微软雅黑"/>
           <w:b w:val="0"/>
-          <w:color w:val="4A4A4A"/>
+          <w:color w:val="2B2B2B"/>
           <w:sz w:val="22"/>
         </w:rPr>
         <w:t>• R：完整掌握P2P链路和Plan/Source/Make/Deliver端到端逻辑</w:t>
@@ -7230,9 +7180,9 @@
       <w:r>
         <w:rPr>
           <w:rFonts w:ascii="Calibri" w:hAnsi="Calibri" w:eastAsia="微软雅黑"/>
-          <w:b w:val="0"/>
-          <w:color w:val="A88B9A"/>
-          <w:sz w:val="30"/>
+          <w:b/>
+          <w:color w:val="2B4F6B"/>
+          <w:sz w:val="29"/>
         </w:rPr>
         <w:t>故事4：鱼跃尚成项目助理（200+材料零差错）</w:t>
       </w:r>
@@ -7245,7 +7195,7 @@
         <w:rPr>
           <w:rFonts w:ascii="Calibri" w:hAnsi="Calibri" w:eastAsia="微软雅黑"/>
           <w:b w:val="0"/>
-          <w:color w:val="4A4A4A"/>
+          <w:color w:val="2B2B2B"/>
           <w:sz w:val="22"/>
         </w:rPr>
       </w:r>
@@ -7253,7 +7203,7 @@
         <w:rPr>
           <w:rFonts w:ascii="Calibri" w:hAnsi="Calibri" w:eastAsia="微软雅黑"/>
           <w:b/>
-          <w:color w:val="4A4A4A"/>
+          <w:color w:val="2B2B2B"/>
           <w:sz w:val="22"/>
         </w:rPr>
         <w:t>核心标签</w:t>
@@ -7262,7 +7212,7 @@
         <w:rPr>
           <w:rFonts w:ascii="Calibri" w:hAnsi="Calibri" w:eastAsia="微软雅黑"/>
           <w:b w:val="0"/>
-          <w:color w:val="4A4A4A"/>
+          <w:color w:val="2B2B2B"/>
           <w:sz w:val="22"/>
         </w:rPr>
         <w:t>：需求管理、推动共识、细节把控、跨部门协作</w:t>
@@ -7276,7 +7226,7 @@
         <w:rPr>
           <w:rFonts w:ascii="Calibri" w:hAnsi="Calibri" w:eastAsia="微软雅黑"/>
           <w:b w:val="0"/>
-          <w:color w:val="4A4A4A"/>
+          <w:color w:val="2B2B2B"/>
           <w:sz w:val="22"/>
         </w:rPr>
       </w:r>
@@ -7284,7 +7234,7 @@
         <w:rPr>
           <w:rFonts w:ascii="Calibri" w:hAnsi="Calibri" w:eastAsia="微软雅黑"/>
           <w:b/>
-          <w:color w:val="4A4A4A"/>
+          <w:color w:val="2B2B2B"/>
           <w:sz w:val="22"/>
         </w:rPr>
         <w:t>能适配的题型</w:t>
@@ -7293,7 +7243,7 @@
         <w:rPr>
           <w:rFonts w:ascii="Calibri" w:hAnsi="Calibri" w:eastAsia="微软雅黑"/>
           <w:b w:val="0"/>
-          <w:color w:val="4A4A4A"/>
+          <w:color w:val="2B2B2B"/>
           <w:sz w:val="22"/>
         </w:rPr>
         <w:t>：</w:t>
@@ -7308,7 +7258,7 @@
         <w:rPr>
           <w:rFonts w:ascii="Calibri" w:hAnsi="Calibri" w:eastAsia="微软雅黑"/>
           <w:b w:val="0"/>
-          <w:color w:val="4A4A4A"/>
+          <w:color w:val="2B2B2B"/>
           <w:sz w:val="22"/>
         </w:rPr>
         <w:t>• ✅ 需求管理类（发现隐藏需求）</w:t>
@@ -7323,7 +7273,7 @@
         <w:rPr>
           <w:rFonts w:ascii="Calibri" w:hAnsi="Calibri" w:eastAsia="微软雅黑"/>
           <w:b w:val="0"/>
-          <w:color w:val="4A4A4A"/>
+          <w:color w:val="2B2B2B"/>
           <w:sz w:val="22"/>
         </w:rPr>
         <w:t>• ✅ 说服&amp;共识推动类（推标准化流程）</w:t>
@@ -7338,7 +7288,7 @@
         <w:rPr>
           <w:rFonts w:ascii="Calibri" w:hAnsi="Calibri" w:eastAsia="微软雅黑"/>
           <w:b w:val="0"/>
-          <w:color w:val="4A4A4A"/>
+          <w:color w:val="2B2B2B"/>
           <w:sz w:val="22"/>
         </w:rPr>
         <w:t>• ✅ 团队协作类</w:t>
@@ -7353,7 +7303,7 @@
         <w:rPr>
           <w:rFonts w:ascii="Calibri" w:hAnsi="Calibri" w:eastAsia="微软雅黑"/>
           <w:b w:val="0"/>
-          <w:color w:val="4A4A4A"/>
+          <w:color w:val="2B2B2B"/>
           <w:sz w:val="22"/>
         </w:rPr>
         <w:t>• ✅ 细节把控类</w:t>
@@ -7367,7 +7317,7 @@
         <w:rPr>
           <w:rFonts w:ascii="Calibri" w:hAnsi="Calibri" w:eastAsia="微软雅黑"/>
           <w:b w:val="0"/>
-          <w:color w:val="4A4A4A"/>
+          <w:color w:val="2B2B2B"/>
           <w:sz w:val="22"/>
         </w:rPr>
       </w:r>
@@ -7375,7 +7325,7 @@
         <w:rPr>
           <w:rFonts w:ascii="Calibri" w:hAnsi="Calibri" w:eastAsia="微软雅黑"/>
           <w:b/>
-          <w:color w:val="4A4A4A"/>
+          <w:color w:val="2B2B2B"/>
           <w:sz w:val="22"/>
         </w:rPr>
         <w:t>STAR骨架</w:t>
@@ -7384,7 +7334,7 @@
         <w:rPr>
           <w:rFonts w:ascii="Calibri" w:hAnsi="Calibri" w:eastAsia="微软雅黑"/>
           <w:b w:val="0"/>
-          <w:color w:val="4A4A4A"/>
+          <w:color w:val="2B2B2B"/>
           <w:sz w:val="22"/>
         </w:rPr>
         <w:t>：</w:t>
@@ -7399,7 +7349,7 @@
         <w:rPr>
           <w:rFonts w:ascii="Calibri" w:hAnsi="Calibri" w:eastAsia="微软雅黑"/>
           <w:b w:val="0"/>
-          <w:color w:val="4A4A4A"/>
+          <w:color w:val="2B2B2B"/>
           <w:sz w:val="22"/>
         </w:rPr>
         <w:t>• S：200+份学员申报材料，多部门提交，格式不统一</w:t>
@@ -7414,7 +7364,7 @@
         <w:rPr>
           <w:rFonts w:ascii="Calibri" w:hAnsi="Calibri" w:eastAsia="微软雅黑"/>
           <w:b w:val="0"/>
-          <w:color w:val="4A4A4A"/>
+          <w:color w:val="2B2B2B"/>
           <w:sz w:val="22"/>
         </w:rPr>
         <w:t>• T：统筹全流程，保证零差错</w:t>
@@ -7429,7 +7379,7 @@
         <w:rPr>
           <w:rFonts w:ascii="Calibri" w:hAnsi="Calibri" w:eastAsia="微软雅黑"/>
           <w:b w:val="0"/>
-          <w:color w:val="4A4A4A"/>
+          <w:color w:val="2B2B2B"/>
           <w:sz w:val="22"/>
         </w:rPr>
         <w:t>• A：建Excel台账→推三级校验→主动同步进度→试点一个部门再推广</w:t>
@@ -7444,7 +7394,7 @@
         <w:rPr>
           <w:rFonts w:ascii="Calibri" w:hAnsi="Calibri" w:eastAsia="微软雅黑"/>
           <w:b w:val="0"/>
-          <w:color w:val="4A4A4A"/>
+          <w:color w:val="2B2B2B"/>
           <w:sz w:val="22"/>
         </w:rPr>
         <w:t>• R：零差错提交，退回率从20%降到0</w:t>
@@ -7459,9 +7409,9 @@
       <w:r>
         <w:rPr>
           <w:rFonts w:ascii="Calibri" w:hAnsi="Calibri" w:eastAsia="微软雅黑"/>
-          <w:b w:val="0"/>
-          <w:color w:val="A88B9A"/>
-          <w:sz w:val="30"/>
+          <w:b/>
+          <w:color w:val="2B4F6B"/>
+          <w:sz w:val="29"/>
         </w:rPr>
         <w:t>故事5：瑞幸咖啡师（库存管理）</w:t>
       </w:r>
@@ -7474,7 +7424,7 @@
         <w:rPr>
           <w:rFonts w:ascii="Calibri" w:hAnsi="Calibri" w:eastAsia="微软雅黑"/>
           <w:b w:val="0"/>
-          <w:color w:val="4A4A4A"/>
+          <w:color w:val="2B2B2B"/>
           <w:sz w:val="22"/>
         </w:rPr>
       </w:r>
@@ -7482,7 +7432,7 @@
         <w:rPr>
           <w:rFonts w:ascii="Calibri" w:hAnsi="Calibri" w:eastAsia="微软雅黑"/>
           <w:b/>
-          <w:color w:val="4A4A4A"/>
+          <w:color w:val="2B2B2B"/>
           <w:sz w:val="22"/>
         </w:rPr>
         <w:t>核心标签</w:t>
@@ -7491,7 +7441,7 @@
         <w:rPr>
           <w:rFonts w:ascii="Calibri" w:hAnsi="Calibri" w:eastAsia="微软雅黑"/>
           <w:b w:val="0"/>
-          <w:color w:val="4A4A4A"/>
+          <w:color w:val="2B2B2B"/>
           <w:sz w:val="22"/>
         </w:rPr>
         <w:t>：一线执行、抗压、细节把控</w:t>
@@ -7505,7 +7455,7 @@
         <w:rPr>
           <w:rFonts w:ascii="Calibri" w:hAnsi="Calibri" w:eastAsia="微软雅黑"/>
           <w:b w:val="0"/>
-          <w:color w:val="4A4A4A"/>
+          <w:color w:val="2B2B2B"/>
           <w:sz w:val="22"/>
         </w:rPr>
       </w:r>
@@ -7513,7 +7463,7 @@
         <w:rPr>
           <w:rFonts w:ascii="Calibri" w:hAnsi="Calibri" w:eastAsia="微软雅黑"/>
           <w:b/>
-          <w:color w:val="4A4A4A"/>
+          <w:color w:val="2B2B2B"/>
           <w:sz w:val="22"/>
         </w:rPr>
         <w:t>能适配的题型</w:t>
@@ -7522,7 +7472,7 @@
         <w:rPr>
           <w:rFonts w:ascii="Calibri" w:hAnsi="Calibri" w:eastAsia="微软雅黑"/>
           <w:b w:val="0"/>
-          <w:color w:val="4A4A4A"/>
+          <w:color w:val="2B2B2B"/>
           <w:sz w:val="22"/>
         </w:rPr>
         <w:t>：</w:t>
@@ -7537,7 +7487,7 @@
         <w:rPr>
           <w:rFonts w:ascii="Calibri" w:hAnsi="Calibri" w:eastAsia="微软雅黑"/>
           <w:b w:val="0"/>
-          <w:color w:val="4A4A4A"/>
+          <w:color w:val="2B2B2B"/>
           <w:sz w:val="22"/>
         </w:rPr>
         <w:t>• ✅ 抗压类</w:t>
@@ -7552,7 +7502,7 @@
         <w:rPr>
           <w:rFonts w:ascii="Calibri" w:hAnsi="Calibri" w:eastAsia="微软雅黑"/>
           <w:b w:val="0"/>
-          <w:color w:val="4A4A4A"/>
+          <w:color w:val="2B2B2B"/>
           <w:sz w:val="22"/>
         </w:rPr>
         <w:t>• ✅ 细节把控类</w:t>
@@ -7567,7 +7517,7 @@
         <w:rPr>
           <w:rFonts w:ascii="Calibri" w:hAnsi="Calibri" w:eastAsia="微软雅黑"/>
           <w:b w:val="0"/>
-          <w:color w:val="4A4A4A"/>
+          <w:color w:val="2B2B2B"/>
           <w:sz w:val="22"/>
         </w:rPr>
         <w:t>• ✅ 一线执行类</w:t>
@@ -7581,7 +7531,7 @@
         <w:rPr>
           <w:rFonts w:ascii="Calibri" w:hAnsi="Calibri" w:eastAsia="微软雅黑"/>
           <w:b w:val="0"/>
-          <w:color w:val="4A4A4A"/>
+          <w:color w:val="2B2B2B"/>
           <w:sz w:val="22"/>
         </w:rPr>
       </w:r>
@@ -7589,7 +7539,7 @@
         <w:rPr>
           <w:rFonts w:ascii="Calibri" w:hAnsi="Calibri" w:eastAsia="微软雅黑"/>
           <w:b/>
-          <w:color w:val="4A4A4A"/>
+          <w:color w:val="2B2B2B"/>
           <w:sz w:val="22"/>
         </w:rPr>
         <w:t>STAR骨架</w:t>
@@ -7598,7 +7548,7 @@
         <w:rPr>
           <w:rFonts w:ascii="Calibri" w:hAnsi="Calibri" w:eastAsia="微软雅黑"/>
           <w:b w:val="0"/>
-          <w:color w:val="4A4A4A"/>
+          <w:color w:val="2B2B2B"/>
           <w:sz w:val="22"/>
         </w:rPr>
         <w:t>：</w:t>
@@ -7613,7 +7563,7 @@
         <w:rPr>
           <w:rFonts w:ascii="Calibri" w:hAnsi="Calibri" w:eastAsia="微软雅黑"/>
           <w:b w:val="0"/>
-          <w:color w:val="4A4A4A"/>
+          <w:color w:val="2B2B2B"/>
           <w:sz w:val="22"/>
         </w:rPr>
         <w:t>• S：门店兼职，负责库存盘点和效期管理</w:t>
@@ -7628,7 +7578,7 @@
         <w:rPr>
           <w:rFonts w:ascii="Calibri" w:hAnsi="Calibri" w:eastAsia="微软雅黑"/>
           <w:b w:val="0"/>
-          <w:color w:val="4A4A4A"/>
+          <w:color w:val="2B2B2B"/>
           <w:sz w:val="22"/>
         </w:rPr>
         <w:t>• T：保证账实一致，降低损耗和缺货</w:t>
@@ -7643,7 +7593,7 @@
         <w:rPr>
           <w:rFonts w:ascii="Calibri" w:hAnsi="Calibri" w:eastAsia="微软雅黑"/>
           <w:b w:val="0"/>
-          <w:color w:val="4A4A4A"/>
+          <w:color w:val="2B2B2B"/>
           <w:sz w:val="22"/>
         </w:rPr>
         <w:t>• A：交接班盘点→先进先出效期管理→按销售规律备货→缺货应急处理</w:t>
@@ -7658,7 +7608,7 @@
         <w:rPr>
           <w:rFonts w:ascii="Calibri" w:hAnsi="Calibri" w:eastAsia="微软雅黑"/>
           <w:b w:val="0"/>
-          <w:color w:val="4A4A4A"/>
+          <w:color w:val="2B2B2B"/>
           <w:sz w:val="22"/>
         </w:rPr>
         <w:t>• R：账实一致，损耗降低，缺货事故从2次降到0</w:t>
@@ -7673,9 +7623,9 @@
       <w:r>
         <w:rPr>
           <w:rFonts w:ascii="Calibri" w:hAnsi="Calibri" w:eastAsia="微软雅黑"/>
-          <w:b w:val="0"/>
-          <w:color w:val="A88B9A"/>
-          <w:sz w:val="30"/>
+          <w:b/>
+          <w:color w:val="2B4F6B"/>
+          <w:sz w:val="29"/>
         </w:rPr>
         <w:t>故事6：宣传部干事（物资统筹）</w:t>
       </w:r>
@@ -7688,7 +7638,7 @@
         <w:rPr>
           <w:rFonts w:ascii="Calibri" w:hAnsi="Calibri" w:eastAsia="微软雅黑"/>
           <w:b w:val="0"/>
-          <w:color w:val="4A4A4A"/>
+          <w:color w:val="2B2B2B"/>
           <w:sz w:val="22"/>
         </w:rPr>
       </w:r>
@@ -7696,7 +7646,7 @@
         <w:rPr>
           <w:rFonts w:ascii="Calibri" w:hAnsi="Calibri" w:eastAsia="微软雅黑"/>
           <w:b/>
-          <w:color w:val="4A4A4A"/>
+          <w:color w:val="2B2B2B"/>
           <w:sz w:val="22"/>
         </w:rPr>
         <w:t>核心标签</w:t>
@@ -7705,7 +7655,7 @@
         <w:rPr>
           <w:rFonts w:ascii="Calibri" w:hAnsi="Calibri" w:eastAsia="微软雅黑"/>
           <w:b w:val="0"/>
-          <w:color w:val="4A4A4A"/>
+          <w:color w:val="2B2B2B"/>
           <w:sz w:val="22"/>
         </w:rPr>
         <w:t>：组织协调、团队协作、执行落地</w:t>
@@ -7719,7 +7669,7 @@
         <w:rPr>
           <w:rFonts w:ascii="Calibri" w:hAnsi="Calibri" w:eastAsia="微软雅黑"/>
           <w:b w:val="0"/>
-          <w:color w:val="4A4A4A"/>
+          <w:color w:val="2B2B2B"/>
           <w:sz w:val="22"/>
         </w:rPr>
       </w:r>
@@ -7727,7 +7677,7 @@
         <w:rPr>
           <w:rFonts w:ascii="Calibri" w:hAnsi="Calibri" w:eastAsia="微软雅黑"/>
           <w:b/>
-          <w:color w:val="4A4A4A"/>
+          <w:color w:val="2B2B2B"/>
           <w:sz w:val="22"/>
         </w:rPr>
         <w:t>能适配的题型</w:t>
@@ -7736,7 +7686,7 @@
         <w:rPr>
           <w:rFonts w:ascii="Calibri" w:hAnsi="Calibri" w:eastAsia="微软雅黑"/>
           <w:b w:val="0"/>
-          <w:color w:val="4A4A4A"/>
+          <w:color w:val="2B2B2B"/>
           <w:sz w:val="22"/>
         </w:rPr>
         <w:t>：</w:t>
@@ -7751,7 +7701,7 @@
         <w:rPr>
           <w:rFonts w:ascii="Calibri" w:hAnsi="Calibri" w:eastAsia="微软雅黑"/>
           <w:b w:val="0"/>
-          <w:color w:val="4A4A4A"/>
+          <w:color w:val="2B2B2B"/>
           <w:sz w:val="22"/>
         </w:rPr>
         <w:t>• ✅ 团队协作类</w:t>
@@ -7766,7 +7716,7 @@
         <w:rPr>
           <w:rFonts w:ascii="Calibri" w:hAnsi="Calibri" w:eastAsia="微软雅黑"/>
           <w:b w:val="0"/>
-          <w:color w:val="4A4A4A"/>
+          <w:color w:val="2B2B2B"/>
           <w:sz w:val="22"/>
         </w:rPr>
         <w:t>• ✅ 组织协调类</w:t>
@@ -7780,7 +7730,7 @@
         <w:rPr>
           <w:rFonts w:ascii="Calibri" w:hAnsi="Calibri" w:eastAsia="微软雅黑"/>
           <w:b w:val="0"/>
-          <w:color w:val="4A4A4A"/>
+          <w:color w:val="2B2B2B"/>
           <w:sz w:val="22"/>
         </w:rPr>
       </w:r>
@@ -7788,7 +7738,7 @@
         <w:rPr>
           <w:rFonts w:ascii="Calibri" w:hAnsi="Calibri" w:eastAsia="微软雅黑"/>
           <w:b/>
-          <w:color w:val="4A4A4A"/>
+          <w:color w:val="2B2B2B"/>
           <w:sz w:val="22"/>
         </w:rPr>
         <w:t>STAR骨架</w:t>
@@ -7797,7 +7747,7 @@
         <w:rPr>
           <w:rFonts w:ascii="Calibri" w:hAnsi="Calibri" w:eastAsia="微软雅黑"/>
           <w:b w:val="0"/>
-          <w:color w:val="4A4A4A"/>
+          <w:color w:val="2B2B2B"/>
           <w:sz w:val="22"/>
         </w:rPr>
         <w:t>：</w:t>
@@ -7812,7 +7762,7 @@
         <w:rPr>
           <w:rFonts w:ascii="Calibri" w:hAnsi="Calibri" w:eastAsia="微软雅黑"/>
           <w:b w:val="0"/>
-          <w:color w:val="4A4A4A"/>
+          <w:color w:val="2B2B2B"/>
           <w:sz w:val="22"/>
         </w:rPr>
         <w:t>• S：院级活动物资统筹，一开始漏过电池</w:t>
@@ -7827,7 +7777,7 @@
         <w:rPr>
           <w:rFonts w:ascii="Calibri" w:hAnsi="Calibri" w:eastAsia="微软雅黑"/>
           <w:b w:val="0"/>
-          <w:color w:val="4A4A4A"/>
+          <w:color w:val="2B2B2B"/>
           <w:sz w:val="22"/>
         </w:rPr>
         <w:t>• T：保障活动后勤不出问题</w:t>
@@ -7842,7 +7792,7 @@
         <w:rPr>
           <w:rFonts w:ascii="Calibri" w:hAnsi="Calibri" w:eastAsia="微软雅黑"/>
           <w:b w:val="0"/>
-          <w:color w:val="4A4A4A"/>
+          <w:color w:val="2B2B2B"/>
           <w:sz w:val="22"/>
         </w:rPr>
         <w:t>• A：做物料清单→活动前一天逐项核对→对接各部门</w:t>
@@ -7857,7 +7807,7 @@
         <w:rPr>
           <w:rFonts w:ascii="Calibri" w:hAnsi="Calibri" w:eastAsia="微软雅黑"/>
           <w:b w:val="0"/>
-          <w:color w:val="4A4A4A"/>
+          <w:color w:val="2B2B2B"/>
           <w:sz w:val="22"/>
         </w:rPr>
         <w:t>• R：之后活动再没出过物资问题</w:t>
@@ -7873,8 +7823,8 @@
         <w:rPr>
           <w:rFonts w:ascii="Calibri" w:hAnsi="Calibri" w:eastAsia="微软雅黑"/>
           <w:b/>
-          <w:color w:val="6B5B7A"/>
-          <w:sz w:val="32"/>
+          <w:color w:val="3D2A4A"/>
+          <w:sz w:val="36"/>
         </w:rPr>
         <w:t>六、死亡回答 &amp; 雷区清单</w:t>
       </w:r>
@@ -7888,9 +7838,9 @@
       <w:r>
         <w:rPr>
           <w:rFonts w:ascii="Calibri" w:hAnsi="Calibri" w:eastAsia="微软雅黑"/>
-          <w:b w:val="0"/>
-          <w:color w:val="A88B9A"/>
-          <w:sz w:val="30"/>
+          <w:b/>
+          <w:color w:val="2B4F6B"/>
+          <w:sz w:val="29"/>
         </w:rPr>
         <w:t>死亡回答对照表</w:t>
       </w:r>
@@ -7917,7 +7867,7 @@
               <w:rPr>
                 <w:rFonts w:ascii="Calibri" w:hAnsi="Calibri" w:eastAsia="微软雅黑"/>
                 <w:b/>
-                <w:color w:val="6B5B7A"/>
+                <w:color w:val="3D2A4A"/>
                 <w:sz w:val="20"/>
               </w:rPr>
               <w:t>问题</w:t>
@@ -7934,7 +7884,7 @@
               <w:rPr>
                 <w:rFonts w:ascii="Calibri" w:hAnsi="Calibri" w:eastAsia="微软雅黑"/>
                 <w:b/>
-                <w:color w:val="6B5B7A"/>
+                <w:color w:val="3D2A4A"/>
                 <w:sz w:val="20"/>
               </w:rPr>
               <w:t>❌ 死亡回答</w:t>
@@ -7951,7 +7901,7 @@
               <w:rPr>
                 <w:rFonts w:ascii="Calibri" w:hAnsi="Calibri" w:eastAsia="微软雅黑"/>
                 <w:b/>
-                <w:color w:val="6B5B7A"/>
+                <w:color w:val="3D2A4A"/>
                 <w:sz w:val="20"/>
               </w:rPr>
               <w:t>✅ 正确说法</w:t>
@@ -7970,7 +7920,7 @@
               <w:rPr>
                 <w:rFonts w:ascii="Calibri" w:hAnsi="Calibri" w:eastAsia="微软雅黑"/>
                 <w:b w:val="0"/>
-                <w:color w:val="4A4A4A"/>
+                <w:color w:val="2B2B2B"/>
                 <w:sz w:val="20"/>
               </w:rPr>
               <w:t>为什么选联合利华？</w:t>
@@ -7987,7 +7937,7 @@
               <w:rPr>
                 <w:rFonts w:ascii="Calibri" w:hAnsi="Calibri" w:eastAsia="微软雅黑"/>
                 <w:b w:val="0"/>
-                <w:color w:val="4A4A4A"/>
+                <w:color w:val="2B2B2B"/>
                 <w:sz w:val="20"/>
               </w:rPr>
               <w:t>"大公司平台好、工资高"</w:t>
@@ -8004,7 +7954,7 @@
               <w:rPr>
                 <w:rFonts w:ascii="Calibri" w:hAnsi="Calibri" w:eastAsia="微软雅黑"/>
                 <w:b w:val="0"/>
-                <w:color w:val="4A4A4A"/>
+                <w:color w:val="2B2B2B"/>
                 <w:sz w:val="20"/>
               </w:rPr>
               <w:t>"全球快消巨头+供应链成熟+UFLP轮岗体系+数字化可持续战略"</w:t>
@@ -8023,7 +7973,7 @@
               <w:rPr>
                 <w:rFonts w:ascii="Calibri" w:hAnsi="Calibri" w:eastAsia="微软雅黑"/>
                 <w:b w:val="0"/>
-                <w:color w:val="4A4A4A"/>
+                <w:color w:val="2B2B2B"/>
                 <w:sz w:val="20"/>
               </w:rPr>
               <w:t>你有什么缺点？</w:t>
@@ -8040,7 +7990,7 @@
               <w:rPr>
                 <w:rFonts w:ascii="Calibri" w:hAnsi="Calibri" w:eastAsia="微软雅黑"/>
                 <w:b w:val="0"/>
-                <w:color w:val="4A4A4A"/>
+                <w:color w:val="2B2B2B"/>
                 <w:sz w:val="20"/>
               </w:rPr>
               <w:t>"我太追求完美了"</w:t>
@@ -8057,7 +8007,7 @@
               <w:rPr>
                 <w:rFonts w:ascii="Calibri" w:hAnsi="Calibri" w:eastAsia="微软雅黑"/>
                 <w:b w:val="0"/>
-                <w:color w:val="4A4A4A"/>
+                <w:color w:val="2B2B2B"/>
                 <w:sz w:val="20"/>
               </w:rPr>
               <w:t>"有时过度抠细节导致初期慢，正在练20/80法则保核心速度"</w:t>
@@ -8076,7 +8026,7 @@
               <w:rPr>
                 <w:rFonts w:ascii="Calibri" w:hAnsi="Calibri" w:eastAsia="微软雅黑"/>
                 <w:b w:val="0"/>
-                <w:color w:val="4A4A4A"/>
+                <w:color w:val="2B2B2B"/>
                 <w:sz w:val="20"/>
               </w:rPr>
               <w:t>没经验怎么胜任？</w:t>
@@ -8093,7 +8043,7 @@
               <w:rPr>
                 <w:rFonts w:ascii="Calibri" w:hAnsi="Calibri" w:eastAsia="微软雅黑"/>
                 <w:b w:val="0"/>
-                <w:color w:val="4A4A4A"/>
+                <w:color w:val="2B2B2B"/>
                 <w:sz w:val="20"/>
               </w:rPr>
               <w:t>"我虽然没经验但我会努力学"</w:t>
@@ -8110,7 +8060,7 @@
               <w:rPr>
                 <w:rFonts w:ascii="Calibri" w:hAnsi="Calibri" w:eastAsia="微软雅黑"/>
                 <w:b w:val="0"/>
-                <w:color w:val="4A4A4A"/>
+                <w:color w:val="2B2B2B"/>
                 <w:sz w:val="20"/>
               </w:rPr>
               <w:t>"我用X证据对应岗位三点要求，行业知识已在补"</w:t>
@@ -8129,7 +8079,7 @@
               <w:rPr>
                 <w:rFonts w:ascii="Calibri" w:hAnsi="Calibri" w:eastAsia="微软雅黑"/>
                 <w:b w:val="0"/>
-                <w:color w:val="4A4A4A"/>
+                <w:color w:val="2B2B2B"/>
                 <w:sz w:val="20"/>
               </w:rPr>
               <w:t>英文题卡壳了</w:t>
@@ -8146,7 +8096,7 @@
               <w:rPr>
                 <w:rFonts w:ascii="Calibri" w:hAnsi="Calibri" w:eastAsia="微软雅黑"/>
                 <w:b w:val="0"/>
-                <w:color w:val="4A4A4A"/>
+                <w:color w:val="2B2B2B"/>
                 <w:sz w:val="20"/>
               </w:rPr>
               <w:t>硬编长难句</w:t>
@@ -8163,7 +8113,7 @@
               <w:rPr>
                 <w:rFonts w:ascii="Calibri" w:hAnsi="Calibri" w:eastAsia="微软雅黑"/>
                 <w:b w:val="0"/>
-                <w:color w:val="4A4A4A"/>
+                <w:color w:val="2B2B2B"/>
                 <w:sz w:val="20"/>
               </w:rPr>
               <w:t>用简单短句把意思说清，流利&gt;高级</w:t>
@@ -8182,7 +8132,7 @@
               <w:rPr>
                 <w:rFonts w:ascii="Calibri" w:hAnsi="Calibri" w:eastAsia="微软雅黑"/>
                 <w:b w:val="0"/>
-                <w:color w:val="4A4A4A"/>
+                <w:color w:val="2B2B2B"/>
                 <w:sz w:val="20"/>
               </w:rPr>
               <w:t>被追问数字怎么来的</w:t>
@@ -8199,7 +8149,7 @@
               <w:rPr>
                 <w:rFonts w:ascii="Calibri" w:hAnsi="Calibri" w:eastAsia="微软雅黑"/>
                 <w:b w:val="0"/>
-                <w:color w:val="4A4A4A"/>
+                <w:color w:val="2B2B2B"/>
                 <w:sz w:val="20"/>
               </w:rPr>
               <w:t>"大概是这个数"</w:t>
@@ -8216,7 +8166,7 @@
               <w:rPr>
                 <w:rFonts w:ascii="Calibri" w:hAnsi="Calibri" w:eastAsia="微软雅黑"/>
                 <w:b w:val="0"/>
-                <w:color w:val="4A4A4A"/>
+                <w:color w:val="2B2B2B"/>
                 <w:sz w:val="20"/>
               </w:rPr>
               <w:t>"具体是我用XX方法算的，口径是XX"</w:t>
@@ -8235,7 +8185,7 @@
               <w:rPr>
                 <w:rFonts w:ascii="Calibri" w:hAnsi="Calibri" w:eastAsia="微软雅黑"/>
                 <w:b w:val="0"/>
-                <w:color w:val="4A4A4A"/>
+                <w:color w:val="2B2B2B"/>
                 <w:sz w:val="20"/>
               </w:rPr>
               <w:t>团队分歧怎么处理</w:t>
@@ -8252,7 +8202,7 @@
               <w:rPr>
                 <w:rFonts w:ascii="Calibri" w:hAnsi="Calibri" w:eastAsia="微软雅黑"/>
                 <w:b w:val="0"/>
-                <w:color w:val="4A4A4A"/>
+                <w:color w:val="2B2B2B"/>
                 <w:sz w:val="20"/>
               </w:rPr>
               <w:t>"我说服了他"</w:t>
@@ -8269,7 +8219,7 @@
               <w:rPr>
                 <w:rFonts w:ascii="Calibri" w:hAnsi="Calibri" w:eastAsia="微软雅黑"/>
                 <w:b w:val="0"/>
-                <w:color w:val="4A4A4A"/>
+                <w:color w:val="2B2B2B"/>
                 <w:sz w:val="20"/>
               </w:rPr>
               <w:t>"我用数据算了两种方案的结果，大家看完数据达成共识"</w:t>
@@ -8288,7 +8238,7 @@
               <w:rPr>
                 <w:rFonts w:ascii="Calibri" w:hAnsi="Calibri" w:eastAsia="微软雅黑"/>
                 <w:b w:val="0"/>
-                <w:color w:val="4A4A4A"/>
+                <w:color w:val="2B2B2B"/>
                 <w:sz w:val="20"/>
               </w:rPr>
               <w:t>失败经历</w:t>
@@ -8305,7 +8255,7 @@
               <w:rPr>
                 <w:rFonts w:ascii="Calibri" w:hAnsi="Calibri" w:eastAsia="微软雅黑"/>
                 <w:b w:val="0"/>
-                <w:color w:val="4A4A4A"/>
+                <w:color w:val="2B2B2B"/>
                 <w:sz w:val="20"/>
               </w:rPr>
               <w:t>"我没有失败过"</w:t>
@@ -8322,7 +8272,7 @@
               <w:rPr>
                 <w:rFonts w:ascii="Calibri" w:hAnsi="Calibri" w:eastAsia="微软雅黑"/>
                 <w:b w:val="0"/>
-                <w:color w:val="4A4A4A"/>
+                <w:color w:val="2B2B2B"/>
                 <w:sz w:val="20"/>
               </w:rPr>
               <w:t>"大一办活动漏了电池，提炼出两遍核对法，后来零差错"</w:t>
@@ -8341,9 +8291,9 @@
       <w:r>
         <w:rPr>
           <w:rFonts w:ascii="Calibri" w:hAnsi="Calibri" w:eastAsia="微软雅黑"/>
-          <w:b w:val="0"/>
-          <w:color w:val="A88B9A"/>
-          <w:sz w:val="30"/>
+          <w:b/>
+          <w:color w:val="2B4F6B"/>
+          <w:sz w:val="29"/>
         </w:rPr>
         <w:t>绝对不能暴露的雷区</w:t>
       </w:r>
@@ -8357,7 +8307,7 @@
         <w:rPr>
           <w:rFonts w:ascii="Calibri" w:hAnsi="Calibri" w:eastAsia="微软雅黑"/>
           <w:b w:val="0"/>
-          <w:color w:val="4A4A4A"/>
+          <w:color w:val="2B2B2B"/>
           <w:sz w:val="22"/>
         </w:rPr>
         <w:t>• ❌ 说"我不知道，随便"</w:t>
@@ -8372,7 +8322,7 @@
         <w:rPr>
           <w:rFonts w:ascii="Calibri" w:hAnsi="Calibri" w:eastAsia="微软雅黑"/>
           <w:b w:val="0"/>
-          <w:color w:val="4A4A4A"/>
+          <w:color w:val="2B2B2B"/>
           <w:sz w:val="22"/>
         </w:rPr>
         <w:t>• ❌ 把课程项目说成"主导大项目"</w:t>
@@ -8387,7 +8337,7 @@
         <w:rPr>
           <w:rFonts w:ascii="Calibri" w:hAnsi="Calibri" w:eastAsia="微软雅黑"/>
           <w:b w:val="0"/>
-          <w:color w:val="4A4A4A"/>
+          <w:color w:val="2B2B2B"/>
           <w:sz w:val="22"/>
         </w:rPr>
         <w:t>• ❌ 抱怨学校/前经历/地域</w:t>
@@ -8402,7 +8352,7 @@
         <w:rPr>
           <w:rFonts w:ascii="Calibri" w:hAnsi="Calibri" w:eastAsia="微软雅黑"/>
           <w:b w:val="0"/>
-          <w:color w:val="4A4A4A"/>
+          <w:color w:val="2B2B2B"/>
           <w:sz w:val="22"/>
         </w:rPr>
         <w:t>• ❌ 提薪资/加班（这是终面再问的）</w:t>
@@ -8417,7 +8367,7 @@
         <w:rPr>
           <w:rFonts w:ascii="Calibri" w:hAnsi="Calibri" w:eastAsia="微软雅黑"/>
           <w:b w:val="0"/>
-          <w:color w:val="4A4A4A"/>
+          <w:color w:val="2B2B2B"/>
           <w:sz w:val="22"/>
         </w:rPr>
         <w:t>• ❌ 过度承诺"我能接受任何城市任何强度"</w:t>
@@ -8432,7 +8382,7 @@
         <w:rPr>
           <w:rFonts w:ascii="Calibri" w:hAnsi="Calibri" w:eastAsia="微软雅黑"/>
           <w:b w:val="0"/>
-          <w:color w:val="4A4A4A"/>
+          <w:color w:val="2B2B2B"/>
           <w:sz w:val="22"/>
         </w:rPr>
         <w:t>• ❌ 英文题卡壳时沉默，硬撑不如说"Could you repeat?"</w:t>
@@ -8448,8 +8398,8 @@
         <w:rPr>
           <w:rFonts w:ascii="Calibri" w:hAnsi="Calibri" w:eastAsia="微软雅黑"/>
           <w:b/>
-          <w:color w:val="6B5B7A"/>
-          <w:sz w:val="32"/>
+          <w:color w:val="3D2A4A"/>
+          <w:sz w:val="36"/>
         </w:rPr>
         <w:t>七、48小时冲刺 + 7天模拟计划</w:t>
       </w:r>
@@ -8463,9 +8413,9 @@
       <w:r>
         <w:rPr>
           <w:rFonts w:ascii="Calibri" w:hAnsi="Calibri" w:eastAsia="微软雅黑"/>
-          <w:b w:val="0"/>
-          <w:color w:val="A88B9A"/>
-          <w:sz w:val="30"/>
+          <w:b/>
+          <w:color w:val="2B4F6B"/>
+          <w:sz w:val="29"/>
         </w:rPr>
         <w:t>录制前48小时</w:t>
       </w:r>
@@ -8479,7 +8429,7 @@
         <w:rPr>
           <w:rFonts w:ascii="Calibri" w:hAnsi="Calibri" w:eastAsia="微软雅黑"/>
           <w:b w:val="0"/>
-          <w:color w:val="4A4A4A"/>
+          <w:color w:val="2B2B2B"/>
           <w:sz w:val="22"/>
         </w:rPr>
         <w:t>• [ ] 把6个核心故事的STAR骨架背熟，做到看到题16秒内能选故事</w:t>
@@ -8494,7 +8444,7 @@
         <w:rPr>
           <w:rFonts w:ascii="Calibri" w:hAnsi="Calibri" w:eastAsia="微软雅黑"/>
           <w:b w:val="0"/>
-          <w:color w:val="4A4A4A"/>
+          <w:color w:val="2B2B2B"/>
           <w:sz w:val="22"/>
         </w:rPr>
         <w:t>• [ ] 英文逐字稿写定+脱稿练3遍</w:t>
@@ -8509,7 +8459,7 @@
         <w:rPr>
           <w:rFonts w:ascii="Calibri" w:hAnsi="Calibri" w:eastAsia="微软雅黑"/>
           <w:b w:val="0"/>
-          <w:color w:val="4A4A4A"/>
+          <w:color w:val="2B2B2B"/>
           <w:sz w:val="22"/>
         </w:rPr>
         <w:t>• [ ] 每个故事准备好2个追问方向的回答</w:t>
@@ -8524,7 +8474,7 @@
         <w:rPr>
           <w:rFonts w:ascii="Calibri" w:hAnsi="Calibri" w:eastAsia="微软雅黑"/>
           <w:b w:val="0"/>
-          <w:color w:val="4A4A4A"/>
+          <w:color w:val="2B2B2B"/>
           <w:sz w:val="22"/>
         </w:rPr>
         <w:t>• [ ] 设备环境按要求布置，自录1段回看改</w:t>
@@ -8539,7 +8489,7 @@
         <w:rPr>
           <w:rFonts w:ascii="Calibri" w:hAnsi="Calibri" w:eastAsia="微软雅黑"/>
           <w:b w:val="0"/>
-          <w:color w:val="4A4A4A"/>
+          <w:color w:val="2B2B2B"/>
           <w:sz w:val="22"/>
         </w:rPr>
         <w:t>• [ ] 关键词卡片打印好放镜头旁</w:t>
@@ -8554,9 +8504,9 @@
       <w:r>
         <w:rPr>
           <w:rFonts w:ascii="Calibri" w:hAnsi="Calibri" w:eastAsia="微软雅黑"/>
-          <w:b w:val="0"/>
-          <w:color w:val="A88B9A"/>
-          <w:sz w:val="30"/>
+          <w:b/>
+          <w:color w:val="2B4F6B"/>
+          <w:sz w:val="29"/>
         </w:rPr>
         <w:t>7天计划</w:t>
       </w:r>
@@ -8570,7 +8520,7 @@
         <w:rPr>
           <w:rFonts w:ascii="Calibri" w:hAnsi="Calibri" w:eastAsia="微软雅黑"/>
           <w:b w:val="0"/>
-          <w:color w:val="4A4A4A"/>
+          <w:color w:val="2B2B2B"/>
           <w:sz w:val="22"/>
         </w:rPr>
         <w:t xml:space="preserve">• </w:t>
@@ -8579,7 +8529,7 @@
         <w:rPr>
           <w:rFonts w:ascii="Calibri" w:hAnsi="Calibri" w:eastAsia="微软雅黑"/>
           <w:b/>
-          <w:color w:val="4A4A4A"/>
+          <w:color w:val="2B2B2B"/>
           <w:sz w:val="22"/>
         </w:rPr>
         <w:t>Day1-2</w:t>
@@ -8588,7 +8538,7 @@
         <w:rPr>
           <w:rFonts w:ascii="Calibri" w:hAnsi="Calibri" w:eastAsia="微软雅黑"/>
           <w:b w:val="0"/>
-          <w:color w:val="4A4A4A"/>
+          <w:color w:val="2B2B2B"/>
           <w:sz w:val="22"/>
         </w:rPr>
         <w:t>：写所有7大类题型的回答骨架，每类对应一个核心故事</w:t>
@@ -8603,7 +8553,7 @@
         <w:rPr>
           <w:rFonts w:ascii="Calibri" w:hAnsi="Calibri" w:eastAsia="微软雅黑"/>
           <w:b w:val="0"/>
-          <w:color w:val="4A4A4A"/>
+          <w:color w:val="2B2B2B"/>
           <w:sz w:val="22"/>
         </w:rPr>
         <w:t xml:space="preserve">• </w:t>
@@ -8612,7 +8562,7 @@
         <w:rPr>
           <w:rFonts w:ascii="Calibri" w:hAnsi="Calibri" w:eastAsia="微软雅黑"/>
           <w:b/>
-          <w:color w:val="4A4A4A"/>
+          <w:color w:val="2B2B2B"/>
           <w:sz w:val="22"/>
         </w:rPr>
         <w:t>Day3</w:t>
@@ -8621,7 +8571,7 @@
         <w:rPr>
           <w:rFonts w:ascii="Calibri" w:hAnsi="Calibri" w:eastAsia="微软雅黑"/>
           <w:b w:val="0"/>
-          <w:color w:val="4A4A4A"/>
+          <w:color w:val="2B2B2B"/>
           <w:sz w:val="22"/>
         </w:rPr>
         <w:t>：英文逐字稿+录音纠音</w:t>
@@ -8636,7 +8586,7 @@
         <w:rPr>
           <w:rFonts w:ascii="Calibri" w:hAnsi="Calibri" w:eastAsia="微软雅黑"/>
           <w:b w:val="0"/>
-          <w:color w:val="4A4A4A"/>
+          <w:color w:val="2B2B2B"/>
           <w:sz w:val="22"/>
         </w:rPr>
         <w:t xml:space="preserve">• </w:t>
@@ -8645,7 +8595,7 @@
         <w:rPr>
           <w:rFonts w:ascii="Calibri" w:hAnsi="Calibri" w:eastAsia="微软雅黑"/>
           <w:b/>
-          <w:color w:val="4A4A4A"/>
+          <w:color w:val="2B2B2B"/>
           <w:sz w:val="22"/>
         </w:rPr>
         <w:t>Day4-5</w:t>
@@ -8654,7 +8604,7 @@
         <w:rPr>
           <w:rFonts w:ascii="Calibri" w:hAnsi="Calibri" w:eastAsia="微软雅黑"/>
           <w:b w:val="0"/>
-          <w:color w:val="4A4A4A"/>
+          <w:color w:val="2B2B2B"/>
           <w:sz w:val="22"/>
         </w:rPr>
         <w:t>：对着镜头模拟录每题1遍，回看挑"填充词/眼神/超时"</w:t>
@@ -8669,7 +8619,7 @@
         <w:rPr>
           <w:rFonts w:ascii="Calibri" w:hAnsi="Calibri" w:eastAsia="微软雅黑"/>
           <w:b w:val="0"/>
-          <w:color w:val="4A4A4A"/>
+          <w:color w:val="2B2B2B"/>
           <w:sz w:val="22"/>
         </w:rPr>
         <w:t xml:space="preserve">• </w:t>
@@ -8678,7 +8628,7 @@
         <w:rPr>
           <w:rFonts w:ascii="Calibri" w:hAnsi="Calibri" w:eastAsia="微软雅黑"/>
           <w:b/>
-          <w:color w:val="4A4A4A"/>
+          <w:color w:val="2B2B2B"/>
           <w:sz w:val="22"/>
         </w:rPr>
         <w:t>Day6</w:t>
@@ -8687,7 +8637,7 @@
         <w:rPr>
           <w:rFonts w:ascii="Calibri" w:hAnsi="Calibri" w:eastAsia="微软雅黑"/>
           <w:b w:val="0"/>
-          <w:color w:val="4A4A4A"/>
+          <w:color w:val="2B2B2B"/>
           <w:sz w:val="22"/>
         </w:rPr>
         <w:t>：重录薄弱题，计时练3分钟</w:t>
@@ -8702,7 +8652,7 @@
         <w:rPr>
           <w:rFonts w:ascii="Calibri" w:hAnsi="Calibri" w:eastAsia="微软雅黑"/>
           <w:b w:val="0"/>
-          <w:color w:val="4A4A4A"/>
+          <w:color w:val="2B2B2B"/>
           <w:sz w:val="22"/>
         </w:rPr>
         <w:t xml:space="preserve">• </w:t>
@@ -8711,7 +8661,7 @@
         <w:rPr>
           <w:rFonts w:ascii="Calibri" w:hAnsi="Calibri" w:eastAsia="微软雅黑"/>
           <w:b/>
-          <w:color w:val="4A4A4A"/>
+          <w:color w:val="2B2B2B"/>
           <w:sz w:val="22"/>
         </w:rPr>
         <w:t>Day7</w:t>
@@ -8720,7 +8670,7 @@
         <w:rPr>
           <w:rFonts w:ascii="Calibri" w:hAnsi="Calibri" w:eastAsia="微软雅黑"/>
           <w:b w:val="0"/>
-          <w:color w:val="4A4A4A"/>
+          <w:color w:val="2B2B2B"/>
           <w:sz w:val="22"/>
         </w:rPr>
         <w:t>：全套模拟1次（6中文+1英文+每道题2次追问），早睡</w:t>
@@ -8734,7 +8684,7 @@
         <w:rPr>
           <w:rFonts w:ascii="Calibri" w:hAnsi="Calibri" w:eastAsia="微软雅黑"/>
           <w:b w:val="0"/>
-          <w:color w:val="4A4A4A"/>
+          <w:color w:val="2B2B2B"/>
           <w:sz w:val="22"/>
         </w:rPr>
         <w:t>⚠️ 真实性说明：所有回答预案基于真实简历经历，未编造数据。银行数据分析项目为纯EDA（探索性数据分析），非风控建模，本资料正文未使用该项目作为主故事。</w:t>
@@ -9180,8 +9130,8 @@
       <w:rFonts w:asciiTheme="majorHAnsi" w:eastAsiaTheme="majorEastAsia" w:hAnsiTheme="majorHAnsi" w:cstheme="majorBidi" w:ascii="Calibri" w:hAnsi="Calibri" w:eastAsia="微软雅黑"/>
       <w:b w:val="0"/>
       <w:bCs/>
-      <w:color w:val="6B5B7A"/>
-      <w:sz w:val="38"/>
+      <w:color w:val="3D2A4A"/>
+      <w:sz w:val="36"/>
       <w:szCs w:val="28"/>
     </w:rPr>
   </w:style>
@@ -9204,8 +9154,8 @@
       <w:rFonts w:asciiTheme="majorHAnsi" w:eastAsiaTheme="majorEastAsia" w:hAnsiTheme="majorHAnsi" w:cstheme="majorBidi" w:ascii="Calibri" w:hAnsi="Calibri" w:eastAsia="微软雅黑"/>
       <w:b w:val="0"/>
       <w:bCs/>
-      <w:color w:val="A88B9A"/>
-      <w:sz w:val="30"/>
+      <w:color w:val="2B4F6B"/>
+      <w:sz w:val="29"/>
       <w:szCs w:val="26"/>
     </w:rPr>
   </w:style>
@@ -9228,7 +9178,7 @@
       <w:rFonts w:asciiTheme="majorHAnsi" w:eastAsiaTheme="majorEastAsia" w:hAnsiTheme="majorHAnsi" w:cstheme="majorBidi" w:ascii="Calibri" w:hAnsi="Calibri" w:eastAsia="微软雅黑"/>
       <w:b w:val="0"/>
       <w:bCs/>
-      <w:color w:val="D4A89A"/>
+      <w:color w:val="A8574F"/>
       <w:sz w:val="25"/>
     </w:rPr>
   </w:style>
@@ -9418,8 +9368,8 @@
       <w:rFonts w:asciiTheme="majorHAnsi" w:eastAsiaTheme="majorEastAsia" w:hAnsiTheme="majorHAnsi" w:cstheme="majorBidi" w:ascii="Calibri" w:hAnsi="Calibri" w:eastAsia="微软雅黑"/>
       <w:b w:val="0"/>
       <w:bCs/>
-      <w:color w:val="6B5B7A"/>
-      <w:sz w:val="38"/>
+      <w:color w:val="3D2A4A"/>
+      <w:sz w:val="36"/>
       <w:szCs w:val="28"/>
     </w:rPr>
   </w:style>
@@ -9433,8 +9383,8 @@
       <w:rFonts w:asciiTheme="majorHAnsi" w:eastAsiaTheme="majorEastAsia" w:hAnsiTheme="majorHAnsi" w:cstheme="majorBidi" w:ascii="Calibri" w:hAnsi="Calibri" w:eastAsia="微软雅黑"/>
       <w:b w:val="0"/>
       <w:bCs/>
-      <w:color w:val="A88B9A"/>
-      <w:sz w:val="30"/>
+      <w:color w:val="2B4F6B"/>
+      <w:sz w:val="29"/>
       <w:szCs w:val="26"/>
     </w:rPr>
   </w:style>
@@ -9448,7 +9398,7 @@
       <w:rFonts w:asciiTheme="majorHAnsi" w:eastAsiaTheme="majorEastAsia" w:hAnsiTheme="majorHAnsi" w:cstheme="majorBidi" w:ascii="Calibri" w:hAnsi="Calibri" w:eastAsia="微软雅黑"/>
       <w:b w:val="0"/>
       <w:bCs/>
-      <w:color w:val="D4A89A"/>
+      <w:color w:val="A8574F"/>
       <w:sz w:val="25"/>
     </w:rPr>
   </w:style>
